--- a/docs/code-reference-docx/main.cjs.docx
+++ b/docs/code-reference-docx/main.cjs.docx
@@ -3804,386 +3804,37 @@
         <w:pStyle w:val="Heading3"/>
       </w:pPr>
       <w:r>
-        <w:t>dispatchBuilderMenuAction - lines 61-68</w:t>
+        <w:t>dispatchBuilderMenuAction (main.cjs, lines 61-68)</w:t>
       </w:r>
     </w:p>
-    <w:tbl>
-      <w:tblPr>
-        <w:tblW w:type="auto" w:w="0"/>
-        <w:jc w:val="center"/>
-        <w:tblLayout w:type="fixed"/>
-        <w:tblLook w:firstColumn="1" w:firstRow="1" w:lastColumn="0" w:lastRow="0" w:noHBand="0" w:noVBand="1" w:val="04A0"/>
-      </w:tblPr>
-      <w:tblGrid>
-        <w:gridCol w:w="2232"/>
-        <w:gridCol w:w="7128"/>
-      </w:tblGrid>
-      <w:tr>
-        <w:tc>
-          <w:tcPr>
-            <w:tcW w:type="dxa" w:w="5184"/>
-            <w:vAlign w:val="center"/>
-            <w:shd w:fill="E8EEF5"/>
-          </w:tcPr>
-          <w:p>
-            <w:r/>
-            <w:r>
-              <w:rPr>
-                <w:rFonts w:ascii="Calibri" w:hAnsi="Calibri"/>
-                <w:b/>
-                <w:sz w:val="18"/>
-              </w:rPr>
-              <w:t>Item</w:t>
-            </w:r>
-          </w:p>
-        </w:tc>
-        <w:tc>
-          <w:tcPr>
-            <w:tcW w:type="dxa" w:w="5184"/>
-            <w:vAlign w:val="center"/>
-            <w:shd w:fill="E8EEF5"/>
-          </w:tcPr>
-          <w:p>
-            <w:r/>
-            <w:r>
-              <w:rPr>
-                <w:rFonts w:ascii="Calibri" w:hAnsi="Calibri"/>
-                <w:b/>
-                <w:sz w:val="18"/>
-              </w:rPr>
-              <w:t>Explanation</w:t>
-            </w:r>
-          </w:p>
-        </w:tc>
-      </w:tr>
-      <w:tr>
-        <w:tc>
-          <w:tcPr>
-            <w:tcW w:type="dxa" w:w="2232"/>
-            <w:vAlign w:val="center"/>
-          </w:tcPr>
-          <w:p>
-            <w:r/>
-            <w:r>
-              <w:rPr>
-                <w:rFonts w:ascii="Calibri" w:hAnsi="Calibri"/>
-                <w:b/>
-                <w:sz w:val="18"/>
-              </w:rPr>
-              <w:t>Source location</w:t>
-            </w:r>
-          </w:p>
-        </w:tc>
-        <w:tc>
-          <w:tcPr>
-            <w:tcW w:type="dxa" w:w="7128"/>
-            <w:vAlign w:val="center"/>
-          </w:tcPr>
-          <w:p>
-            <w:r/>
-            <w:r>
-              <w:rPr>
-                <w:rFonts w:ascii="Calibri" w:hAnsi="Calibri"/>
-                <w:b w:val="0"/>
-                <w:sz w:val="18"/>
-              </w:rPr>
-              <w:t>Lines 61-68 (8 source lines).</w:t>
-            </w:r>
-          </w:p>
-        </w:tc>
-      </w:tr>
-      <w:tr>
-        <w:tc>
-          <w:tcPr>
-            <w:tcW w:type="dxa" w:w="2232"/>
-            <w:vAlign w:val="center"/>
-          </w:tcPr>
-          <w:p>
-            <w:r/>
-            <w:r>
-              <w:rPr>
-                <w:rFonts w:ascii="Calibri" w:hAnsi="Calibri"/>
-                <w:b/>
-                <w:sz w:val="18"/>
-              </w:rPr>
-              <w:t>Purpose</w:t>
-            </w:r>
-          </w:p>
-        </w:tc>
-        <w:tc>
-          <w:tcPr>
-            <w:tcW w:type="dxa" w:w="7128"/>
-            <w:vAlign w:val="center"/>
-          </w:tcPr>
-          <w:p>
-            <w:r/>
-            <w:r>
-              <w:rPr>
-                <w:rFonts w:ascii="Calibri" w:hAnsi="Calibri"/>
-                <w:b w:val="0"/>
-                <w:sz w:val="18"/>
-              </w:rPr>
-              <w:t>Part of Electron desktop startup, window control, workspace setup, menu behavior, or update handoff.</w:t>
-            </w:r>
-          </w:p>
-        </w:tc>
-      </w:tr>
-      <w:tr>
-        <w:tc>
-          <w:tcPr>
-            <w:tcW w:type="dxa" w:w="2232"/>
-            <w:vAlign w:val="center"/>
-          </w:tcPr>
-          <w:p>
-            <w:r/>
-            <w:r>
-              <w:rPr>
-                <w:rFonts w:ascii="Calibri" w:hAnsi="Calibri"/>
-                <w:b/>
-                <w:sz w:val="18"/>
-              </w:rPr>
-              <w:t>Declaration</w:t>
-            </w:r>
-          </w:p>
-        </w:tc>
-        <w:tc>
-          <w:tcPr>
-            <w:tcW w:type="dxa" w:w="7128"/>
-            <w:vAlign w:val="center"/>
-          </w:tcPr>
-          <w:p>
-            <w:r/>
-            <w:r>
-              <w:rPr>
-                <w:rFonts w:ascii="Calibri" w:hAnsi="Calibri"/>
-                <w:b w:val="0"/>
-                <w:sz w:val="18"/>
-              </w:rPr>
-              <w:t>function dispatchBuilderMenuAction(action) {</w:t>
-            </w:r>
-          </w:p>
-        </w:tc>
-      </w:tr>
-      <w:tr>
-        <w:tc>
-          <w:tcPr>
-            <w:tcW w:type="dxa" w:w="2232"/>
-            <w:vAlign w:val="center"/>
-          </w:tcPr>
-          <w:p>
-            <w:r/>
-            <w:r>
-              <w:rPr>
-                <w:rFonts w:ascii="Calibri" w:hAnsi="Calibri"/>
-                <w:b/>
-                <w:sz w:val="18"/>
-              </w:rPr>
-              <w:t>Touches</w:t>
-            </w:r>
-          </w:p>
-        </w:tc>
-        <w:tc>
-          <w:tcPr>
-            <w:tcW w:type="dxa" w:w="7128"/>
-            <w:vAlign w:val="center"/>
-          </w:tcPr>
-          <w:p>
-            <w:r/>
-            <w:r>
-              <w:rPr>
-                <w:rFonts w:ascii="Calibri" w:hAnsi="Calibri"/>
-                <w:b w:val="0"/>
-                <w:sz w:val="18"/>
-              </w:rPr>
-              <w:t>filesystem</w:t>
-            </w:r>
-          </w:p>
-        </w:tc>
-      </w:tr>
-      <w:tr>
-        <w:tc>
-          <w:tcPr>
-            <w:tcW w:type="dxa" w:w="2232"/>
-            <w:vAlign w:val="center"/>
-          </w:tcPr>
-          <w:p>
-            <w:r/>
-            <w:r>
-              <w:rPr>
-                <w:rFonts w:ascii="Calibri" w:hAnsi="Calibri"/>
-                <w:b/>
-                <w:sz w:val="18"/>
-              </w:rPr>
-              <w:t>Calls detected</w:t>
-            </w:r>
-          </w:p>
-        </w:tc>
-        <w:tc>
-          <w:tcPr>
-            <w:tcW w:type="dxa" w:w="7128"/>
-            <w:vAlign w:val="center"/>
-          </w:tcPr>
-          <w:p>
-            <w:r/>
-            <w:r>
-              <w:rPr>
-                <w:rFonts w:ascii="Calibri" w:hAnsi="Calibri"/>
-                <w:b w:val="0"/>
-                <w:sz w:val="18"/>
-              </w:rPr>
-              <w:t>isDestroyed, stringify, executeJavaScript, dispatchEvent, CustomEvent</w:t>
-            </w:r>
-          </w:p>
-        </w:tc>
-      </w:tr>
-      <w:tr>
-        <w:tc>
-          <w:tcPr>
-            <w:tcW w:type="dxa" w:w="2232"/>
-            <w:vAlign w:val="center"/>
-          </w:tcPr>
-          <w:p>
-            <w:r/>
-            <w:r>
-              <w:rPr>
-                <w:rFonts w:ascii="Calibri" w:hAnsi="Calibri"/>
-                <w:b/>
-                <w:sz w:val="18"/>
-              </w:rPr>
-              <w:t>API endpoints</w:t>
-            </w:r>
-          </w:p>
-        </w:tc>
-        <w:tc>
-          <w:tcPr>
-            <w:tcW w:type="dxa" w:w="7128"/>
-            <w:vAlign w:val="center"/>
-          </w:tcPr>
-          <w:p>
-            <w:r/>
-            <w:r>
-              <w:rPr>
-                <w:rFonts w:ascii="Calibri" w:hAnsi="Calibri"/>
-                <w:b w:val="0"/>
-                <w:sz w:val="18"/>
-              </w:rPr>
-              <w:t>None detected inside this function body.</w:t>
-            </w:r>
-          </w:p>
-        </w:tc>
-      </w:tr>
-      <w:tr>
-        <w:tc>
-          <w:tcPr>
-            <w:tcW w:type="dxa" w:w="2232"/>
-            <w:vAlign w:val="center"/>
-          </w:tcPr>
-          <w:p>
-            <w:r/>
-            <w:r>
-              <w:rPr>
-                <w:rFonts w:ascii="Calibri" w:hAnsi="Calibri"/>
-                <w:b/>
-                <w:sz w:val="18"/>
-              </w:rPr>
-              <w:t>Storage keys</w:t>
-            </w:r>
-          </w:p>
-        </w:tc>
-        <w:tc>
-          <w:tcPr>
-            <w:tcW w:type="dxa" w:w="7128"/>
-            <w:vAlign w:val="center"/>
-          </w:tcPr>
-          <w:p>
-            <w:r/>
-            <w:r>
-              <w:rPr>
-                <w:rFonts w:ascii="Calibri" w:hAnsi="Calibri"/>
-                <w:b w:val="0"/>
-                <w:sz w:val="18"/>
-              </w:rPr>
-              <w:t>No local/session storage keys detected.</w:t>
-            </w:r>
-          </w:p>
-        </w:tc>
-      </w:tr>
-      <w:tr>
-        <w:tc>
-          <w:tcPr>
-            <w:tcW w:type="dxa" w:w="2232"/>
-            <w:vAlign w:val="center"/>
-          </w:tcPr>
-          <w:p>
-            <w:r/>
-            <w:r>
-              <w:rPr>
-                <w:rFonts w:ascii="Calibri" w:hAnsi="Calibri"/>
-                <w:b/>
-                <w:sz w:val="18"/>
-              </w:rPr>
-              <w:t>Async/return clues</w:t>
-            </w:r>
-          </w:p>
-        </w:tc>
-        <w:tc>
-          <w:tcPr>
-            <w:tcW w:type="dxa" w:w="7128"/>
-            <w:vAlign w:val="center"/>
-          </w:tcPr>
-          <w:p>
-            <w:r/>
-            <w:r>
-              <w:rPr>
-                <w:rFonts w:ascii="Calibri" w:hAnsi="Calibri"/>
-                <w:b w:val="0"/>
-                <w:sz w:val="18"/>
-              </w:rPr>
-              <w:t>0 await expression(s), 1 return statement(s).</w:t>
-            </w:r>
-          </w:p>
-        </w:tc>
-      </w:tr>
-      <w:tr>
-        <w:tc>
-          <w:tcPr>
-            <w:tcW w:type="dxa" w:w="2232"/>
-            <w:vAlign w:val="center"/>
-          </w:tcPr>
-          <w:p>
-            <w:r/>
-            <w:r>
-              <w:rPr>
-                <w:rFonts w:ascii="Calibri" w:hAnsi="Calibri"/>
-                <w:b/>
-                <w:sz w:val="18"/>
-              </w:rPr>
-              <w:t>Debug approach</w:t>
-            </w:r>
-          </w:p>
-        </w:tc>
-        <w:tc>
-          <w:tcPr>
-            <w:tcW w:type="dxa" w:w="7128"/>
-            <w:vAlign w:val="center"/>
-          </w:tcPr>
-          <w:p>
-            <w:r/>
-            <w:r>
-              <w:rPr>
-                <w:rFonts w:ascii="Calibri" w:hAnsi="Calibri"/>
-                <w:b w:val="0"/>
-                <w:sz w:val="18"/>
-              </w:rPr>
-              <w:t>Trigger the user action that reaches this function, inspect inputs/state before the function, then inspect the returned value, DOM update, file write, process output, or API response after it runs.</w:t>
-            </w:r>
-          </w:p>
-        </w:tc>
-      </w:tr>
-    </w:tbl>
     <w:p>
       <w:r>
-        <w:t>Source excerpt:</w:t>
+        <w:t>dispatchBuilderMenuAction part of electron desktop startup, window control, workspace setup, menu behavior, or update handoff. In this file, it appears around lines 61-68 and is part of the repository root. usually an entry file, app config, public website file, package manifest, or top-level documentation.</w:t>
+      </w:r>
+    </w:p>
+    <w:p>
+      <w:r>
+        <w:t>This function is needed so main.cjs can keep that responsibility in one named place instead of scattering it through unrelated event handlers or route code.</w:t>
+      </w:r>
+    </w:p>
+    <w:p>
+      <w:r>
+        <w:t>It calls or references isDestroyed, stringify, executeJavaScript, dispatchEvent, and CustomEvent. Endpoint references found inside it are no direct /api endpoint strings detected. Browser storage keys found inside it are no local/session storage keys detected.</w:t>
+      </w:r>
+    </w:p>
+    <w:p>
+      <w:r>
+        <w:t>It has 1 return statement(s). The most important visible returns are: line 62: if (!mainWindow || mainWindow.isDestroyed()) return;.</w:t>
+      </w:r>
+    </w:p>
+    <w:p>
+      <w:r>
+        <w:t>Important local values include payload at line 63. These variables show what the function is assembling, checking, or handing to another layer.</w:t>
+      </w:r>
+    </w:p>
+    <w:p>
+      <w:r>
+        <w:t>Relevant source excerpt:</w:t>
       </w:r>
     </w:p>
     <w:p>
@@ -4216,386 +3867,37 @@
         <w:pStyle w:val="Heading3"/>
       </w:pPr>
       <w:r>
-        <w:t>quitForBuilderUpdate - lines 70-92</w:t>
+        <w:t>quitForBuilderUpdate (main.cjs, lines 70-92)</w:t>
       </w:r>
     </w:p>
-    <w:tbl>
-      <w:tblPr>
-        <w:tblW w:type="auto" w:w="0"/>
-        <w:jc w:val="center"/>
-        <w:tblLayout w:type="fixed"/>
-        <w:tblLook w:firstColumn="1" w:firstRow="1" w:lastColumn="0" w:lastRow="0" w:noHBand="0" w:noVBand="1" w:val="04A0"/>
-      </w:tblPr>
-      <w:tblGrid>
-        <w:gridCol w:w="2232"/>
-        <w:gridCol w:w="7128"/>
-      </w:tblGrid>
-      <w:tr>
-        <w:tc>
-          <w:tcPr>
-            <w:tcW w:type="dxa" w:w="5184"/>
-            <w:vAlign w:val="center"/>
-            <w:shd w:fill="E8EEF5"/>
-          </w:tcPr>
-          <w:p>
-            <w:r/>
-            <w:r>
-              <w:rPr>
-                <w:rFonts w:ascii="Calibri" w:hAnsi="Calibri"/>
-                <w:b/>
-                <w:sz w:val="18"/>
-              </w:rPr>
-              <w:t>Item</w:t>
-            </w:r>
-          </w:p>
-        </w:tc>
-        <w:tc>
-          <w:tcPr>
-            <w:tcW w:type="dxa" w:w="5184"/>
-            <w:vAlign w:val="center"/>
-            <w:shd w:fill="E8EEF5"/>
-          </w:tcPr>
-          <w:p>
-            <w:r/>
-            <w:r>
-              <w:rPr>
-                <w:rFonts w:ascii="Calibri" w:hAnsi="Calibri"/>
-                <w:b/>
-                <w:sz w:val="18"/>
-              </w:rPr>
-              <w:t>Explanation</w:t>
-            </w:r>
-          </w:p>
-        </w:tc>
-      </w:tr>
-      <w:tr>
-        <w:tc>
-          <w:tcPr>
-            <w:tcW w:type="dxa" w:w="2232"/>
-            <w:vAlign w:val="center"/>
-          </w:tcPr>
-          <w:p>
-            <w:r/>
-            <w:r>
-              <w:rPr>
-                <w:rFonts w:ascii="Calibri" w:hAnsi="Calibri"/>
-                <w:b/>
-                <w:sz w:val="18"/>
-              </w:rPr>
-              <w:t>Source location</w:t>
-            </w:r>
-          </w:p>
-        </w:tc>
-        <w:tc>
-          <w:tcPr>
-            <w:tcW w:type="dxa" w:w="7128"/>
-            <w:vAlign w:val="center"/>
-          </w:tcPr>
-          <w:p>
-            <w:r/>
-            <w:r>
-              <w:rPr>
-                <w:rFonts w:ascii="Calibri" w:hAnsi="Calibri"/>
-                <w:b w:val="0"/>
-                <w:sz w:val="18"/>
-              </w:rPr>
-              <w:t>Lines 70-92 (23 source lines).</w:t>
-            </w:r>
-          </w:p>
-        </w:tc>
-      </w:tr>
-      <w:tr>
-        <w:tc>
-          <w:tcPr>
-            <w:tcW w:type="dxa" w:w="2232"/>
-            <w:vAlign w:val="center"/>
-          </w:tcPr>
-          <w:p>
-            <w:r/>
-            <w:r>
-              <w:rPr>
-                <w:rFonts w:ascii="Calibri" w:hAnsi="Calibri"/>
-                <w:b/>
-                <w:sz w:val="18"/>
-              </w:rPr>
-              <w:t>Purpose</w:t>
-            </w:r>
-          </w:p>
-        </w:tc>
-        <w:tc>
-          <w:tcPr>
-            <w:tcW w:type="dxa" w:w="7128"/>
-            <w:vAlign w:val="center"/>
-          </w:tcPr>
-          <w:p>
-            <w:r/>
-            <w:r>
-              <w:rPr>
-                <w:rFonts w:ascii="Calibri" w:hAnsi="Calibri"/>
-                <w:b w:val="0"/>
-                <w:sz w:val="18"/>
-              </w:rPr>
-              <w:t>Part of Electron desktop startup, window control, workspace setup, menu behavior, or update handoff.</w:t>
-            </w:r>
-          </w:p>
-        </w:tc>
-      </w:tr>
-      <w:tr>
-        <w:tc>
-          <w:tcPr>
-            <w:tcW w:type="dxa" w:w="2232"/>
-            <w:vAlign w:val="center"/>
-          </w:tcPr>
-          <w:p>
-            <w:r/>
-            <w:r>
-              <w:rPr>
-                <w:rFonts w:ascii="Calibri" w:hAnsi="Calibri"/>
-                <w:b/>
-                <w:sz w:val="18"/>
-              </w:rPr>
-              <w:t>Declaration</w:t>
-            </w:r>
-          </w:p>
-        </w:tc>
-        <w:tc>
-          <w:tcPr>
-            <w:tcW w:type="dxa" w:w="7128"/>
-            <w:vAlign w:val="center"/>
-          </w:tcPr>
-          <w:p>
-            <w:r/>
-            <w:r>
-              <w:rPr>
-                <w:rFonts w:ascii="Calibri" w:hAnsi="Calibri"/>
-                <w:b w:val="0"/>
-                <w:sz w:val="18"/>
-              </w:rPr>
-              <w:t>function quitForBuilderUpdate() {</w:t>
-            </w:r>
-          </w:p>
-        </w:tc>
-      </w:tr>
-      <w:tr>
-        <w:tc>
-          <w:tcPr>
-            <w:tcW w:type="dxa" w:w="2232"/>
-            <w:vAlign w:val="center"/>
-          </w:tcPr>
-          <w:p>
-            <w:r/>
-            <w:r>
-              <w:rPr>
-                <w:rFonts w:ascii="Calibri" w:hAnsi="Calibri"/>
-                <w:b/>
-                <w:sz w:val="18"/>
-              </w:rPr>
-              <w:t>Touches</w:t>
-            </w:r>
-          </w:p>
-        </w:tc>
-        <w:tc>
-          <w:tcPr>
-            <w:tcW w:type="dxa" w:w="7128"/>
-            <w:vAlign w:val="center"/>
-          </w:tcPr>
-          <w:p>
-            <w:r/>
-            <w:r>
-              <w:rPr>
-                <w:rFonts w:ascii="Calibri" w:hAnsi="Calibri"/>
-                <w:b w:val="0"/>
-                <w:sz w:val="18"/>
-              </w:rPr>
-              <w:t>Mostly local calculations or local UI state.</w:t>
-            </w:r>
-          </w:p>
-        </w:tc>
-      </w:tr>
-      <w:tr>
-        <w:tc>
-          <w:tcPr>
-            <w:tcW w:type="dxa" w:w="2232"/>
-            <w:vAlign w:val="center"/>
-          </w:tcPr>
-          <w:p>
-            <w:r/>
-            <w:r>
-              <w:rPr>
-                <w:rFonts w:ascii="Calibri" w:hAnsi="Calibri"/>
-                <w:b/>
-                <w:sz w:val="18"/>
-              </w:rPr>
-              <w:t>Calls detected</w:t>
-            </w:r>
-          </w:p>
-        </w:tc>
-        <w:tc>
-          <w:tcPr>
-            <w:tcW w:type="dxa" w:w="7128"/>
-            <w:vAlign w:val="center"/>
-          </w:tcPr>
-          <w:p>
-            <w:r/>
-            <w:r>
-              <w:rPr>
-                <w:rFonts w:ascii="Calibri" w:hAnsi="Calibri"/>
-                <w:b w:val="0"/>
-                <w:sz w:val="18"/>
-              </w:rPr>
-              <w:t>isDestroyed, destroy, quit, exit</w:t>
-            </w:r>
-          </w:p>
-        </w:tc>
-      </w:tr>
-      <w:tr>
-        <w:tc>
-          <w:tcPr>
-            <w:tcW w:type="dxa" w:w="2232"/>
-            <w:vAlign w:val="center"/>
-          </w:tcPr>
-          <w:p>
-            <w:r/>
-            <w:r>
-              <w:rPr>
-                <w:rFonts w:ascii="Calibri" w:hAnsi="Calibri"/>
-                <w:b/>
-                <w:sz w:val="18"/>
-              </w:rPr>
-              <w:t>API endpoints</w:t>
-            </w:r>
-          </w:p>
-        </w:tc>
-        <w:tc>
-          <w:tcPr>
-            <w:tcW w:type="dxa" w:w="7128"/>
-            <w:vAlign w:val="center"/>
-          </w:tcPr>
-          <w:p>
-            <w:r/>
-            <w:r>
-              <w:rPr>
-                <w:rFonts w:ascii="Calibri" w:hAnsi="Calibri"/>
-                <w:b w:val="0"/>
-                <w:sz w:val="18"/>
-              </w:rPr>
-              <w:t>None detected inside this function body.</w:t>
-            </w:r>
-          </w:p>
-        </w:tc>
-      </w:tr>
-      <w:tr>
-        <w:tc>
-          <w:tcPr>
-            <w:tcW w:type="dxa" w:w="2232"/>
-            <w:vAlign w:val="center"/>
-          </w:tcPr>
-          <w:p>
-            <w:r/>
-            <w:r>
-              <w:rPr>
-                <w:rFonts w:ascii="Calibri" w:hAnsi="Calibri"/>
-                <w:b/>
-                <w:sz w:val="18"/>
-              </w:rPr>
-              <w:t>Storage keys</w:t>
-            </w:r>
-          </w:p>
-        </w:tc>
-        <w:tc>
-          <w:tcPr>
-            <w:tcW w:type="dxa" w:w="7128"/>
-            <w:vAlign w:val="center"/>
-          </w:tcPr>
-          <w:p>
-            <w:r/>
-            <w:r>
-              <w:rPr>
-                <w:rFonts w:ascii="Calibri" w:hAnsi="Calibri"/>
-                <w:b w:val="0"/>
-                <w:sz w:val="18"/>
-              </w:rPr>
-              <w:t>No local/session storage keys detected.</w:t>
-            </w:r>
-          </w:p>
-        </w:tc>
-      </w:tr>
-      <w:tr>
-        <w:tc>
-          <w:tcPr>
-            <w:tcW w:type="dxa" w:w="2232"/>
-            <w:vAlign w:val="center"/>
-          </w:tcPr>
-          <w:p>
-            <w:r/>
-            <w:r>
-              <w:rPr>
-                <w:rFonts w:ascii="Calibri" w:hAnsi="Calibri"/>
-                <w:b/>
-                <w:sz w:val="18"/>
-              </w:rPr>
-              <w:t>Async/return clues</w:t>
-            </w:r>
-          </w:p>
-        </w:tc>
-        <w:tc>
-          <w:tcPr>
-            <w:tcW w:type="dxa" w:w="7128"/>
-            <w:vAlign w:val="center"/>
-          </w:tcPr>
-          <w:p>
-            <w:r/>
-            <w:r>
-              <w:rPr>
-                <w:rFonts w:ascii="Calibri" w:hAnsi="Calibri"/>
-                <w:b w:val="0"/>
-                <w:sz w:val="18"/>
-              </w:rPr>
-              <w:t>0 await expression(s), 1 return statement(s).</w:t>
-            </w:r>
-          </w:p>
-        </w:tc>
-      </w:tr>
-      <w:tr>
-        <w:tc>
-          <w:tcPr>
-            <w:tcW w:type="dxa" w:w="2232"/>
-            <w:vAlign w:val="center"/>
-          </w:tcPr>
-          <w:p>
-            <w:r/>
-            <w:r>
-              <w:rPr>
-                <w:rFonts w:ascii="Calibri" w:hAnsi="Calibri"/>
-                <w:b/>
-                <w:sz w:val="18"/>
-              </w:rPr>
-              <w:t>Debug approach</w:t>
-            </w:r>
-          </w:p>
-        </w:tc>
-        <w:tc>
-          <w:tcPr>
-            <w:tcW w:type="dxa" w:w="7128"/>
-            <w:vAlign w:val="center"/>
-          </w:tcPr>
-          <w:p>
-            <w:r/>
-            <w:r>
-              <w:rPr>
-                <w:rFonts w:ascii="Calibri" w:hAnsi="Calibri"/>
-                <w:b w:val="0"/>
-                <w:sz w:val="18"/>
-              </w:rPr>
-              <w:t>Trigger the user action that reaches this function, inspect inputs/state before the function, then inspect the returned value, DOM update, file write, process output, or API response after it runs.</w:t>
-            </w:r>
-          </w:p>
-        </w:tc>
-      </w:tr>
-    </w:tbl>
     <w:p>
       <w:r>
-        <w:t>Source excerpt:</w:t>
+        <w:t>quitForBuilderUpdate part of electron desktop startup, window control, workspace setup, menu behavior, or update handoff. In this file, it appears around lines 70-92 and is part of the repository root. usually an entry file, app config, public website file, package manifest, or top-level documentation.</w:t>
+      </w:r>
+    </w:p>
+    <w:p>
+      <w:r>
+        <w:t>This function is needed so main.cjs can keep that responsibility in one named place instead of scattering it through unrelated event handlers or route code.</w:t>
+      </w:r>
+    </w:p>
+    <w:p>
+      <w:r>
+        <w:t>It calls or references isDestroyed, destroy, quit, and exit. Endpoint references found inside it are no direct /api endpoint strings detected. Browser storage keys found inside it are no local/session storage keys detected.</w:t>
+      </w:r>
+    </w:p>
+    <w:p>
+      <w:r>
+        <w:t>It has 1 return statement(s). The most important visible returns are: line 71: if (updateShutdownStarted) return;.</w:t>
+      </w:r>
+    </w:p>
+    <w:p>
+      <w:r>
+        <w:t>No major local variable declarations were detected in the extracted function body.</w:t>
+      </w:r>
+    </w:p>
+    <w:p>
+      <w:r>
+        <w:t>Relevant source excerpt:</w:t>
       </w:r>
     </w:p>
     <w:p>
@@ -4658,386 +3960,37 @@
         <w:pStyle w:val="Heading3"/>
       </w:pPr>
       <w:r>
-        <w:t>setBuilderFullScreen - lines 96-103</w:t>
+        <w:t>setBuilderFullScreen (main.cjs, lines 96-103)</w:t>
       </w:r>
     </w:p>
-    <w:tbl>
-      <w:tblPr>
-        <w:tblW w:type="auto" w:w="0"/>
-        <w:jc w:val="center"/>
-        <w:tblLayout w:type="fixed"/>
-        <w:tblLook w:firstColumn="1" w:firstRow="1" w:lastColumn="0" w:lastRow="0" w:noHBand="0" w:noVBand="1" w:val="04A0"/>
-      </w:tblPr>
-      <w:tblGrid>
-        <w:gridCol w:w="2232"/>
-        <w:gridCol w:w="7128"/>
-      </w:tblGrid>
-      <w:tr>
-        <w:tc>
-          <w:tcPr>
-            <w:tcW w:type="dxa" w:w="5184"/>
-            <w:vAlign w:val="center"/>
-            <w:shd w:fill="E8EEF5"/>
-          </w:tcPr>
-          <w:p>
-            <w:r/>
-            <w:r>
-              <w:rPr>
-                <w:rFonts w:ascii="Calibri" w:hAnsi="Calibri"/>
-                <w:b/>
-                <w:sz w:val="18"/>
-              </w:rPr>
-              <w:t>Item</w:t>
-            </w:r>
-          </w:p>
-        </w:tc>
-        <w:tc>
-          <w:tcPr>
-            <w:tcW w:type="dxa" w:w="5184"/>
-            <w:vAlign w:val="center"/>
-            <w:shd w:fill="E8EEF5"/>
-          </w:tcPr>
-          <w:p>
-            <w:r/>
-            <w:r>
-              <w:rPr>
-                <w:rFonts w:ascii="Calibri" w:hAnsi="Calibri"/>
-                <w:b/>
-                <w:sz w:val="18"/>
-              </w:rPr>
-              <w:t>Explanation</w:t>
-            </w:r>
-          </w:p>
-        </w:tc>
-      </w:tr>
-      <w:tr>
-        <w:tc>
-          <w:tcPr>
-            <w:tcW w:type="dxa" w:w="2232"/>
-            <w:vAlign w:val="center"/>
-          </w:tcPr>
-          <w:p>
-            <w:r/>
-            <w:r>
-              <w:rPr>
-                <w:rFonts w:ascii="Calibri" w:hAnsi="Calibri"/>
-                <w:b/>
-                <w:sz w:val="18"/>
-              </w:rPr>
-              <w:t>Source location</w:t>
-            </w:r>
-          </w:p>
-        </w:tc>
-        <w:tc>
-          <w:tcPr>
-            <w:tcW w:type="dxa" w:w="7128"/>
-            <w:vAlign w:val="center"/>
-          </w:tcPr>
-          <w:p>
-            <w:r/>
-            <w:r>
-              <w:rPr>
-                <w:rFonts w:ascii="Calibri" w:hAnsi="Calibri"/>
-                <w:b w:val="0"/>
-                <w:sz w:val="18"/>
-              </w:rPr>
-              <w:t>Lines 96-103 (8 source lines).</w:t>
-            </w:r>
-          </w:p>
-        </w:tc>
-      </w:tr>
-      <w:tr>
-        <w:tc>
-          <w:tcPr>
-            <w:tcW w:type="dxa" w:w="2232"/>
-            <w:vAlign w:val="center"/>
-          </w:tcPr>
-          <w:p>
-            <w:r/>
-            <w:r>
-              <w:rPr>
-                <w:rFonts w:ascii="Calibri" w:hAnsi="Calibri"/>
-                <w:b/>
-                <w:sz w:val="18"/>
-              </w:rPr>
-              <w:t>Purpose</w:t>
-            </w:r>
-          </w:p>
-        </w:tc>
-        <w:tc>
-          <w:tcPr>
-            <w:tcW w:type="dxa" w:w="7128"/>
-            <w:vAlign w:val="center"/>
-          </w:tcPr>
-          <w:p>
-            <w:r/>
-            <w:r>
-              <w:rPr>
-                <w:rFonts w:ascii="Calibri" w:hAnsi="Calibri"/>
-                <w:b w:val="0"/>
-                <w:sz w:val="18"/>
-              </w:rPr>
-              <w:t>Part of Electron desktop startup, window control, workspace setup, menu behavior, or update handoff.</w:t>
-            </w:r>
-          </w:p>
-        </w:tc>
-      </w:tr>
-      <w:tr>
-        <w:tc>
-          <w:tcPr>
-            <w:tcW w:type="dxa" w:w="2232"/>
-            <w:vAlign w:val="center"/>
-          </w:tcPr>
-          <w:p>
-            <w:r/>
-            <w:r>
-              <w:rPr>
-                <w:rFonts w:ascii="Calibri" w:hAnsi="Calibri"/>
-                <w:b/>
-                <w:sz w:val="18"/>
-              </w:rPr>
-              <w:t>Declaration</w:t>
-            </w:r>
-          </w:p>
-        </w:tc>
-        <w:tc>
-          <w:tcPr>
-            <w:tcW w:type="dxa" w:w="7128"/>
-            <w:vAlign w:val="center"/>
-          </w:tcPr>
-          <w:p>
-            <w:r/>
-            <w:r>
-              <w:rPr>
-                <w:rFonts w:ascii="Calibri" w:hAnsi="Calibri"/>
-                <w:b w:val="0"/>
-                <w:sz w:val="18"/>
-              </w:rPr>
-              <w:t>function setBuilderFullScreen(nextState = null) {</w:t>
-            </w:r>
-          </w:p>
-        </w:tc>
-      </w:tr>
-      <w:tr>
-        <w:tc>
-          <w:tcPr>
-            <w:tcW w:type="dxa" w:w="2232"/>
-            <w:vAlign w:val="center"/>
-          </w:tcPr>
-          <w:p>
-            <w:r/>
-            <w:r>
-              <w:rPr>
-                <w:rFonts w:ascii="Calibri" w:hAnsi="Calibri"/>
-                <w:b/>
-                <w:sz w:val="18"/>
-              </w:rPr>
-              <w:t>Touches</w:t>
-            </w:r>
-          </w:p>
-        </w:tc>
-        <w:tc>
-          <w:tcPr>
-            <w:tcW w:type="dxa" w:w="7128"/>
-            <w:vAlign w:val="center"/>
-          </w:tcPr>
-          <w:p>
-            <w:r/>
-            <w:r>
-              <w:rPr>
-                <w:rFonts w:ascii="Calibri" w:hAnsi="Calibri"/>
-                <w:b w:val="0"/>
-                <w:sz w:val="18"/>
-              </w:rPr>
-              <w:t>Mostly local calculations or local UI state.</w:t>
-            </w:r>
-          </w:p>
-        </w:tc>
-      </w:tr>
-      <w:tr>
-        <w:tc>
-          <w:tcPr>
-            <w:tcW w:type="dxa" w:w="2232"/>
-            <w:vAlign w:val="center"/>
-          </w:tcPr>
-          <w:p>
-            <w:r/>
-            <w:r>
-              <w:rPr>
-                <w:rFonts w:ascii="Calibri" w:hAnsi="Calibri"/>
-                <w:b/>
-                <w:sz w:val="18"/>
-              </w:rPr>
-              <w:t>Calls detected</w:t>
-            </w:r>
-          </w:p>
-        </w:tc>
-        <w:tc>
-          <w:tcPr>
-            <w:tcW w:type="dxa" w:w="7128"/>
-            <w:vAlign w:val="center"/>
-          </w:tcPr>
-          <w:p>
-            <w:r/>
-            <w:r>
-              <w:rPr>
-                <w:rFonts w:ascii="Calibri" w:hAnsi="Calibri"/>
-                <w:b w:val="0"/>
-                <w:sz w:val="18"/>
-              </w:rPr>
-              <w:t>isDestroyed, isFullScreen, setFullScreen, setMenuBarVisibility, setAutoHideMenuBar, setMenu, createAppMenu</w:t>
-            </w:r>
-          </w:p>
-        </w:tc>
-      </w:tr>
-      <w:tr>
-        <w:tc>
-          <w:tcPr>
-            <w:tcW w:type="dxa" w:w="2232"/>
-            <w:vAlign w:val="center"/>
-          </w:tcPr>
-          <w:p>
-            <w:r/>
-            <w:r>
-              <w:rPr>
-                <w:rFonts w:ascii="Calibri" w:hAnsi="Calibri"/>
-                <w:b/>
-                <w:sz w:val="18"/>
-              </w:rPr>
-              <w:t>API endpoints</w:t>
-            </w:r>
-          </w:p>
-        </w:tc>
-        <w:tc>
-          <w:tcPr>
-            <w:tcW w:type="dxa" w:w="7128"/>
-            <w:vAlign w:val="center"/>
-          </w:tcPr>
-          <w:p>
-            <w:r/>
-            <w:r>
-              <w:rPr>
-                <w:rFonts w:ascii="Calibri" w:hAnsi="Calibri"/>
-                <w:b w:val="0"/>
-                <w:sz w:val="18"/>
-              </w:rPr>
-              <w:t>None detected inside this function body.</w:t>
-            </w:r>
-          </w:p>
-        </w:tc>
-      </w:tr>
-      <w:tr>
-        <w:tc>
-          <w:tcPr>
-            <w:tcW w:type="dxa" w:w="2232"/>
-            <w:vAlign w:val="center"/>
-          </w:tcPr>
-          <w:p>
-            <w:r/>
-            <w:r>
-              <w:rPr>
-                <w:rFonts w:ascii="Calibri" w:hAnsi="Calibri"/>
-                <w:b/>
-                <w:sz w:val="18"/>
-              </w:rPr>
-              <w:t>Storage keys</w:t>
-            </w:r>
-          </w:p>
-        </w:tc>
-        <w:tc>
-          <w:tcPr>
-            <w:tcW w:type="dxa" w:w="7128"/>
-            <w:vAlign w:val="center"/>
-          </w:tcPr>
-          <w:p>
-            <w:r/>
-            <w:r>
-              <w:rPr>
-                <w:rFonts w:ascii="Calibri" w:hAnsi="Calibri"/>
-                <w:b w:val="0"/>
-                <w:sz w:val="18"/>
-              </w:rPr>
-              <w:t>No local/session storage keys detected.</w:t>
-            </w:r>
-          </w:p>
-        </w:tc>
-      </w:tr>
-      <w:tr>
-        <w:tc>
-          <w:tcPr>
-            <w:tcW w:type="dxa" w:w="2232"/>
-            <w:vAlign w:val="center"/>
-          </w:tcPr>
-          <w:p>
-            <w:r/>
-            <w:r>
-              <w:rPr>
-                <w:rFonts w:ascii="Calibri" w:hAnsi="Calibri"/>
-                <w:b/>
-                <w:sz w:val="18"/>
-              </w:rPr>
-              <w:t>Async/return clues</w:t>
-            </w:r>
-          </w:p>
-        </w:tc>
-        <w:tc>
-          <w:tcPr>
-            <w:tcW w:type="dxa" w:w="7128"/>
-            <w:vAlign w:val="center"/>
-          </w:tcPr>
-          <w:p>
-            <w:r/>
-            <w:r>
-              <w:rPr>
-                <w:rFonts w:ascii="Calibri" w:hAnsi="Calibri"/>
-                <w:b w:val="0"/>
-                <w:sz w:val="18"/>
-              </w:rPr>
-              <w:t>0 await expression(s), 1 return statement(s).</w:t>
-            </w:r>
-          </w:p>
-        </w:tc>
-      </w:tr>
-      <w:tr>
-        <w:tc>
-          <w:tcPr>
-            <w:tcW w:type="dxa" w:w="2232"/>
-            <w:vAlign w:val="center"/>
-          </w:tcPr>
-          <w:p>
-            <w:r/>
-            <w:r>
-              <w:rPr>
-                <w:rFonts w:ascii="Calibri" w:hAnsi="Calibri"/>
-                <w:b/>
-                <w:sz w:val="18"/>
-              </w:rPr>
-              <w:t>Debug approach</w:t>
-            </w:r>
-          </w:p>
-        </w:tc>
-        <w:tc>
-          <w:tcPr>
-            <w:tcW w:type="dxa" w:w="7128"/>
-            <w:vAlign w:val="center"/>
-          </w:tcPr>
-          <w:p>
-            <w:r/>
-            <w:r>
-              <w:rPr>
-                <w:rFonts w:ascii="Calibri" w:hAnsi="Calibri"/>
-                <w:b w:val="0"/>
-                <w:sz w:val="18"/>
-              </w:rPr>
-              <w:t>Trigger the user action that reaches this function, inspect inputs/state before the function, then inspect the returned value, DOM update, file write, process output, or API response after it runs.</w:t>
-            </w:r>
-          </w:p>
-        </w:tc>
-      </w:tr>
-    </w:tbl>
     <w:p>
       <w:r>
-        <w:t>Source excerpt:</w:t>
+        <w:t>setBuilderFullScreen part of electron desktop startup, window control, workspace setup, menu behavior, or update handoff. In this file, it appears around lines 96-103 and is part of the repository root. usually an entry file, app config, public website file, package manifest, or top-level documentation.</w:t>
+      </w:r>
+    </w:p>
+    <w:p>
+      <w:r>
+        <w:t>This function is needed so main.cjs can keep that responsibility in one named place instead of scattering it through unrelated event handlers or route code.</w:t>
+      </w:r>
+    </w:p>
+    <w:p>
+      <w:r>
+        <w:t>It calls or references isDestroyed, isFullScreen, setFullScreen, setMenuBarVisibility, setAutoHideMenuBar, setMenu, and createAppMenu. Endpoint references found inside it are no direct /api endpoint strings detected. Browser storage keys found inside it are no local/session storage keys detected.</w:t>
+      </w:r>
+    </w:p>
+    <w:p>
+      <w:r>
+        <w:t>It has 1 return statement(s). The most important visible returns are: line 97: if (!mainWindow || mainWindow.isDestroyed()) return;.</w:t>
+      </w:r>
+    </w:p>
+    <w:p>
+      <w:r>
+        <w:t>Important local values include shouldFullscreen at line 98. These variables show what the function is assembling, checking, or handing to another layer.</w:t>
+      </w:r>
+    </w:p>
+    <w:p>
+      <w:r>
+        <w:t>Relevant source excerpt:</w:t>
       </w:r>
     </w:p>
     <w:p>
@@ -5070,386 +4023,37 @@
         <w:pStyle w:val="Heading3"/>
       </w:pPr>
       <w:r>
-        <w:t>createAppMenu - lines 105-184</w:t>
+        <w:t>createAppMenu (main.cjs, lines 105-184)</w:t>
       </w:r>
     </w:p>
-    <w:tbl>
-      <w:tblPr>
-        <w:tblW w:type="auto" w:w="0"/>
-        <w:jc w:val="center"/>
-        <w:tblLayout w:type="fixed"/>
-        <w:tblLook w:firstColumn="1" w:firstRow="1" w:lastColumn="0" w:lastRow="0" w:noHBand="0" w:noVBand="1" w:val="04A0"/>
-      </w:tblPr>
-      <w:tblGrid>
-        <w:gridCol w:w="2232"/>
-        <w:gridCol w:w="7128"/>
-      </w:tblGrid>
-      <w:tr>
-        <w:tc>
-          <w:tcPr>
-            <w:tcW w:type="dxa" w:w="5184"/>
-            <w:vAlign w:val="center"/>
-            <w:shd w:fill="E8EEF5"/>
-          </w:tcPr>
-          <w:p>
-            <w:r/>
-            <w:r>
-              <w:rPr>
-                <w:rFonts w:ascii="Calibri" w:hAnsi="Calibri"/>
-                <w:b/>
-                <w:sz w:val="18"/>
-              </w:rPr>
-              <w:t>Item</w:t>
-            </w:r>
-          </w:p>
-        </w:tc>
-        <w:tc>
-          <w:tcPr>
-            <w:tcW w:type="dxa" w:w="5184"/>
-            <w:vAlign w:val="center"/>
-            <w:shd w:fill="E8EEF5"/>
-          </w:tcPr>
-          <w:p>
-            <w:r/>
-            <w:r>
-              <w:rPr>
-                <w:rFonts w:ascii="Calibri" w:hAnsi="Calibri"/>
-                <w:b/>
-                <w:sz w:val="18"/>
-              </w:rPr>
-              <w:t>Explanation</w:t>
-            </w:r>
-          </w:p>
-        </w:tc>
-      </w:tr>
-      <w:tr>
-        <w:tc>
-          <w:tcPr>
-            <w:tcW w:type="dxa" w:w="2232"/>
-            <w:vAlign w:val="center"/>
-          </w:tcPr>
-          <w:p>
-            <w:r/>
-            <w:r>
-              <w:rPr>
-                <w:rFonts w:ascii="Calibri" w:hAnsi="Calibri"/>
-                <w:b/>
-                <w:sz w:val="18"/>
-              </w:rPr>
-              <w:t>Source location</w:t>
-            </w:r>
-          </w:p>
-        </w:tc>
-        <w:tc>
-          <w:tcPr>
-            <w:tcW w:type="dxa" w:w="7128"/>
-            <w:vAlign w:val="center"/>
-          </w:tcPr>
-          <w:p>
-            <w:r/>
-            <w:r>
-              <w:rPr>
-                <w:rFonts w:ascii="Calibri" w:hAnsi="Calibri"/>
-                <w:b w:val="0"/>
-                <w:sz w:val="18"/>
-              </w:rPr>
-              <w:t>Lines 105-184 (80 source lines).</w:t>
-            </w:r>
-          </w:p>
-        </w:tc>
-      </w:tr>
-      <w:tr>
-        <w:tc>
-          <w:tcPr>
-            <w:tcW w:type="dxa" w:w="2232"/>
-            <w:vAlign w:val="center"/>
-          </w:tcPr>
-          <w:p>
-            <w:r/>
-            <w:r>
-              <w:rPr>
-                <w:rFonts w:ascii="Calibri" w:hAnsi="Calibri"/>
-                <w:b/>
-                <w:sz w:val="18"/>
-              </w:rPr>
-              <w:t>Purpose</w:t>
-            </w:r>
-          </w:p>
-        </w:tc>
-        <w:tc>
-          <w:tcPr>
-            <w:tcW w:type="dxa" w:w="7128"/>
-            <w:vAlign w:val="center"/>
-          </w:tcPr>
-          <w:p>
-            <w:r/>
-            <w:r>
-              <w:rPr>
-                <w:rFonts w:ascii="Calibri" w:hAnsi="Calibri"/>
-                <w:b w:val="0"/>
-                <w:sz w:val="18"/>
-              </w:rPr>
-              <w:t>Creates an object, UI structure, process, payload, or generated artifact.</w:t>
-            </w:r>
-          </w:p>
-        </w:tc>
-      </w:tr>
-      <w:tr>
-        <w:tc>
-          <w:tcPr>
-            <w:tcW w:type="dxa" w:w="2232"/>
-            <w:vAlign w:val="center"/>
-          </w:tcPr>
-          <w:p>
-            <w:r/>
-            <w:r>
-              <w:rPr>
-                <w:rFonts w:ascii="Calibri" w:hAnsi="Calibri"/>
-                <w:b/>
-                <w:sz w:val="18"/>
-              </w:rPr>
-              <w:t>Declaration</w:t>
-            </w:r>
-          </w:p>
-        </w:tc>
-        <w:tc>
-          <w:tcPr>
-            <w:tcW w:type="dxa" w:w="7128"/>
-            <w:vAlign w:val="center"/>
-          </w:tcPr>
-          <w:p>
-            <w:r/>
-            <w:r>
-              <w:rPr>
-                <w:rFonts w:ascii="Calibri" w:hAnsi="Calibri"/>
-                <w:b w:val="0"/>
-                <w:sz w:val="18"/>
-              </w:rPr>
-              <w:t>function createAppMenu(origin) {</w:t>
-            </w:r>
-          </w:p>
-        </w:tc>
-      </w:tr>
-      <w:tr>
-        <w:tc>
-          <w:tcPr>
-            <w:tcW w:type="dxa" w:w="2232"/>
-            <w:vAlign w:val="center"/>
-          </w:tcPr>
-          <w:p>
-            <w:r/>
-            <w:r>
-              <w:rPr>
-                <w:rFonts w:ascii="Calibri" w:hAnsi="Calibri"/>
-                <w:b/>
-                <w:sz w:val="18"/>
-              </w:rPr>
-              <w:t>Touches</w:t>
-            </w:r>
-          </w:p>
-        </w:tc>
-        <w:tc>
-          <w:tcPr>
-            <w:tcW w:type="dxa" w:w="7128"/>
-            <w:vAlign w:val="center"/>
-          </w:tcPr>
-          <w:p>
-            <w:r/>
-            <w:r>
-              <w:rPr>
-                <w:rFonts w:ascii="Calibri" w:hAnsi="Calibri"/>
-                <w:b w:val="0"/>
-                <w:sz w:val="18"/>
-              </w:rPr>
-              <w:t>filesystem, network/API requests</w:t>
-            </w:r>
-          </w:p>
-        </w:tc>
-      </w:tr>
-      <w:tr>
-        <w:tc>
-          <w:tcPr>
-            <w:tcW w:type="dxa" w:w="2232"/>
-            <w:vAlign w:val="center"/>
-          </w:tcPr>
-          <w:p>
-            <w:r/>
-            <w:r>
-              <w:rPr>
-                <w:rFonts w:ascii="Calibri" w:hAnsi="Calibri"/>
-                <w:b/>
-                <w:sz w:val="18"/>
-              </w:rPr>
-              <w:t>Calls detected</w:t>
-            </w:r>
-          </w:p>
-        </w:tc>
-        <w:tc>
-          <w:tcPr>
-            <w:tcW w:type="dxa" w:w="7128"/>
-            <w:vAlign w:val="center"/>
-          </w:tcPr>
-          <w:p>
-            <w:r/>
-            <w:r>
-              <w:rPr>
-                <w:rFonts w:ascii="Calibri" w:hAnsi="Calibri"/>
-                <w:b w:val="0"/>
-                <w:sz w:val="18"/>
-              </w:rPr>
-              <w:t>buildFromTemplate, dispatchBuilderMenuAction, setBuilderFullScreen, openExternal, isDestroyed, isMinimized, restore, focus, fileExists, accessSync</w:t>
-            </w:r>
-          </w:p>
-        </w:tc>
-      </w:tr>
-      <w:tr>
-        <w:tc>
-          <w:tcPr>
-            <w:tcW w:type="dxa" w:w="2232"/>
-            <w:vAlign w:val="center"/>
-          </w:tcPr>
-          <w:p>
-            <w:r/>
-            <w:r>
-              <w:rPr>
-                <w:rFonts w:ascii="Calibri" w:hAnsi="Calibri"/>
-                <w:b/>
-                <w:sz w:val="18"/>
-              </w:rPr>
-              <w:t>API endpoints</w:t>
-            </w:r>
-          </w:p>
-        </w:tc>
-        <w:tc>
-          <w:tcPr>
-            <w:tcW w:type="dxa" w:w="7128"/>
-            <w:vAlign w:val="center"/>
-          </w:tcPr>
-          <w:p>
-            <w:r/>
-            <w:r>
-              <w:rPr>
-                <w:rFonts w:ascii="Calibri" w:hAnsi="Calibri"/>
-                <w:b w:val="0"/>
-                <w:sz w:val="18"/>
-              </w:rPr>
-              <w:t>None detected inside this function body.</w:t>
-            </w:r>
-          </w:p>
-        </w:tc>
-      </w:tr>
-      <w:tr>
-        <w:tc>
-          <w:tcPr>
-            <w:tcW w:type="dxa" w:w="2232"/>
-            <w:vAlign w:val="center"/>
-          </w:tcPr>
-          <w:p>
-            <w:r/>
-            <w:r>
-              <w:rPr>
-                <w:rFonts w:ascii="Calibri" w:hAnsi="Calibri"/>
-                <w:b/>
-                <w:sz w:val="18"/>
-              </w:rPr>
-              <w:t>Storage keys</w:t>
-            </w:r>
-          </w:p>
-        </w:tc>
-        <w:tc>
-          <w:tcPr>
-            <w:tcW w:type="dxa" w:w="7128"/>
-            <w:vAlign w:val="center"/>
-          </w:tcPr>
-          <w:p>
-            <w:r/>
-            <w:r>
-              <w:rPr>
-                <w:rFonts w:ascii="Calibri" w:hAnsi="Calibri"/>
-                <w:b w:val="0"/>
-                <w:sz w:val="18"/>
-              </w:rPr>
-              <w:t>No local/session storage keys detected.</w:t>
-            </w:r>
-          </w:p>
-        </w:tc>
-      </w:tr>
-      <w:tr>
-        <w:tc>
-          <w:tcPr>
-            <w:tcW w:type="dxa" w:w="2232"/>
-            <w:vAlign w:val="center"/>
-          </w:tcPr>
-          <w:p>
-            <w:r/>
-            <w:r>
-              <w:rPr>
-                <w:rFonts w:ascii="Calibri" w:hAnsi="Calibri"/>
-                <w:b/>
-                <w:sz w:val="18"/>
-              </w:rPr>
-              <w:t>Async/return clues</w:t>
-            </w:r>
-          </w:p>
-        </w:tc>
-        <w:tc>
-          <w:tcPr>
-            <w:tcW w:type="dxa" w:w="7128"/>
-            <w:vAlign w:val="center"/>
-          </w:tcPr>
-          <w:p>
-            <w:r/>
-            <w:r>
-              <w:rPr>
-                <w:rFonts w:ascii="Calibri" w:hAnsi="Calibri"/>
-                <w:b w:val="0"/>
-                <w:sz w:val="18"/>
-              </w:rPr>
-              <w:t>0 await expression(s), 4 return statement(s).</w:t>
-            </w:r>
-          </w:p>
-        </w:tc>
-      </w:tr>
-      <w:tr>
-        <w:tc>
-          <w:tcPr>
-            <w:tcW w:type="dxa" w:w="2232"/>
-            <w:vAlign w:val="center"/>
-          </w:tcPr>
-          <w:p>
-            <w:r/>
-            <w:r>
-              <w:rPr>
-                <w:rFonts w:ascii="Calibri" w:hAnsi="Calibri"/>
-                <w:b/>
-                <w:sz w:val="18"/>
-              </w:rPr>
-              <w:t>Debug approach</w:t>
-            </w:r>
-          </w:p>
-        </w:tc>
-        <w:tc>
-          <w:tcPr>
-            <w:tcW w:type="dxa" w:w="7128"/>
-            <w:vAlign w:val="center"/>
-          </w:tcPr>
-          <w:p>
-            <w:r/>
-            <w:r>
-              <w:rPr>
-                <w:rFonts w:ascii="Calibri" w:hAnsi="Calibri"/>
-                <w:b w:val="0"/>
-                <w:sz w:val="18"/>
-              </w:rPr>
-              <w:t>Trigger the user action that reaches this function, inspect inputs/state before the function, then inspect the returned value, DOM update, file write, process output, or API response after it runs.</w:t>
-            </w:r>
-          </w:p>
-        </w:tc>
-      </w:tr>
-    </w:tbl>
     <w:p>
       <w:r>
-        <w:t>Source excerpt:</w:t>
+        <w:t>createAppMenu creates an object, ui structure, process, payload, or generated artifact. In this file, it appears around lines 105-184 and is part of the repository root. usually an entry file, app config, public website file, package manifest, or top-level documentation.</w:t>
+      </w:r>
+    </w:p>
+    <w:p>
+      <w:r>
+        <w:t>This function is needed so main.cjs can keep that responsibility in one named place instead of scattering it through unrelated event handlers or route code.</w:t>
+      </w:r>
+    </w:p>
+    <w:p>
+      <w:r>
+        <w:t>It calls or references buildFromTemplate, dispatchBuilderMenuAction, setBuilderFullScreen, openExternal, isDestroyed, isMinimized, restore, focus, fileExists, and accessSync. Endpoint references found inside it are no direct /api endpoint strings detected. Browser storage keys found inside it are no local/session storage keys detected.</w:t>
+      </w:r>
+    </w:p>
+    <w:p>
+      <w:r>
+        <w:t>It has 4 return statement(s). The most important visible returns are: line 106: return Menu.buildFromTemplate([; line 168: if (!mainWindow || mainWindow.isDestroyed()) return;; line 181: return true;; line 183: return false;.</w:t>
+      </w:r>
+    </w:p>
+    <w:p>
+      <w:r>
+        <w:t>No major local variable declarations were detected in the extracted function body.</w:t>
+      </w:r>
+    </w:p>
+    <w:p>
+      <w:r>
+        <w:t>Relevant source excerpt:</w:t>
       </w:r>
     </w:p>
     <w:p>
@@ -5626,386 +4230,37 @@
         <w:pStyle w:val="Heading3"/>
       </w:pPr>
       <w:r>
-        <w:t>fileExists - lines 178-185</w:t>
+        <w:t>fileExists (main.cjs, lines 178-185)</w:t>
       </w:r>
     </w:p>
-    <w:tbl>
-      <w:tblPr>
-        <w:tblW w:type="auto" w:w="0"/>
-        <w:jc w:val="center"/>
-        <w:tblLayout w:type="fixed"/>
-        <w:tblLook w:firstColumn="1" w:firstRow="1" w:lastColumn="0" w:lastRow="0" w:noHBand="0" w:noVBand="1" w:val="04A0"/>
-      </w:tblPr>
-      <w:tblGrid>
-        <w:gridCol w:w="2232"/>
-        <w:gridCol w:w="7128"/>
-      </w:tblGrid>
-      <w:tr>
-        <w:tc>
-          <w:tcPr>
-            <w:tcW w:type="dxa" w:w="5184"/>
-            <w:vAlign w:val="center"/>
-            <w:shd w:fill="E8EEF5"/>
-          </w:tcPr>
-          <w:p>
-            <w:r/>
-            <w:r>
-              <w:rPr>
-                <w:rFonts w:ascii="Calibri" w:hAnsi="Calibri"/>
-                <w:b/>
-                <w:sz w:val="18"/>
-              </w:rPr>
-              <w:t>Item</w:t>
-            </w:r>
-          </w:p>
-        </w:tc>
-        <w:tc>
-          <w:tcPr>
-            <w:tcW w:type="dxa" w:w="5184"/>
-            <w:vAlign w:val="center"/>
-            <w:shd w:fill="E8EEF5"/>
-          </w:tcPr>
-          <w:p>
-            <w:r/>
-            <w:r>
-              <w:rPr>
-                <w:rFonts w:ascii="Calibri" w:hAnsi="Calibri"/>
-                <w:b/>
-                <w:sz w:val="18"/>
-              </w:rPr>
-              <w:t>Explanation</w:t>
-            </w:r>
-          </w:p>
-        </w:tc>
-      </w:tr>
-      <w:tr>
-        <w:tc>
-          <w:tcPr>
-            <w:tcW w:type="dxa" w:w="2232"/>
-            <w:vAlign w:val="center"/>
-          </w:tcPr>
-          <w:p>
-            <w:r/>
-            <w:r>
-              <w:rPr>
-                <w:rFonts w:ascii="Calibri" w:hAnsi="Calibri"/>
-                <w:b/>
-                <w:sz w:val="18"/>
-              </w:rPr>
-              <w:t>Source location</w:t>
-            </w:r>
-          </w:p>
-        </w:tc>
-        <w:tc>
-          <w:tcPr>
-            <w:tcW w:type="dxa" w:w="7128"/>
-            <w:vAlign w:val="center"/>
-          </w:tcPr>
-          <w:p>
-            <w:r/>
-            <w:r>
-              <w:rPr>
-                <w:rFonts w:ascii="Calibri" w:hAnsi="Calibri"/>
-                <w:b w:val="0"/>
-                <w:sz w:val="18"/>
-              </w:rPr>
-              <w:t>Lines 178-185 (8 source lines).</w:t>
-            </w:r>
-          </w:p>
-        </w:tc>
-      </w:tr>
-      <w:tr>
-        <w:tc>
-          <w:tcPr>
-            <w:tcW w:type="dxa" w:w="2232"/>
-            <w:vAlign w:val="center"/>
-          </w:tcPr>
-          <w:p>
-            <w:r/>
-            <w:r>
-              <w:rPr>
-                <w:rFonts w:ascii="Calibri" w:hAnsi="Calibri"/>
-                <w:b/>
-                <w:sz w:val="18"/>
-              </w:rPr>
-              <w:t>Purpose</w:t>
-            </w:r>
-          </w:p>
-        </w:tc>
-        <w:tc>
-          <w:tcPr>
-            <w:tcW w:type="dxa" w:w="7128"/>
-            <w:vAlign w:val="center"/>
-          </w:tcPr>
-          <w:p>
-            <w:r/>
-            <w:r>
-              <w:rPr>
-                <w:rFonts w:ascii="Calibri" w:hAnsi="Calibri"/>
-                <w:b w:val="0"/>
-                <w:sz w:val="18"/>
-              </w:rPr>
-              <w:t>Part of Electron desktop startup, window control, workspace setup, menu behavior, or update handoff.</w:t>
-            </w:r>
-          </w:p>
-        </w:tc>
-      </w:tr>
-      <w:tr>
-        <w:tc>
-          <w:tcPr>
-            <w:tcW w:type="dxa" w:w="2232"/>
-            <w:vAlign w:val="center"/>
-          </w:tcPr>
-          <w:p>
-            <w:r/>
-            <w:r>
-              <w:rPr>
-                <w:rFonts w:ascii="Calibri" w:hAnsi="Calibri"/>
-                <w:b/>
-                <w:sz w:val="18"/>
-              </w:rPr>
-              <w:t>Declaration</w:t>
-            </w:r>
-          </w:p>
-        </w:tc>
-        <w:tc>
-          <w:tcPr>
-            <w:tcW w:type="dxa" w:w="7128"/>
-            <w:vAlign w:val="center"/>
-          </w:tcPr>
-          <w:p>
-            <w:r/>
-            <w:r>
-              <w:rPr>
-                <w:rFonts w:ascii="Calibri" w:hAnsi="Calibri"/>
-                <w:b w:val="0"/>
-                <w:sz w:val="18"/>
-              </w:rPr>
-              <w:t>function fileExists(filePath) {</w:t>
-            </w:r>
-          </w:p>
-        </w:tc>
-      </w:tr>
-      <w:tr>
-        <w:tc>
-          <w:tcPr>
-            <w:tcW w:type="dxa" w:w="2232"/>
-            <w:vAlign w:val="center"/>
-          </w:tcPr>
-          <w:p>
-            <w:r/>
-            <w:r>
-              <w:rPr>
-                <w:rFonts w:ascii="Calibri" w:hAnsi="Calibri"/>
-                <w:b/>
-                <w:sz w:val="18"/>
-              </w:rPr>
-              <w:t>Touches</w:t>
-            </w:r>
-          </w:p>
-        </w:tc>
-        <w:tc>
-          <w:tcPr>
-            <w:tcW w:type="dxa" w:w="7128"/>
-            <w:vAlign w:val="center"/>
-          </w:tcPr>
-          <w:p>
-            <w:r/>
-            <w:r>
-              <w:rPr>
-                <w:rFonts w:ascii="Calibri" w:hAnsi="Calibri"/>
-                <w:b w:val="0"/>
-                <w:sz w:val="18"/>
-              </w:rPr>
-              <w:t>filesystem</w:t>
-            </w:r>
-          </w:p>
-        </w:tc>
-      </w:tr>
-      <w:tr>
-        <w:tc>
-          <w:tcPr>
-            <w:tcW w:type="dxa" w:w="2232"/>
-            <w:vAlign w:val="center"/>
-          </w:tcPr>
-          <w:p>
-            <w:r/>
-            <w:r>
-              <w:rPr>
-                <w:rFonts w:ascii="Calibri" w:hAnsi="Calibri"/>
-                <w:b/>
-                <w:sz w:val="18"/>
-              </w:rPr>
-              <w:t>Calls detected</w:t>
-            </w:r>
-          </w:p>
-        </w:tc>
-        <w:tc>
-          <w:tcPr>
-            <w:tcW w:type="dxa" w:w="7128"/>
-            <w:vAlign w:val="center"/>
-          </w:tcPr>
-          <w:p>
-            <w:r/>
-            <w:r>
-              <w:rPr>
-                <w:rFonts w:ascii="Calibri" w:hAnsi="Calibri"/>
-                <w:b w:val="0"/>
-                <w:sz w:val="18"/>
-              </w:rPr>
-              <w:t>accessSync</w:t>
-            </w:r>
-          </w:p>
-        </w:tc>
-      </w:tr>
-      <w:tr>
-        <w:tc>
-          <w:tcPr>
-            <w:tcW w:type="dxa" w:w="2232"/>
-            <w:vAlign w:val="center"/>
-          </w:tcPr>
-          <w:p>
-            <w:r/>
-            <w:r>
-              <w:rPr>
-                <w:rFonts w:ascii="Calibri" w:hAnsi="Calibri"/>
-                <w:b/>
-                <w:sz w:val="18"/>
-              </w:rPr>
-              <w:t>API endpoints</w:t>
-            </w:r>
-          </w:p>
-        </w:tc>
-        <w:tc>
-          <w:tcPr>
-            <w:tcW w:type="dxa" w:w="7128"/>
-            <w:vAlign w:val="center"/>
-          </w:tcPr>
-          <w:p>
-            <w:r/>
-            <w:r>
-              <w:rPr>
-                <w:rFonts w:ascii="Calibri" w:hAnsi="Calibri"/>
-                <w:b w:val="0"/>
-                <w:sz w:val="18"/>
-              </w:rPr>
-              <w:t>None detected inside this function body.</w:t>
-            </w:r>
-          </w:p>
-        </w:tc>
-      </w:tr>
-      <w:tr>
-        <w:tc>
-          <w:tcPr>
-            <w:tcW w:type="dxa" w:w="2232"/>
-            <w:vAlign w:val="center"/>
-          </w:tcPr>
-          <w:p>
-            <w:r/>
-            <w:r>
-              <w:rPr>
-                <w:rFonts w:ascii="Calibri" w:hAnsi="Calibri"/>
-                <w:b/>
-                <w:sz w:val="18"/>
-              </w:rPr>
-              <w:t>Storage keys</w:t>
-            </w:r>
-          </w:p>
-        </w:tc>
-        <w:tc>
-          <w:tcPr>
-            <w:tcW w:type="dxa" w:w="7128"/>
-            <w:vAlign w:val="center"/>
-          </w:tcPr>
-          <w:p>
-            <w:r/>
-            <w:r>
-              <w:rPr>
-                <w:rFonts w:ascii="Calibri" w:hAnsi="Calibri"/>
-                <w:b w:val="0"/>
-                <w:sz w:val="18"/>
-              </w:rPr>
-              <w:t>No local/session storage keys detected.</w:t>
-            </w:r>
-          </w:p>
-        </w:tc>
-      </w:tr>
-      <w:tr>
-        <w:tc>
-          <w:tcPr>
-            <w:tcW w:type="dxa" w:w="2232"/>
-            <w:vAlign w:val="center"/>
-          </w:tcPr>
-          <w:p>
-            <w:r/>
-            <w:r>
-              <w:rPr>
-                <w:rFonts w:ascii="Calibri" w:hAnsi="Calibri"/>
-                <w:b/>
-                <w:sz w:val="18"/>
-              </w:rPr>
-              <w:t>Async/return clues</w:t>
-            </w:r>
-          </w:p>
-        </w:tc>
-        <w:tc>
-          <w:tcPr>
-            <w:tcW w:type="dxa" w:w="7128"/>
-            <w:vAlign w:val="center"/>
-          </w:tcPr>
-          <w:p>
-            <w:r/>
-            <w:r>
-              <w:rPr>
-                <w:rFonts w:ascii="Calibri" w:hAnsi="Calibri"/>
-                <w:b w:val="0"/>
-                <w:sz w:val="18"/>
-              </w:rPr>
-              <w:t>0 await expression(s), 2 return statement(s).</w:t>
-            </w:r>
-          </w:p>
-        </w:tc>
-      </w:tr>
-      <w:tr>
-        <w:tc>
-          <w:tcPr>
-            <w:tcW w:type="dxa" w:w="2232"/>
-            <w:vAlign w:val="center"/>
-          </w:tcPr>
-          <w:p>
-            <w:r/>
-            <w:r>
-              <w:rPr>
-                <w:rFonts w:ascii="Calibri" w:hAnsi="Calibri"/>
-                <w:b/>
-                <w:sz w:val="18"/>
-              </w:rPr>
-              <w:t>Debug approach</w:t>
-            </w:r>
-          </w:p>
-        </w:tc>
-        <w:tc>
-          <w:tcPr>
-            <w:tcW w:type="dxa" w:w="7128"/>
-            <w:vAlign w:val="center"/>
-          </w:tcPr>
-          <w:p>
-            <w:r/>
-            <w:r>
-              <w:rPr>
-                <w:rFonts w:ascii="Calibri" w:hAnsi="Calibri"/>
-                <w:b w:val="0"/>
-                <w:sz w:val="18"/>
-              </w:rPr>
-              <w:t>Trigger the user action that reaches this function, inspect inputs/state before the function, then inspect the returned value, DOM update, file write, process output, or API response after it runs.</w:t>
-            </w:r>
-          </w:p>
-        </w:tc>
-      </w:tr>
-    </w:tbl>
     <w:p>
       <w:r>
-        <w:t>Source excerpt:</w:t>
+        <w:t>fileExists part of electron desktop startup, window control, workspace setup, menu behavior, or update handoff. In this file, it appears around lines 178-185 and is part of the repository root. usually an entry file, app config, public website file, package manifest, or top-level documentation.</w:t>
+      </w:r>
+    </w:p>
+    <w:p>
+      <w:r>
+        <w:t>This function is needed so main.cjs can keep that responsibility in one named place instead of scattering it through unrelated event handlers or route code.</w:t>
+      </w:r>
+    </w:p>
+    <w:p>
+      <w:r>
+        <w:t>It calls or references accessSync. Endpoint references found inside it are no direct /api endpoint strings detected. Browser storage keys found inside it are no local/session storage keys detected.</w:t>
+      </w:r>
+    </w:p>
+    <w:p>
+      <w:r>
+        <w:t>It has 2 return statement(s). The most important visible returns are: line 181: return true;; line 183: return false;.</w:t>
+      </w:r>
+    </w:p>
+    <w:p>
+      <w:r>
+        <w:t>No major local variable declarations were detected in the extracted function body.</w:t>
+      </w:r>
+    </w:p>
+    <w:p>
+      <w:r>
+        <w:t>Relevant source excerpt:</w:t>
       </w:r>
     </w:p>
     <w:p>
@@ -6038,386 +4293,37 @@
         <w:pStyle w:val="Heading3"/>
       </w:pPr>
       <w:r>
-        <w:t>copyFileIfAvailable - lines 187-192</w:t>
+        <w:t>copyFileIfAvailable (main.cjs, lines 187-192)</w:t>
       </w:r>
     </w:p>
-    <w:tbl>
-      <w:tblPr>
-        <w:tblW w:type="auto" w:w="0"/>
-        <w:jc w:val="center"/>
-        <w:tblLayout w:type="fixed"/>
-        <w:tblLook w:firstColumn="1" w:firstRow="1" w:lastColumn="0" w:lastRow="0" w:noHBand="0" w:noVBand="1" w:val="04A0"/>
-      </w:tblPr>
-      <w:tblGrid>
-        <w:gridCol w:w="2232"/>
-        <w:gridCol w:w="7128"/>
-      </w:tblGrid>
-      <w:tr>
-        <w:tc>
-          <w:tcPr>
-            <w:tcW w:type="dxa" w:w="5184"/>
-            <w:vAlign w:val="center"/>
-            <w:shd w:fill="E8EEF5"/>
-          </w:tcPr>
-          <w:p>
-            <w:r/>
-            <w:r>
-              <w:rPr>
-                <w:rFonts w:ascii="Calibri" w:hAnsi="Calibri"/>
-                <w:b/>
-                <w:sz w:val="18"/>
-              </w:rPr>
-              <w:t>Item</w:t>
-            </w:r>
-          </w:p>
-        </w:tc>
-        <w:tc>
-          <w:tcPr>
-            <w:tcW w:type="dxa" w:w="5184"/>
-            <w:vAlign w:val="center"/>
-            <w:shd w:fill="E8EEF5"/>
-          </w:tcPr>
-          <w:p>
-            <w:r/>
-            <w:r>
-              <w:rPr>
-                <w:rFonts w:ascii="Calibri" w:hAnsi="Calibri"/>
-                <w:b/>
-                <w:sz w:val="18"/>
-              </w:rPr>
-              <w:t>Explanation</w:t>
-            </w:r>
-          </w:p>
-        </w:tc>
-      </w:tr>
-      <w:tr>
-        <w:tc>
-          <w:tcPr>
-            <w:tcW w:type="dxa" w:w="2232"/>
-            <w:vAlign w:val="center"/>
-          </w:tcPr>
-          <w:p>
-            <w:r/>
-            <w:r>
-              <w:rPr>
-                <w:rFonts w:ascii="Calibri" w:hAnsi="Calibri"/>
-                <w:b/>
-                <w:sz w:val="18"/>
-              </w:rPr>
-              <w:t>Source location</w:t>
-            </w:r>
-          </w:p>
-        </w:tc>
-        <w:tc>
-          <w:tcPr>
-            <w:tcW w:type="dxa" w:w="7128"/>
-            <w:vAlign w:val="center"/>
-          </w:tcPr>
-          <w:p>
-            <w:r/>
-            <w:r>
-              <w:rPr>
-                <w:rFonts w:ascii="Calibri" w:hAnsi="Calibri"/>
-                <w:b w:val="0"/>
-                <w:sz w:val="18"/>
-              </w:rPr>
-              <w:t>Lines 187-192 (6 source lines).</w:t>
-            </w:r>
-          </w:p>
-        </w:tc>
-      </w:tr>
-      <w:tr>
-        <w:tc>
-          <w:tcPr>
-            <w:tcW w:type="dxa" w:w="2232"/>
-            <w:vAlign w:val="center"/>
-          </w:tcPr>
-          <w:p>
-            <w:r/>
-            <w:r>
-              <w:rPr>
-                <w:rFonts w:ascii="Calibri" w:hAnsi="Calibri"/>
-                <w:b/>
-                <w:sz w:val="18"/>
-              </w:rPr>
-              <w:t>Purpose</w:t>
-            </w:r>
-          </w:p>
-        </w:tc>
-        <w:tc>
-          <w:tcPr>
-            <w:tcW w:type="dxa" w:w="7128"/>
-            <w:vAlign w:val="center"/>
-          </w:tcPr>
-          <w:p>
-            <w:r/>
-            <w:r>
-              <w:rPr>
-                <w:rFonts w:ascii="Calibri" w:hAnsi="Calibri"/>
-                <w:b w:val="0"/>
-                <w:sz w:val="18"/>
-              </w:rPr>
-              <w:t>Part of Electron desktop startup, window control, workspace setup, menu behavior, or update handoff.</w:t>
-            </w:r>
-          </w:p>
-        </w:tc>
-      </w:tr>
-      <w:tr>
-        <w:tc>
-          <w:tcPr>
-            <w:tcW w:type="dxa" w:w="2232"/>
-            <w:vAlign w:val="center"/>
-          </w:tcPr>
-          <w:p>
-            <w:r/>
-            <w:r>
-              <w:rPr>
-                <w:rFonts w:ascii="Calibri" w:hAnsi="Calibri"/>
-                <w:b/>
-                <w:sz w:val="18"/>
-              </w:rPr>
-              <w:t>Declaration</w:t>
-            </w:r>
-          </w:p>
-        </w:tc>
-        <w:tc>
-          <w:tcPr>
-            <w:tcW w:type="dxa" w:w="7128"/>
-            <w:vAlign w:val="center"/>
-          </w:tcPr>
-          <w:p>
-            <w:r/>
-            <w:r>
-              <w:rPr>
-                <w:rFonts w:ascii="Calibri" w:hAnsi="Calibri"/>
-                <w:b w:val="0"/>
-                <w:sz w:val="18"/>
-              </w:rPr>
-              <w:t>async function copyFileIfAvailable(source, target, overwrite = false) {</w:t>
-            </w:r>
-          </w:p>
-        </w:tc>
-      </w:tr>
-      <w:tr>
-        <w:tc>
-          <w:tcPr>
-            <w:tcW w:type="dxa" w:w="2232"/>
-            <w:vAlign w:val="center"/>
-          </w:tcPr>
-          <w:p>
-            <w:r/>
-            <w:r>
-              <w:rPr>
-                <w:rFonts w:ascii="Calibri" w:hAnsi="Calibri"/>
-                <w:b/>
-                <w:sz w:val="18"/>
-              </w:rPr>
-              <w:t>Touches</w:t>
-            </w:r>
-          </w:p>
-        </w:tc>
-        <w:tc>
-          <w:tcPr>
-            <w:tcW w:type="dxa" w:w="7128"/>
-            <w:vAlign w:val="center"/>
-          </w:tcPr>
-          <w:p>
-            <w:r/>
-            <w:r>
-              <w:rPr>
-                <w:rFonts w:ascii="Calibri" w:hAnsi="Calibri"/>
-                <w:b w:val="0"/>
-                <w:sz w:val="18"/>
-              </w:rPr>
-              <w:t>filesystem</w:t>
-            </w:r>
-          </w:p>
-        </w:tc>
-      </w:tr>
-      <w:tr>
-        <w:tc>
-          <w:tcPr>
-            <w:tcW w:type="dxa" w:w="2232"/>
-            <w:vAlign w:val="center"/>
-          </w:tcPr>
-          <w:p>
-            <w:r/>
-            <w:r>
-              <w:rPr>
-                <w:rFonts w:ascii="Calibri" w:hAnsi="Calibri"/>
-                <w:b/>
-                <w:sz w:val="18"/>
-              </w:rPr>
-              <w:t>Calls detected</w:t>
-            </w:r>
-          </w:p>
-        </w:tc>
-        <w:tc>
-          <w:tcPr>
-            <w:tcW w:type="dxa" w:w="7128"/>
-            <w:vAlign w:val="center"/>
-          </w:tcPr>
-          <w:p>
-            <w:r/>
-            <w:r>
-              <w:rPr>
-                <w:rFonts w:ascii="Calibri" w:hAnsi="Calibri"/>
-                <w:b w:val="0"/>
-                <w:sz w:val="18"/>
-              </w:rPr>
-              <w:t>fileExists, mkdir, dirname, copyFile</w:t>
-            </w:r>
-          </w:p>
-        </w:tc>
-      </w:tr>
-      <w:tr>
-        <w:tc>
-          <w:tcPr>
-            <w:tcW w:type="dxa" w:w="2232"/>
-            <w:vAlign w:val="center"/>
-          </w:tcPr>
-          <w:p>
-            <w:r/>
-            <w:r>
-              <w:rPr>
-                <w:rFonts w:ascii="Calibri" w:hAnsi="Calibri"/>
-                <w:b/>
-                <w:sz w:val="18"/>
-              </w:rPr>
-              <w:t>API endpoints</w:t>
-            </w:r>
-          </w:p>
-        </w:tc>
-        <w:tc>
-          <w:tcPr>
-            <w:tcW w:type="dxa" w:w="7128"/>
-            <w:vAlign w:val="center"/>
-          </w:tcPr>
-          <w:p>
-            <w:r/>
-            <w:r>
-              <w:rPr>
-                <w:rFonts w:ascii="Calibri" w:hAnsi="Calibri"/>
-                <w:b w:val="0"/>
-                <w:sz w:val="18"/>
-              </w:rPr>
-              <w:t>None detected inside this function body.</w:t>
-            </w:r>
-          </w:p>
-        </w:tc>
-      </w:tr>
-      <w:tr>
-        <w:tc>
-          <w:tcPr>
-            <w:tcW w:type="dxa" w:w="2232"/>
-            <w:vAlign w:val="center"/>
-          </w:tcPr>
-          <w:p>
-            <w:r/>
-            <w:r>
-              <w:rPr>
-                <w:rFonts w:ascii="Calibri" w:hAnsi="Calibri"/>
-                <w:b/>
-                <w:sz w:val="18"/>
-              </w:rPr>
-              <w:t>Storage keys</w:t>
-            </w:r>
-          </w:p>
-        </w:tc>
-        <w:tc>
-          <w:tcPr>
-            <w:tcW w:type="dxa" w:w="7128"/>
-            <w:vAlign w:val="center"/>
-          </w:tcPr>
-          <w:p>
-            <w:r/>
-            <w:r>
-              <w:rPr>
-                <w:rFonts w:ascii="Calibri" w:hAnsi="Calibri"/>
-                <w:b w:val="0"/>
-                <w:sz w:val="18"/>
-              </w:rPr>
-              <w:t>No local/session storage keys detected.</w:t>
-            </w:r>
-          </w:p>
-        </w:tc>
-      </w:tr>
-      <w:tr>
-        <w:tc>
-          <w:tcPr>
-            <w:tcW w:type="dxa" w:w="2232"/>
-            <w:vAlign w:val="center"/>
-          </w:tcPr>
-          <w:p>
-            <w:r/>
-            <w:r>
-              <w:rPr>
-                <w:rFonts w:ascii="Calibri" w:hAnsi="Calibri"/>
-                <w:b/>
-                <w:sz w:val="18"/>
-              </w:rPr>
-              <w:t>Async/return clues</w:t>
-            </w:r>
-          </w:p>
-        </w:tc>
-        <w:tc>
-          <w:tcPr>
-            <w:tcW w:type="dxa" w:w="7128"/>
-            <w:vAlign w:val="center"/>
-          </w:tcPr>
-          <w:p>
-            <w:r/>
-            <w:r>
-              <w:rPr>
-                <w:rFonts w:ascii="Calibri" w:hAnsi="Calibri"/>
-                <w:b w:val="0"/>
-                <w:sz w:val="18"/>
-              </w:rPr>
-              <w:t>2 await expression(s), 2 return statement(s).</w:t>
-            </w:r>
-          </w:p>
-        </w:tc>
-      </w:tr>
-      <w:tr>
-        <w:tc>
-          <w:tcPr>
-            <w:tcW w:type="dxa" w:w="2232"/>
-            <w:vAlign w:val="center"/>
-          </w:tcPr>
-          <w:p>
-            <w:r/>
-            <w:r>
-              <w:rPr>
-                <w:rFonts w:ascii="Calibri" w:hAnsi="Calibri"/>
-                <w:b/>
-                <w:sz w:val="18"/>
-              </w:rPr>
-              <w:t>Debug approach</w:t>
-            </w:r>
-          </w:p>
-        </w:tc>
-        <w:tc>
-          <w:tcPr>
-            <w:tcW w:type="dxa" w:w="7128"/>
-            <w:vAlign w:val="center"/>
-          </w:tcPr>
-          <w:p>
-            <w:r/>
-            <w:r>
-              <w:rPr>
-                <w:rFonts w:ascii="Calibri" w:hAnsi="Calibri"/>
-                <w:b w:val="0"/>
-                <w:sz w:val="18"/>
-              </w:rPr>
-              <w:t>Trigger the user action that reaches this function, inspect inputs/state before the function, then inspect the returned value, DOM update, file write, process output, or API response after it runs.</w:t>
-            </w:r>
-          </w:p>
-        </w:tc>
-      </w:tr>
-    </w:tbl>
     <w:p>
       <w:r>
-        <w:t>Source excerpt:</w:t>
+        <w:t>copyFileIfAvailable part of electron desktop startup, window control, workspace setup, menu behavior, or update handoff. In this file, it appears around lines 187-192 and is part of the repository root. usually an entry file, app config, public website file, package manifest, or top-level documentation.</w:t>
+      </w:r>
+    </w:p>
+    <w:p>
+      <w:r>
+        <w:t>This function is needed so main.cjs can keep that responsibility in one named place instead of scattering it through unrelated event handlers or route code.</w:t>
+      </w:r>
+    </w:p>
+    <w:p>
+      <w:r>
+        <w:t>It calls or references fileExists, mkdir, dirname, and copyFile. Endpoint references found inside it are no direct /api endpoint strings detected. Browser storage keys found inside it are no local/session storage keys detected.</w:t>
+      </w:r>
+    </w:p>
+    <w:p>
+      <w:r>
+        <w:t>It has 2 return statement(s). The most important visible returns are: line 188: if (!fileExists(source)) return;; line 189: if (!overwrite &amp;&amp; fileExists(target)) return;.</w:t>
+      </w:r>
+    </w:p>
+    <w:p>
+      <w:r>
+        <w:t>No major local variable declarations were detected in the extracted function body.</w:t>
+      </w:r>
+    </w:p>
+    <w:p>
+      <w:r>
+        <w:t>Relevant source excerpt:</w:t>
       </w:r>
     </w:p>
     <w:p>
@@ -6446,386 +4352,37 @@
         <w:pStyle w:val="Heading3"/>
       </w:pPr>
       <w:r>
-        <w:t>copyDirectoryMissingFiles - lines 194-207</w:t>
+        <w:t>copyDirectoryMissingFiles (main.cjs, lines 194-207)</w:t>
       </w:r>
     </w:p>
-    <w:tbl>
-      <w:tblPr>
-        <w:tblW w:type="auto" w:w="0"/>
-        <w:jc w:val="center"/>
-        <w:tblLayout w:type="fixed"/>
-        <w:tblLook w:firstColumn="1" w:firstRow="1" w:lastColumn="0" w:lastRow="0" w:noHBand="0" w:noVBand="1" w:val="04A0"/>
-      </w:tblPr>
-      <w:tblGrid>
-        <w:gridCol w:w="2232"/>
-        <w:gridCol w:w="7128"/>
-      </w:tblGrid>
-      <w:tr>
-        <w:tc>
-          <w:tcPr>
-            <w:tcW w:type="dxa" w:w="5184"/>
-            <w:vAlign w:val="center"/>
-            <w:shd w:fill="E8EEF5"/>
-          </w:tcPr>
-          <w:p>
-            <w:r/>
-            <w:r>
-              <w:rPr>
-                <w:rFonts w:ascii="Calibri" w:hAnsi="Calibri"/>
-                <w:b/>
-                <w:sz w:val="18"/>
-              </w:rPr>
-              <w:t>Item</w:t>
-            </w:r>
-          </w:p>
-        </w:tc>
-        <w:tc>
-          <w:tcPr>
-            <w:tcW w:type="dxa" w:w="5184"/>
-            <w:vAlign w:val="center"/>
-            <w:shd w:fill="E8EEF5"/>
-          </w:tcPr>
-          <w:p>
-            <w:r/>
-            <w:r>
-              <w:rPr>
-                <w:rFonts w:ascii="Calibri" w:hAnsi="Calibri"/>
-                <w:b/>
-                <w:sz w:val="18"/>
-              </w:rPr>
-              <w:t>Explanation</w:t>
-            </w:r>
-          </w:p>
-        </w:tc>
-      </w:tr>
-      <w:tr>
-        <w:tc>
-          <w:tcPr>
-            <w:tcW w:type="dxa" w:w="2232"/>
-            <w:vAlign w:val="center"/>
-          </w:tcPr>
-          <w:p>
-            <w:r/>
-            <w:r>
-              <w:rPr>
-                <w:rFonts w:ascii="Calibri" w:hAnsi="Calibri"/>
-                <w:b/>
-                <w:sz w:val="18"/>
-              </w:rPr>
-              <w:t>Source location</w:t>
-            </w:r>
-          </w:p>
-        </w:tc>
-        <w:tc>
-          <w:tcPr>
-            <w:tcW w:type="dxa" w:w="7128"/>
-            <w:vAlign w:val="center"/>
-          </w:tcPr>
-          <w:p>
-            <w:r/>
-            <w:r>
-              <w:rPr>
-                <w:rFonts w:ascii="Calibri" w:hAnsi="Calibri"/>
-                <w:b w:val="0"/>
-                <w:sz w:val="18"/>
-              </w:rPr>
-              <w:t>Lines 194-207 (14 source lines).</w:t>
-            </w:r>
-          </w:p>
-        </w:tc>
-      </w:tr>
-      <w:tr>
-        <w:tc>
-          <w:tcPr>
-            <w:tcW w:type="dxa" w:w="2232"/>
-            <w:vAlign w:val="center"/>
-          </w:tcPr>
-          <w:p>
-            <w:r/>
-            <w:r>
-              <w:rPr>
-                <w:rFonts w:ascii="Calibri" w:hAnsi="Calibri"/>
-                <w:b/>
-                <w:sz w:val="18"/>
-              </w:rPr>
-              <w:t>Purpose</w:t>
-            </w:r>
-          </w:p>
-        </w:tc>
-        <w:tc>
-          <w:tcPr>
-            <w:tcW w:type="dxa" w:w="7128"/>
-            <w:vAlign w:val="center"/>
-          </w:tcPr>
-          <w:p>
-            <w:r/>
-            <w:r>
-              <w:rPr>
-                <w:rFonts w:ascii="Calibri" w:hAnsi="Calibri"/>
-                <w:b w:val="0"/>
-                <w:sz w:val="18"/>
-              </w:rPr>
-              <w:t>Part of Electron desktop startup, window control, workspace setup, menu behavior, or update handoff.</w:t>
-            </w:r>
-          </w:p>
-        </w:tc>
-      </w:tr>
-      <w:tr>
-        <w:tc>
-          <w:tcPr>
-            <w:tcW w:type="dxa" w:w="2232"/>
-            <w:vAlign w:val="center"/>
-          </w:tcPr>
-          <w:p>
-            <w:r/>
-            <w:r>
-              <w:rPr>
-                <w:rFonts w:ascii="Calibri" w:hAnsi="Calibri"/>
-                <w:b/>
-                <w:sz w:val="18"/>
-              </w:rPr>
-              <w:t>Declaration</w:t>
-            </w:r>
-          </w:p>
-        </w:tc>
-        <w:tc>
-          <w:tcPr>
-            <w:tcW w:type="dxa" w:w="7128"/>
-            <w:vAlign w:val="center"/>
-          </w:tcPr>
-          <w:p>
-            <w:r/>
-            <w:r>
-              <w:rPr>
-                <w:rFonts w:ascii="Calibri" w:hAnsi="Calibri"/>
-                <w:b w:val="0"/>
-                <w:sz w:val="18"/>
-              </w:rPr>
-              <w:t>async function copyDirectoryMissingFiles(source, target) {</w:t>
-            </w:r>
-          </w:p>
-        </w:tc>
-      </w:tr>
-      <w:tr>
-        <w:tc>
-          <w:tcPr>
-            <w:tcW w:type="dxa" w:w="2232"/>
-            <w:vAlign w:val="center"/>
-          </w:tcPr>
-          <w:p>
-            <w:r/>
-            <w:r>
-              <w:rPr>
-                <w:rFonts w:ascii="Calibri" w:hAnsi="Calibri"/>
-                <w:b/>
-                <w:sz w:val="18"/>
-              </w:rPr>
-              <w:t>Touches</w:t>
-            </w:r>
-          </w:p>
-        </w:tc>
-        <w:tc>
-          <w:tcPr>
-            <w:tcW w:type="dxa" w:w="7128"/>
-            <w:vAlign w:val="center"/>
-          </w:tcPr>
-          <w:p>
-            <w:r/>
-            <w:r>
-              <w:rPr>
-                <w:rFonts w:ascii="Calibri" w:hAnsi="Calibri"/>
-                <w:b w:val="0"/>
-                <w:sz w:val="18"/>
-              </w:rPr>
-              <w:t>filesystem</w:t>
-            </w:r>
-          </w:p>
-        </w:tc>
-      </w:tr>
-      <w:tr>
-        <w:tc>
-          <w:tcPr>
-            <w:tcW w:type="dxa" w:w="2232"/>
-            <w:vAlign w:val="center"/>
-          </w:tcPr>
-          <w:p>
-            <w:r/>
-            <w:r>
-              <w:rPr>
-                <w:rFonts w:ascii="Calibri" w:hAnsi="Calibri"/>
-                <w:b/>
-                <w:sz w:val="18"/>
-              </w:rPr>
-              <w:t>Calls detected</w:t>
-            </w:r>
-          </w:p>
-        </w:tc>
-        <w:tc>
-          <w:tcPr>
-            <w:tcW w:type="dxa" w:w="7128"/>
-            <w:vAlign w:val="center"/>
-          </w:tcPr>
-          <w:p>
-            <w:r/>
-            <w:r>
-              <w:rPr>
-                <w:rFonts w:ascii="Calibri" w:hAnsi="Calibri"/>
-                <w:b w:val="0"/>
-                <w:sz w:val="18"/>
-              </w:rPr>
-              <w:t>fileExists, mkdir, readdir, join, isDirectory, isFile, copyFileIfAvailable</w:t>
-            </w:r>
-          </w:p>
-        </w:tc>
-      </w:tr>
-      <w:tr>
-        <w:tc>
-          <w:tcPr>
-            <w:tcW w:type="dxa" w:w="2232"/>
-            <w:vAlign w:val="center"/>
-          </w:tcPr>
-          <w:p>
-            <w:r/>
-            <w:r>
-              <w:rPr>
-                <w:rFonts w:ascii="Calibri" w:hAnsi="Calibri"/>
-                <w:b/>
-                <w:sz w:val="18"/>
-              </w:rPr>
-              <w:t>API endpoints</w:t>
-            </w:r>
-          </w:p>
-        </w:tc>
-        <w:tc>
-          <w:tcPr>
-            <w:tcW w:type="dxa" w:w="7128"/>
-            <w:vAlign w:val="center"/>
-          </w:tcPr>
-          <w:p>
-            <w:r/>
-            <w:r>
-              <w:rPr>
-                <w:rFonts w:ascii="Calibri" w:hAnsi="Calibri"/>
-                <w:b w:val="0"/>
-                <w:sz w:val="18"/>
-              </w:rPr>
-              <w:t>None detected inside this function body.</w:t>
-            </w:r>
-          </w:p>
-        </w:tc>
-      </w:tr>
-      <w:tr>
-        <w:tc>
-          <w:tcPr>
-            <w:tcW w:type="dxa" w:w="2232"/>
-            <w:vAlign w:val="center"/>
-          </w:tcPr>
-          <w:p>
-            <w:r/>
-            <w:r>
-              <w:rPr>
-                <w:rFonts w:ascii="Calibri" w:hAnsi="Calibri"/>
-                <w:b/>
-                <w:sz w:val="18"/>
-              </w:rPr>
-              <w:t>Storage keys</w:t>
-            </w:r>
-          </w:p>
-        </w:tc>
-        <w:tc>
-          <w:tcPr>
-            <w:tcW w:type="dxa" w:w="7128"/>
-            <w:vAlign w:val="center"/>
-          </w:tcPr>
-          <w:p>
-            <w:r/>
-            <w:r>
-              <w:rPr>
-                <w:rFonts w:ascii="Calibri" w:hAnsi="Calibri"/>
-                <w:b w:val="0"/>
-                <w:sz w:val="18"/>
-              </w:rPr>
-              <w:t>No local/session storage keys detected.</w:t>
-            </w:r>
-          </w:p>
-        </w:tc>
-      </w:tr>
-      <w:tr>
-        <w:tc>
-          <w:tcPr>
-            <w:tcW w:type="dxa" w:w="2232"/>
-            <w:vAlign w:val="center"/>
-          </w:tcPr>
-          <w:p>
-            <w:r/>
-            <w:r>
-              <w:rPr>
-                <w:rFonts w:ascii="Calibri" w:hAnsi="Calibri"/>
-                <w:b/>
-                <w:sz w:val="18"/>
-              </w:rPr>
-              <w:t>Async/return clues</w:t>
-            </w:r>
-          </w:p>
-        </w:tc>
-        <w:tc>
-          <w:tcPr>
-            <w:tcW w:type="dxa" w:w="7128"/>
-            <w:vAlign w:val="center"/>
-          </w:tcPr>
-          <w:p>
-            <w:r/>
-            <w:r>
-              <w:rPr>
-                <w:rFonts w:ascii="Calibri" w:hAnsi="Calibri"/>
-                <w:b w:val="0"/>
-                <w:sz w:val="18"/>
-              </w:rPr>
-              <w:t>4 await expression(s), 1 return statement(s).</w:t>
-            </w:r>
-          </w:p>
-        </w:tc>
-      </w:tr>
-      <w:tr>
-        <w:tc>
-          <w:tcPr>
-            <w:tcW w:type="dxa" w:w="2232"/>
-            <w:vAlign w:val="center"/>
-          </w:tcPr>
-          <w:p>
-            <w:r/>
-            <w:r>
-              <w:rPr>
-                <w:rFonts w:ascii="Calibri" w:hAnsi="Calibri"/>
-                <w:b/>
-                <w:sz w:val="18"/>
-              </w:rPr>
-              <w:t>Debug approach</w:t>
-            </w:r>
-          </w:p>
-        </w:tc>
-        <w:tc>
-          <w:tcPr>
-            <w:tcW w:type="dxa" w:w="7128"/>
-            <w:vAlign w:val="center"/>
-          </w:tcPr>
-          <w:p>
-            <w:r/>
-            <w:r>
-              <w:rPr>
-                <w:rFonts w:ascii="Calibri" w:hAnsi="Calibri"/>
-                <w:b w:val="0"/>
-                <w:sz w:val="18"/>
-              </w:rPr>
-              <w:t>Trigger the user action that reaches this function, inspect inputs/state before the function, then inspect the returned value, DOM update, file write, process output, or API response after it runs.</w:t>
-            </w:r>
-          </w:p>
-        </w:tc>
-      </w:tr>
-    </w:tbl>
     <w:p>
       <w:r>
-        <w:t>Source excerpt:</w:t>
+        <w:t>copyDirectoryMissingFiles part of electron desktop startup, window control, workspace setup, menu behavior, or update handoff. In this file, it appears around lines 194-207 and is part of the repository root. usually an entry file, app config, public website file, package manifest, or top-level documentation.</w:t>
+      </w:r>
+    </w:p>
+    <w:p>
+      <w:r>
+        <w:t>This function is needed so main.cjs can keep that responsibility in one named place instead of scattering it through unrelated event handlers or route code.</w:t>
+      </w:r>
+    </w:p>
+    <w:p>
+      <w:r>
+        <w:t>It calls or references fileExists, mkdir, readdir, join, isDirectory, isFile, and copyFileIfAvailable. Endpoint references found inside it are no direct /api endpoint strings detected. Browser storage keys found inside it are no local/session storage keys detected.</w:t>
+      </w:r>
+    </w:p>
+    <w:p>
+      <w:r>
+        <w:t>It has 1 return statement(s). The most important visible returns are: line 195: if (!fileExists(source)) return;.</w:t>
+      </w:r>
+    </w:p>
+    <w:p>
+      <w:r>
+        <w:t>Important local values include entries at line 197; sourcePath at line 199; targetPath at line 200. These variables show what the function is assembling, checking, or handing to another layer.</w:t>
+      </w:r>
+    </w:p>
+    <w:p>
+      <w:r>
+        <w:t>Relevant source excerpt:</w:t>
       </w:r>
     </w:p>
     <w:p>
@@ -6870,386 +4427,37 @@
         <w:pStyle w:val="Heading3"/>
       </w:pPr>
       <w:r>
-        <w:t>copyDirectoryRefresh - lines 209-214</w:t>
+        <w:t>copyDirectoryRefresh (main.cjs, lines 209-214)</w:t>
       </w:r>
     </w:p>
-    <w:tbl>
-      <w:tblPr>
-        <w:tblW w:type="auto" w:w="0"/>
-        <w:jc w:val="center"/>
-        <w:tblLayout w:type="fixed"/>
-        <w:tblLook w:firstColumn="1" w:firstRow="1" w:lastColumn="0" w:lastRow="0" w:noHBand="0" w:noVBand="1" w:val="04A0"/>
-      </w:tblPr>
-      <w:tblGrid>
-        <w:gridCol w:w="2232"/>
-        <w:gridCol w:w="7128"/>
-      </w:tblGrid>
-      <w:tr>
-        <w:tc>
-          <w:tcPr>
-            <w:tcW w:type="dxa" w:w="5184"/>
-            <w:vAlign w:val="center"/>
-            <w:shd w:fill="E8EEF5"/>
-          </w:tcPr>
-          <w:p>
-            <w:r/>
-            <w:r>
-              <w:rPr>
-                <w:rFonts w:ascii="Calibri" w:hAnsi="Calibri"/>
-                <w:b/>
-                <w:sz w:val="18"/>
-              </w:rPr>
-              <w:t>Item</w:t>
-            </w:r>
-          </w:p>
-        </w:tc>
-        <w:tc>
-          <w:tcPr>
-            <w:tcW w:type="dxa" w:w="5184"/>
-            <w:vAlign w:val="center"/>
-            <w:shd w:fill="E8EEF5"/>
-          </w:tcPr>
-          <w:p>
-            <w:r/>
-            <w:r>
-              <w:rPr>
-                <w:rFonts w:ascii="Calibri" w:hAnsi="Calibri"/>
-                <w:b/>
-                <w:sz w:val="18"/>
-              </w:rPr>
-              <w:t>Explanation</w:t>
-            </w:r>
-          </w:p>
-        </w:tc>
-      </w:tr>
-      <w:tr>
-        <w:tc>
-          <w:tcPr>
-            <w:tcW w:type="dxa" w:w="2232"/>
-            <w:vAlign w:val="center"/>
-          </w:tcPr>
-          <w:p>
-            <w:r/>
-            <w:r>
-              <w:rPr>
-                <w:rFonts w:ascii="Calibri" w:hAnsi="Calibri"/>
-                <w:b/>
-                <w:sz w:val="18"/>
-              </w:rPr>
-              <w:t>Source location</w:t>
-            </w:r>
-          </w:p>
-        </w:tc>
-        <w:tc>
-          <w:tcPr>
-            <w:tcW w:type="dxa" w:w="7128"/>
-            <w:vAlign w:val="center"/>
-          </w:tcPr>
-          <w:p>
-            <w:r/>
-            <w:r>
-              <w:rPr>
-                <w:rFonts w:ascii="Calibri" w:hAnsi="Calibri"/>
-                <w:b w:val="0"/>
-                <w:sz w:val="18"/>
-              </w:rPr>
-              <w:t>Lines 209-214 (6 source lines).</w:t>
-            </w:r>
-          </w:p>
-        </w:tc>
-      </w:tr>
-      <w:tr>
-        <w:tc>
-          <w:tcPr>
-            <w:tcW w:type="dxa" w:w="2232"/>
-            <w:vAlign w:val="center"/>
-          </w:tcPr>
-          <w:p>
-            <w:r/>
-            <w:r>
-              <w:rPr>
-                <w:rFonts w:ascii="Calibri" w:hAnsi="Calibri"/>
-                <w:b/>
-                <w:sz w:val="18"/>
-              </w:rPr>
-              <w:t>Purpose</w:t>
-            </w:r>
-          </w:p>
-        </w:tc>
-        <w:tc>
-          <w:tcPr>
-            <w:tcW w:type="dxa" w:w="7128"/>
-            <w:vAlign w:val="center"/>
-          </w:tcPr>
-          <w:p>
-            <w:r/>
-            <w:r>
-              <w:rPr>
-                <w:rFonts w:ascii="Calibri" w:hAnsi="Calibri"/>
-                <w:b w:val="0"/>
-                <w:sz w:val="18"/>
-              </w:rPr>
-              <w:t>Part of Electron desktop startup, window control, workspace setup, menu behavior, or update handoff.</w:t>
-            </w:r>
-          </w:p>
-        </w:tc>
-      </w:tr>
-      <w:tr>
-        <w:tc>
-          <w:tcPr>
-            <w:tcW w:type="dxa" w:w="2232"/>
-            <w:vAlign w:val="center"/>
-          </w:tcPr>
-          <w:p>
-            <w:r/>
-            <w:r>
-              <w:rPr>
-                <w:rFonts w:ascii="Calibri" w:hAnsi="Calibri"/>
-                <w:b/>
-                <w:sz w:val="18"/>
-              </w:rPr>
-              <w:t>Declaration</w:t>
-            </w:r>
-          </w:p>
-        </w:tc>
-        <w:tc>
-          <w:tcPr>
-            <w:tcW w:type="dxa" w:w="7128"/>
-            <w:vAlign w:val="center"/>
-          </w:tcPr>
-          <w:p>
-            <w:r/>
-            <w:r>
-              <w:rPr>
-                <w:rFonts w:ascii="Calibri" w:hAnsi="Calibri"/>
-                <w:b w:val="0"/>
-                <w:sz w:val="18"/>
-              </w:rPr>
-              <w:t>async function copyDirectoryRefresh(source, target) {</w:t>
-            </w:r>
-          </w:p>
-        </w:tc>
-      </w:tr>
-      <w:tr>
-        <w:tc>
-          <w:tcPr>
-            <w:tcW w:type="dxa" w:w="2232"/>
-            <w:vAlign w:val="center"/>
-          </w:tcPr>
-          <w:p>
-            <w:r/>
-            <w:r>
-              <w:rPr>
-                <w:rFonts w:ascii="Calibri" w:hAnsi="Calibri"/>
-                <w:b/>
-                <w:sz w:val="18"/>
-              </w:rPr>
-              <w:t>Touches</w:t>
-            </w:r>
-          </w:p>
-        </w:tc>
-        <w:tc>
-          <w:tcPr>
-            <w:tcW w:type="dxa" w:w="7128"/>
-            <w:vAlign w:val="center"/>
-          </w:tcPr>
-          <w:p>
-            <w:r/>
-            <w:r>
-              <w:rPr>
-                <w:rFonts w:ascii="Calibri" w:hAnsi="Calibri"/>
-                <w:b w:val="0"/>
-                <w:sz w:val="18"/>
-              </w:rPr>
-              <w:t>filesystem</w:t>
-            </w:r>
-          </w:p>
-        </w:tc>
-      </w:tr>
-      <w:tr>
-        <w:tc>
-          <w:tcPr>
-            <w:tcW w:type="dxa" w:w="2232"/>
-            <w:vAlign w:val="center"/>
-          </w:tcPr>
-          <w:p>
-            <w:r/>
-            <w:r>
-              <w:rPr>
-                <w:rFonts w:ascii="Calibri" w:hAnsi="Calibri"/>
-                <w:b/>
-                <w:sz w:val="18"/>
-              </w:rPr>
-              <w:t>Calls detected</w:t>
-            </w:r>
-          </w:p>
-        </w:tc>
-        <w:tc>
-          <w:tcPr>
-            <w:tcW w:type="dxa" w:w="7128"/>
-            <w:vAlign w:val="center"/>
-          </w:tcPr>
-          <w:p>
-            <w:r/>
-            <w:r>
-              <w:rPr>
-                <w:rFonts w:ascii="Calibri" w:hAnsi="Calibri"/>
-                <w:b w:val="0"/>
-                <w:sz w:val="18"/>
-              </w:rPr>
-              <w:t>fileExists, rm, mkdir, dirname, cp</w:t>
-            </w:r>
-          </w:p>
-        </w:tc>
-      </w:tr>
-      <w:tr>
-        <w:tc>
-          <w:tcPr>
-            <w:tcW w:type="dxa" w:w="2232"/>
-            <w:vAlign w:val="center"/>
-          </w:tcPr>
-          <w:p>
-            <w:r/>
-            <w:r>
-              <w:rPr>
-                <w:rFonts w:ascii="Calibri" w:hAnsi="Calibri"/>
-                <w:b/>
-                <w:sz w:val="18"/>
-              </w:rPr>
-              <w:t>API endpoints</w:t>
-            </w:r>
-          </w:p>
-        </w:tc>
-        <w:tc>
-          <w:tcPr>
-            <w:tcW w:type="dxa" w:w="7128"/>
-            <w:vAlign w:val="center"/>
-          </w:tcPr>
-          <w:p>
-            <w:r/>
-            <w:r>
-              <w:rPr>
-                <w:rFonts w:ascii="Calibri" w:hAnsi="Calibri"/>
-                <w:b w:val="0"/>
-                <w:sz w:val="18"/>
-              </w:rPr>
-              <w:t>None detected inside this function body.</w:t>
-            </w:r>
-          </w:p>
-        </w:tc>
-      </w:tr>
-      <w:tr>
-        <w:tc>
-          <w:tcPr>
-            <w:tcW w:type="dxa" w:w="2232"/>
-            <w:vAlign w:val="center"/>
-          </w:tcPr>
-          <w:p>
-            <w:r/>
-            <w:r>
-              <w:rPr>
-                <w:rFonts w:ascii="Calibri" w:hAnsi="Calibri"/>
-                <w:b/>
-                <w:sz w:val="18"/>
-              </w:rPr>
-              <w:t>Storage keys</w:t>
-            </w:r>
-          </w:p>
-        </w:tc>
-        <w:tc>
-          <w:tcPr>
-            <w:tcW w:type="dxa" w:w="7128"/>
-            <w:vAlign w:val="center"/>
-          </w:tcPr>
-          <w:p>
-            <w:r/>
-            <w:r>
-              <w:rPr>
-                <w:rFonts w:ascii="Calibri" w:hAnsi="Calibri"/>
-                <w:b w:val="0"/>
-                <w:sz w:val="18"/>
-              </w:rPr>
-              <w:t>No local/session storage keys detected.</w:t>
-            </w:r>
-          </w:p>
-        </w:tc>
-      </w:tr>
-      <w:tr>
-        <w:tc>
-          <w:tcPr>
-            <w:tcW w:type="dxa" w:w="2232"/>
-            <w:vAlign w:val="center"/>
-          </w:tcPr>
-          <w:p>
-            <w:r/>
-            <w:r>
-              <w:rPr>
-                <w:rFonts w:ascii="Calibri" w:hAnsi="Calibri"/>
-                <w:b/>
-                <w:sz w:val="18"/>
-              </w:rPr>
-              <w:t>Async/return clues</w:t>
-            </w:r>
-          </w:p>
-        </w:tc>
-        <w:tc>
-          <w:tcPr>
-            <w:tcW w:type="dxa" w:w="7128"/>
-            <w:vAlign w:val="center"/>
-          </w:tcPr>
-          <w:p>
-            <w:r/>
-            <w:r>
-              <w:rPr>
-                <w:rFonts w:ascii="Calibri" w:hAnsi="Calibri"/>
-                <w:b w:val="0"/>
-                <w:sz w:val="18"/>
-              </w:rPr>
-              <w:t>3 await expression(s), 1 return statement(s).</w:t>
-            </w:r>
-          </w:p>
-        </w:tc>
-      </w:tr>
-      <w:tr>
-        <w:tc>
-          <w:tcPr>
-            <w:tcW w:type="dxa" w:w="2232"/>
-            <w:vAlign w:val="center"/>
-          </w:tcPr>
-          <w:p>
-            <w:r/>
-            <w:r>
-              <w:rPr>
-                <w:rFonts w:ascii="Calibri" w:hAnsi="Calibri"/>
-                <w:b/>
-                <w:sz w:val="18"/>
-              </w:rPr>
-              <w:t>Debug approach</w:t>
-            </w:r>
-          </w:p>
-        </w:tc>
-        <w:tc>
-          <w:tcPr>
-            <w:tcW w:type="dxa" w:w="7128"/>
-            <w:vAlign w:val="center"/>
-          </w:tcPr>
-          <w:p>
-            <w:r/>
-            <w:r>
-              <w:rPr>
-                <w:rFonts w:ascii="Calibri" w:hAnsi="Calibri"/>
-                <w:b w:val="0"/>
-                <w:sz w:val="18"/>
-              </w:rPr>
-              <w:t>Trigger the user action that reaches this function, inspect inputs/state before the function, then inspect the returned value, DOM update, file write, process output, or API response after it runs.</w:t>
-            </w:r>
-          </w:p>
-        </w:tc>
-      </w:tr>
-    </w:tbl>
     <w:p>
       <w:r>
-        <w:t>Source excerpt:</w:t>
+        <w:t>copyDirectoryRefresh part of electron desktop startup, window control, workspace setup, menu behavior, or update handoff. In this file, it appears around lines 209-214 and is part of the repository root. usually an entry file, app config, public website file, package manifest, or top-level documentation.</w:t>
+      </w:r>
+    </w:p>
+    <w:p>
+      <w:r>
+        <w:t>This function is needed so main.cjs can keep that responsibility in one named place instead of scattering it through unrelated event handlers or route code.</w:t>
+      </w:r>
+    </w:p>
+    <w:p>
+      <w:r>
+        <w:t>It calls or references fileExists, rm, mkdir, dirname, and cp. Endpoint references found inside it are no direct /api endpoint strings detected. Browser storage keys found inside it are no local/session storage keys detected.</w:t>
+      </w:r>
+    </w:p>
+    <w:p>
+      <w:r>
+        <w:t>It has 1 return statement(s). The most important visible returns are: line 210: if (!fileExists(source)) return;.</w:t>
+      </w:r>
+    </w:p>
+    <w:p>
+      <w:r>
+        <w:t>No major local variable declarations were detected in the extracted function body.</w:t>
+      </w:r>
+    </w:p>
+    <w:p>
+      <w:r>
+        <w:t>Relevant source excerpt:</w:t>
       </w:r>
     </w:p>
     <w:p>
@@ -7278,386 +4486,37 @@
         <w:pStyle w:val="Heading3"/>
       </w:pPr>
       <w:r>
-        <w:t>directoryIsEmpty - lines 216-223</w:t>
+        <w:t>directoryIsEmpty (main.cjs, lines 216-223)</w:t>
       </w:r>
     </w:p>
-    <w:tbl>
-      <w:tblPr>
-        <w:tblW w:type="auto" w:w="0"/>
-        <w:jc w:val="center"/>
-        <w:tblLayout w:type="fixed"/>
-        <w:tblLook w:firstColumn="1" w:firstRow="1" w:lastColumn="0" w:lastRow="0" w:noHBand="0" w:noVBand="1" w:val="04A0"/>
-      </w:tblPr>
-      <w:tblGrid>
-        <w:gridCol w:w="2232"/>
-        <w:gridCol w:w="7128"/>
-      </w:tblGrid>
-      <w:tr>
-        <w:tc>
-          <w:tcPr>
-            <w:tcW w:type="dxa" w:w="5184"/>
-            <w:vAlign w:val="center"/>
-            <w:shd w:fill="E8EEF5"/>
-          </w:tcPr>
-          <w:p>
-            <w:r/>
-            <w:r>
-              <w:rPr>
-                <w:rFonts w:ascii="Calibri" w:hAnsi="Calibri"/>
-                <w:b/>
-                <w:sz w:val="18"/>
-              </w:rPr>
-              <w:t>Item</w:t>
-            </w:r>
-          </w:p>
-        </w:tc>
-        <w:tc>
-          <w:tcPr>
-            <w:tcW w:type="dxa" w:w="5184"/>
-            <w:vAlign w:val="center"/>
-            <w:shd w:fill="E8EEF5"/>
-          </w:tcPr>
-          <w:p>
-            <w:r/>
-            <w:r>
-              <w:rPr>
-                <w:rFonts w:ascii="Calibri" w:hAnsi="Calibri"/>
-                <w:b/>
-                <w:sz w:val="18"/>
-              </w:rPr>
-              <w:t>Explanation</w:t>
-            </w:r>
-          </w:p>
-        </w:tc>
-      </w:tr>
-      <w:tr>
-        <w:tc>
-          <w:tcPr>
-            <w:tcW w:type="dxa" w:w="2232"/>
-            <w:vAlign w:val="center"/>
-          </w:tcPr>
-          <w:p>
-            <w:r/>
-            <w:r>
-              <w:rPr>
-                <w:rFonts w:ascii="Calibri" w:hAnsi="Calibri"/>
-                <w:b/>
-                <w:sz w:val="18"/>
-              </w:rPr>
-              <w:t>Source location</w:t>
-            </w:r>
-          </w:p>
-        </w:tc>
-        <w:tc>
-          <w:tcPr>
-            <w:tcW w:type="dxa" w:w="7128"/>
-            <w:vAlign w:val="center"/>
-          </w:tcPr>
-          <w:p>
-            <w:r/>
-            <w:r>
-              <w:rPr>
-                <w:rFonts w:ascii="Calibri" w:hAnsi="Calibri"/>
-                <w:b w:val="0"/>
-                <w:sz w:val="18"/>
-              </w:rPr>
-              <w:t>Lines 216-223 (8 source lines).</w:t>
-            </w:r>
-          </w:p>
-        </w:tc>
-      </w:tr>
-      <w:tr>
-        <w:tc>
-          <w:tcPr>
-            <w:tcW w:type="dxa" w:w="2232"/>
-            <w:vAlign w:val="center"/>
-          </w:tcPr>
-          <w:p>
-            <w:r/>
-            <w:r>
-              <w:rPr>
-                <w:rFonts w:ascii="Calibri" w:hAnsi="Calibri"/>
-                <w:b/>
-                <w:sz w:val="18"/>
-              </w:rPr>
-              <w:t>Purpose</w:t>
-            </w:r>
-          </w:p>
-        </w:tc>
-        <w:tc>
-          <w:tcPr>
-            <w:tcW w:type="dxa" w:w="7128"/>
-            <w:vAlign w:val="center"/>
-          </w:tcPr>
-          <w:p>
-            <w:r/>
-            <w:r>
-              <w:rPr>
-                <w:rFonts w:ascii="Calibri" w:hAnsi="Calibri"/>
-                <w:b w:val="0"/>
-                <w:sz w:val="18"/>
-              </w:rPr>
-              <w:t>Part of Electron desktop startup, window control, workspace setup, menu behavior, or update handoff.</w:t>
-            </w:r>
-          </w:p>
-        </w:tc>
-      </w:tr>
-      <w:tr>
-        <w:tc>
-          <w:tcPr>
-            <w:tcW w:type="dxa" w:w="2232"/>
-            <w:vAlign w:val="center"/>
-          </w:tcPr>
-          <w:p>
-            <w:r/>
-            <w:r>
-              <w:rPr>
-                <w:rFonts w:ascii="Calibri" w:hAnsi="Calibri"/>
-                <w:b/>
-                <w:sz w:val="18"/>
-              </w:rPr>
-              <w:t>Declaration</w:t>
-            </w:r>
-          </w:p>
-        </w:tc>
-        <w:tc>
-          <w:tcPr>
-            <w:tcW w:type="dxa" w:w="7128"/>
-            <w:vAlign w:val="center"/>
-          </w:tcPr>
-          <w:p>
-            <w:r/>
-            <w:r>
-              <w:rPr>
-                <w:rFonts w:ascii="Calibri" w:hAnsi="Calibri"/>
-                <w:b w:val="0"/>
-                <w:sz w:val="18"/>
-              </w:rPr>
-              <w:t>async function directoryIsEmpty(directory) {</w:t>
-            </w:r>
-          </w:p>
-        </w:tc>
-      </w:tr>
-      <w:tr>
-        <w:tc>
-          <w:tcPr>
-            <w:tcW w:type="dxa" w:w="2232"/>
-            <w:vAlign w:val="center"/>
-          </w:tcPr>
-          <w:p>
-            <w:r/>
-            <w:r>
-              <w:rPr>
-                <w:rFonts w:ascii="Calibri" w:hAnsi="Calibri"/>
-                <w:b/>
-                <w:sz w:val="18"/>
-              </w:rPr>
-              <w:t>Touches</w:t>
-            </w:r>
-          </w:p>
-        </w:tc>
-        <w:tc>
-          <w:tcPr>
-            <w:tcW w:type="dxa" w:w="7128"/>
-            <w:vAlign w:val="center"/>
-          </w:tcPr>
-          <w:p>
-            <w:r/>
-            <w:r>
-              <w:rPr>
-                <w:rFonts w:ascii="Calibri" w:hAnsi="Calibri"/>
-                <w:b w:val="0"/>
-                <w:sz w:val="18"/>
-              </w:rPr>
-              <w:t>Mostly local calculations or local UI state.</w:t>
-            </w:r>
-          </w:p>
-        </w:tc>
-      </w:tr>
-      <w:tr>
-        <w:tc>
-          <w:tcPr>
-            <w:tcW w:type="dxa" w:w="2232"/>
-            <w:vAlign w:val="center"/>
-          </w:tcPr>
-          <w:p>
-            <w:r/>
-            <w:r>
-              <w:rPr>
-                <w:rFonts w:ascii="Calibri" w:hAnsi="Calibri"/>
-                <w:b/>
-                <w:sz w:val="18"/>
-              </w:rPr>
-              <w:t>Calls detected</w:t>
-            </w:r>
-          </w:p>
-        </w:tc>
-        <w:tc>
-          <w:tcPr>
-            <w:tcW w:type="dxa" w:w="7128"/>
-            <w:vAlign w:val="center"/>
-          </w:tcPr>
-          <w:p>
-            <w:r/>
-            <w:r>
-              <w:rPr>
-                <w:rFonts w:ascii="Calibri" w:hAnsi="Calibri"/>
-                <w:b w:val="0"/>
-                <w:sz w:val="18"/>
-              </w:rPr>
-              <w:t>readdir</w:t>
-            </w:r>
-          </w:p>
-        </w:tc>
-      </w:tr>
-      <w:tr>
-        <w:tc>
-          <w:tcPr>
-            <w:tcW w:type="dxa" w:w="2232"/>
-            <w:vAlign w:val="center"/>
-          </w:tcPr>
-          <w:p>
-            <w:r/>
-            <w:r>
-              <w:rPr>
-                <w:rFonts w:ascii="Calibri" w:hAnsi="Calibri"/>
-                <w:b/>
-                <w:sz w:val="18"/>
-              </w:rPr>
-              <w:t>API endpoints</w:t>
-            </w:r>
-          </w:p>
-        </w:tc>
-        <w:tc>
-          <w:tcPr>
-            <w:tcW w:type="dxa" w:w="7128"/>
-            <w:vAlign w:val="center"/>
-          </w:tcPr>
-          <w:p>
-            <w:r/>
-            <w:r>
-              <w:rPr>
-                <w:rFonts w:ascii="Calibri" w:hAnsi="Calibri"/>
-                <w:b w:val="0"/>
-                <w:sz w:val="18"/>
-              </w:rPr>
-              <w:t>None detected inside this function body.</w:t>
-            </w:r>
-          </w:p>
-        </w:tc>
-      </w:tr>
-      <w:tr>
-        <w:tc>
-          <w:tcPr>
-            <w:tcW w:type="dxa" w:w="2232"/>
-            <w:vAlign w:val="center"/>
-          </w:tcPr>
-          <w:p>
-            <w:r/>
-            <w:r>
-              <w:rPr>
-                <w:rFonts w:ascii="Calibri" w:hAnsi="Calibri"/>
-                <w:b/>
-                <w:sz w:val="18"/>
-              </w:rPr>
-              <w:t>Storage keys</w:t>
-            </w:r>
-          </w:p>
-        </w:tc>
-        <w:tc>
-          <w:tcPr>
-            <w:tcW w:type="dxa" w:w="7128"/>
-            <w:vAlign w:val="center"/>
-          </w:tcPr>
-          <w:p>
-            <w:r/>
-            <w:r>
-              <w:rPr>
-                <w:rFonts w:ascii="Calibri" w:hAnsi="Calibri"/>
-                <w:b w:val="0"/>
-                <w:sz w:val="18"/>
-              </w:rPr>
-              <w:t>No local/session storage keys detected.</w:t>
-            </w:r>
-          </w:p>
-        </w:tc>
-      </w:tr>
-      <w:tr>
-        <w:tc>
-          <w:tcPr>
-            <w:tcW w:type="dxa" w:w="2232"/>
-            <w:vAlign w:val="center"/>
-          </w:tcPr>
-          <w:p>
-            <w:r/>
-            <w:r>
-              <w:rPr>
-                <w:rFonts w:ascii="Calibri" w:hAnsi="Calibri"/>
-                <w:b/>
-                <w:sz w:val="18"/>
-              </w:rPr>
-              <w:t>Async/return clues</w:t>
-            </w:r>
-          </w:p>
-        </w:tc>
-        <w:tc>
-          <w:tcPr>
-            <w:tcW w:type="dxa" w:w="7128"/>
-            <w:vAlign w:val="center"/>
-          </w:tcPr>
-          <w:p>
-            <w:r/>
-            <w:r>
-              <w:rPr>
-                <w:rFonts w:ascii="Calibri" w:hAnsi="Calibri"/>
-                <w:b w:val="0"/>
-                <w:sz w:val="18"/>
-              </w:rPr>
-              <w:t>1 await expression(s), 2 return statement(s).</w:t>
-            </w:r>
-          </w:p>
-        </w:tc>
-      </w:tr>
-      <w:tr>
-        <w:tc>
-          <w:tcPr>
-            <w:tcW w:type="dxa" w:w="2232"/>
-            <w:vAlign w:val="center"/>
-          </w:tcPr>
-          <w:p>
-            <w:r/>
-            <w:r>
-              <w:rPr>
-                <w:rFonts w:ascii="Calibri" w:hAnsi="Calibri"/>
-                <w:b/>
-                <w:sz w:val="18"/>
-              </w:rPr>
-              <w:t>Debug approach</w:t>
-            </w:r>
-          </w:p>
-        </w:tc>
-        <w:tc>
-          <w:tcPr>
-            <w:tcW w:type="dxa" w:w="7128"/>
-            <w:vAlign w:val="center"/>
-          </w:tcPr>
-          <w:p>
-            <w:r/>
-            <w:r>
-              <w:rPr>
-                <w:rFonts w:ascii="Calibri" w:hAnsi="Calibri"/>
-                <w:b w:val="0"/>
-                <w:sz w:val="18"/>
-              </w:rPr>
-              <w:t>Trigger the user action that reaches this function, inspect inputs/state before the function, then inspect the returned value, DOM update, file write, process output, or API response after it runs.</w:t>
-            </w:r>
-          </w:p>
-        </w:tc>
-      </w:tr>
-    </w:tbl>
     <w:p>
       <w:r>
-        <w:t>Source excerpt:</w:t>
+        <w:t>directoryIsEmpty part of electron desktop startup, window control, workspace setup, menu behavior, or update handoff. In this file, it appears around lines 216-223 and is part of the repository root. usually an entry file, app config, public website file, package manifest, or top-level documentation.</w:t>
+      </w:r>
+    </w:p>
+    <w:p>
+      <w:r>
+        <w:t>This function is needed so main.cjs can keep that responsibility in one named place instead of scattering it through unrelated event handlers or route code.</w:t>
+      </w:r>
+    </w:p>
+    <w:p>
+      <w:r>
+        <w:t>It calls or references readdir. Endpoint references found inside it are no direct /api endpoint strings detected. Browser storage keys found inside it are no local/session storage keys detected.</w:t>
+      </w:r>
+    </w:p>
+    <w:p>
+      <w:r>
+        <w:t>It has 2 return statement(s). The most important visible returns are: line 219: return entries.length === 0;; line 221: return true;.</w:t>
+      </w:r>
+    </w:p>
+    <w:p>
+      <w:r>
+        <w:t>Important local values include entries at line 218. These variables show what the function is assembling, checking, or handing to another layer.</w:t>
+      </w:r>
+    </w:p>
+    <w:p>
+      <w:r>
+        <w:t>Relevant source excerpt:</w:t>
       </w:r>
     </w:p>
     <w:p>
@@ -7690,386 +4549,37 @@
         <w:pStyle w:val="Heading3"/>
       </w:pPr>
       <w:r>
-        <w:t>runGit - lines 225-242</w:t>
+        <w:t>runGit (main.cjs, lines 225-242)</w:t>
       </w:r>
     </w:p>
-    <w:tbl>
-      <w:tblPr>
-        <w:tblW w:type="auto" w:w="0"/>
-        <w:jc w:val="center"/>
-        <w:tblLayout w:type="fixed"/>
-        <w:tblLook w:firstColumn="1" w:firstRow="1" w:lastColumn="0" w:lastRow="0" w:noHBand="0" w:noVBand="1" w:val="04A0"/>
-      </w:tblPr>
-      <w:tblGrid>
-        <w:gridCol w:w="2232"/>
-        <w:gridCol w:w="7128"/>
-      </w:tblGrid>
-      <w:tr>
-        <w:tc>
-          <w:tcPr>
-            <w:tcW w:type="dxa" w:w="5184"/>
-            <w:vAlign w:val="center"/>
-            <w:shd w:fill="E8EEF5"/>
-          </w:tcPr>
-          <w:p>
-            <w:r/>
-            <w:r>
-              <w:rPr>
-                <w:rFonts w:ascii="Calibri" w:hAnsi="Calibri"/>
-                <w:b/>
-                <w:sz w:val="18"/>
-              </w:rPr>
-              <w:t>Item</w:t>
-            </w:r>
-          </w:p>
-        </w:tc>
-        <w:tc>
-          <w:tcPr>
-            <w:tcW w:type="dxa" w:w="5184"/>
-            <w:vAlign w:val="center"/>
-            <w:shd w:fill="E8EEF5"/>
-          </w:tcPr>
-          <w:p>
-            <w:r/>
-            <w:r>
-              <w:rPr>
-                <w:rFonts w:ascii="Calibri" w:hAnsi="Calibri"/>
-                <w:b/>
-                <w:sz w:val="18"/>
-              </w:rPr>
-              <w:t>Explanation</w:t>
-            </w:r>
-          </w:p>
-        </w:tc>
-      </w:tr>
-      <w:tr>
-        <w:tc>
-          <w:tcPr>
-            <w:tcW w:type="dxa" w:w="2232"/>
-            <w:vAlign w:val="center"/>
-          </w:tcPr>
-          <w:p>
-            <w:r/>
-            <w:r>
-              <w:rPr>
-                <w:rFonts w:ascii="Calibri" w:hAnsi="Calibri"/>
-                <w:b/>
-                <w:sz w:val="18"/>
-              </w:rPr>
-              <w:t>Source location</w:t>
-            </w:r>
-          </w:p>
-        </w:tc>
-        <w:tc>
-          <w:tcPr>
-            <w:tcW w:type="dxa" w:w="7128"/>
-            <w:vAlign w:val="center"/>
-          </w:tcPr>
-          <w:p>
-            <w:r/>
-            <w:r>
-              <w:rPr>
-                <w:rFonts w:ascii="Calibri" w:hAnsi="Calibri"/>
-                <w:b w:val="0"/>
-                <w:sz w:val="18"/>
-              </w:rPr>
-              <w:t>Lines 225-242 (18 source lines).</w:t>
-            </w:r>
-          </w:p>
-        </w:tc>
-      </w:tr>
-      <w:tr>
-        <w:tc>
-          <w:tcPr>
-            <w:tcW w:type="dxa" w:w="2232"/>
-            <w:vAlign w:val="center"/>
-          </w:tcPr>
-          <w:p>
-            <w:r/>
-            <w:r>
-              <w:rPr>
-                <w:rFonts w:ascii="Calibri" w:hAnsi="Calibri"/>
-                <w:b/>
-                <w:sz w:val="18"/>
-              </w:rPr>
-              <w:t>Purpose</w:t>
-            </w:r>
-          </w:p>
-        </w:tc>
-        <w:tc>
-          <w:tcPr>
-            <w:tcW w:type="dxa" w:w="7128"/>
-            <w:vAlign w:val="center"/>
-          </w:tcPr>
-          <w:p>
-            <w:r/>
-            <w:r>
-              <w:rPr>
-                <w:rFonts w:ascii="Calibri" w:hAnsi="Calibri"/>
-                <w:b w:val="0"/>
-                <w:sz w:val="18"/>
-              </w:rPr>
-              <w:t>Part of publishing, Git, target repository, or authorization behavior.</w:t>
-            </w:r>
-          </w:p>
-        </w:tc>
-      </w:tr>
-      <w:tr>
-        <w:tc>
-          <w:tcPr>
-            <w:tcW w:type="dxa" w:w="2232"/>
-            <w:vAlign w:val="center"/>
-          </w:tcPr>
-          <w:p>
-            <w:r/>
-            <w:r>
-              <w:rPr>
-                <w:rFonts w:ascii="Calibri" w:hAnsi="Calibri"/>
-                <w:b/>
-                <w:sz w:val="18"/>
-              </w:rPr>
-              <w:t>Declaration</w:t>
-            </w:r>
-          </w:p>
-        </w:tc>
-        <w:tc>
-          <w:tcPr>
-            <w:tcW w:type="dxa" w:w="7128"/>
-            <w:vAlign w:val="center"/>
-          </w:tcPr>
-          <w:p>
-            <w:r/>
-            <w:r>
-              <w:rPr>
-                <w:rFonts w:ascii="Calibri" w:hAnsi="Calibri"/>
-                <w:b w:val="0"/>
-                <w:sz w:val="18"/>
-              </w:rPr>
-              <w:t>async function runGit(args, cwd) {</w:t>
-            </w:r>
-          </w:p>
-        </w:tc>
-      </w:tr>
-      <w:tr>
-        <w:tc>
-          <w:tcPr>
-            <w:tcW w:type="dxa" w:w="2232"/>
-            <w:vAlign w:val="center"/>
-          </w:tcPr>
-          <w:p>
-            <w:r/>
-            <w:r>
-              <w:rPr>
-                <w:rFonts w:ascii="Calibri" w:hAnsi="Calibri"/>
-                <w:b/>
-                <w:sz w:val="18"/>
-              </w:rPr>
-              <w:t>Touches</w:t>
-            </w:r>
-          </w:p>
-        </w:tc>
-        <w:tc>
-          <w:tcPr>
-            <w:tcW w:type="dxa" w:w="7128"/>
-            <w:vAlign w:val="center"/>
-          </w:tcPr>
-          <w:p>
-            <w:r/>
-            <w:r>
-              <w:rPr>
-                <w:rFonts w:ascii="Calibri" w:hAnsi="Calibri"/>
-                <w:b w:val="0"/>
-                <w:sz w:val="18"/>
-              </w:rPr>
-              <w:t>Mostly local calculations or local UI state.</w:t>
-            </w:r>
-          </w:p>
-        </w:tc>
-      </w:tr>
-      <w:tr>
-        <w:tc>
-          <w:tcPr>
-            <w:tcW w:type="dxa" w:w="2232"/>
-            <w:vAlign w:val="center"/>
-          </w:tcPr>
-          <w:p>
-            <w:r/>
-            <w:r>
-              <w:rPr>
-                <w:rFonts w:ascii="Calibri" w:hAnsi="Calibri"/>
-                <w:b/>
-                <w:sz w:val="18"/>
-              </w:rPr>
-              <w:t>Calls detected</w:t>
-            </w:r>
-          </w:p>
-        </w:tc>
-        <w:tc>
-          <w:tcPr>
-            <w:tcW w:type="dxa" w:w="7128"/>
-            <w:vAlign w:val="center"/>
-          </w:tcPr>
-          <w:p>
-            <w:r/>
-            <w:r>
-              <w:rPr>
-                <w:rFonts w:ascii="Calibri" w:hAnsi="Calibri"/>
-                <w:b w:val="0"/>
-                <w:sz w:val="18"/>
-              </w:rPr>
-              <w:t>execFileAsync, Error</w:t>
-            </w:r>
-          </w:p>
-        </w:tc>
-      </w:tr>
-      <w:tr>
-        <w:tc>
-          <w:tcPr>
-            <w:tcW w:type="dxa" w:w="2232"/>
-            <w:vAlign w:val="center"/>
-          </w:tcPr>
-          <w:p>
-            <w:r/>
-            <w:r>
-              <w:rPr>
-                <w:rFonts w:ascii="Calibri" w:hAnsi="Calibri"/>
-                <w:b/>
-                <w:sz w:val="18"/>
-              </w:rPr>
-              <w:t>API endpoints</w:t>
-            </w:r>
-          </w:p>
-        </w:tc>
-        <w:tc>
-          <w:tcPr>
-            <w:tcW w:type="dxa" w:w="7128"/>
-            <w:vAlign w:val="center"/>
-          </w:tcPr>
-          <w:p>
-            <w:r/>
-            <w:r>
-              <w:rPr>
-                <w:rFonts w:ascii="Calibri" w:hAnsi="Calibri"/>
-                <w:b w:val="0"/>
-                <w:sz w:val="18"/>
-              </w:rPr>
-              <w:t>None detected inside this function body.</w:t>
-            </w:r>
-          </w:p>
-        </w:tc>
-      </w:tr>
-      <w:tr>
-        <w:tc>
-          <w:tcPr>
-            <w:tcW w:type="dxa" w:w="2232"/>
-            <w:vAlign w:val="center"/>
-          </w:tcPr>
-          <w:p>
-            <w:r/>
-            <w:r>
-              <w:rPr>
-                <w:rFonts w:ascii="Calibri" w:hAnsi="Calibri"/>
-                <w:b/>
-                <w:sz w:val="18"/>
-              </w:rPr>
-              <w:t>Storage keys</w:t>
-            </w:r>
-          </w:p>
-        </w:tc>
-        <w:tc>
-          <w:tcPr>
-            <w:tcW w:type="dxa" w:w="7128"/>
-            <w:vAlign w:val="center"/>
-          </w:tcPr>
-          <w:p>
-            <w:r/>
-            <w:r>
-              <w:rPr>
-                <w:rFonts w:ascii="Calibri" w:hAnsi="Calibri"/>
-                <w:b w:val="0"/>
-                <w:sz w:val="18"/>
-              </w:rPr>
-              <w:t>No local/session storage keys detected.</w:t>
-            </w:r>
-          </w:p>
-        </w:tc>
-      </w:tr>
-      <w:tr>
-        <w:tc>
-          <w:tcPr>
-            <w:tcW w:type="dxa" w:w="2232"/>
-            <w:vAlign w:val="center"/>
-          </w:tcPr>
-          <w:p>
-            <w:r/>
-            <w:r>
-              <w:rPr>
-                <w:rFonts w:ascii="Calibri" w:hAnsi="Calibri"/>
-                <w:b/>
-                <w:sz w:val="18"/>
-              </w:rPr>
-              <w:t>Async/return clues</w:t>
-            </w:r>
-          </w:p>
-        </w:tc>
-        <w:tc>
-          <w:tcPr>
-            <w:tcW w:type="dxa" w:w="7128"/>
-            <w:vAlign w:val="center"/>
-          </w:tcPr>
-          <w:p>
-            <w:r/>
-            <w:r>
-              <w:rPr>
-                <w:rFonts w:ascii="Calibri" w:hAnsi="Calibri"/>
-                <w:b w:val="0"/>
-                <w:sz w:val="18"/>
-              </w:rPr>
-              <w:t>1 await expression(s), 1 return statement(s).</w:t>
-            </w:r>
-          </w:p>
-        </w:tc>
-      </w:tr>
-      <w:tr>
-        <w:tc>
-          <w:tcPr>
-            <w:tcW w:type="dxa" w:w="2232"/>
-            <w:vAlign w:val="center"/>
-          </w:tcPr>
-          <w:p>
-            <w:r/>
-            <w:r>
-              <w:rPr>
-                <w:rFonts w:ascii="Calibri" w:hAnsi="Calibri"/>
-                <w:b/>
-                <w:sz w:val="18"/>
-              </w:rPr>
-              <w:t>Debug approach</w:t>
-            </w:r>
-          </w:p>
-        </w:tc>
-        <w:tc>
-          <w:tcPr>
-            <w:tcW w:type="dxa" w:w="7128"/>
-            <w:vAlign w:val="center"/>
-          </w:tcPr>
-          <w:p>
-            <w:r/>
-            <w:r>
-              <w:rPr>
-                <w:rFonts w:ascii="Calibri" w:hAnsi="Calibri"/>
-                <w:b w:val="0"/>
-                <w:sz w:val="18"/>
-              </w:rPr>
-              <w:t>Trigger the user action that reaches this function, inspect inputs/state before the function, then inspect the returned value, DOM update, file write, process output, or API response after it runs.</w:t>
-            </w:r>
-          </w:p>
-        </w:tc>
-      </w:tr>
-    </w:tbl>
     <w:p>
       <w:r>
-        <w:t>Source excerpt:</w:t>
+        <w:t>runGit part of publishing, git, target repository, or authorization behavior. In this file, it appears around lines 225-242 and is part of the repository root. usually an entry file, app config, public website file, package manifest, or top-level documentation.</w:t>
+      </w:r>
+    </w:p>
+    <w:p>
+      <w:r>
+        <w:t>This function is needed so main.cjs can keep that responsibility in one named place instead of scattering it through unrelated event handlers or route code.</w:t>
+      </w:r>
+    </w:p>
+    <w:p>
+      <w:r>
+        <w:t>It calls or references execFileAsync, and Error. Endpoint references found inside it are no direct /api endpoint strings detected. Browser storage keys found inside it are no local/session storage keys detected.</w:t>
+      </w:r>
+    </w:p>
+    <w:p>
+      <w:r>
+        <w:t>It has 1 return statement(s). The most important visible returns are: line 234: return true;.</w:t>
+      </w:r>
+    </w:p>
+    <w:p>
+      <w:r>
+        <w:t>Important local values include lastError at line 226. These variables show what the function is assembling, checking, or handing to another layer.</w:t>
+      </w:r>
+    </w:p>
+    <w:p>
+      <w:r>
+        <w:t>Relevant source excerpt:</w:t>
       </w:r>
     </w:p>
     <w:p>
@@ -8122,386 +4632,37 @@
         <w:pStyle w:val="Heading3"/>
       </w:pPr>
       <w:r>
-        <w:t>workspaceLooksUsable - lines 244-247</w:t>
+        <w:t>workspaceLooksUsable (main.cjs, lines 244-247)</w:t>
       </w:r>
     </w:p>
-    <w:tbl>
-      <w:tblPr>
-        <w:tblW w:type="auto" w:w="0"/>
-        <w:jc w:val="center"/>
-        <w:tblLayout w:type="fixed"/>
-        <w:tblLook w:firstColumn="1" w:firstRow="1" w:lastColumn="0" w:lastRow="0" w:noHBand="0" w:noVBand="1" w:val="04A0"/>
-      </w:tblPr>
-      <w:tblGrid>
-        <w:gridCol w:w="2232"/>
-        <w:gridCol w:w="7128"/>
-      </w:tblGrid>
-      <w:tr>
-        <w:tc>
-          <w:tcPr>
-            <w:tcW w:type="dxa" w:w="5184"/>
-            <w:vAlign w:val="center"/>
-            <w:shd w:fill="E8EEF5"/>
-          </w:tcPr>
-          <w:p>
-            <w:r/>
-            <w:r>
-              <w:rPr>
-                <w:rFonts w:ascii="Calibri" w:hAnsi="Calibri"/>
-                <w:b/>
-                <w:sz w:val="18"/>
-              </w:rPr>
-              <w:t>Item</w:t>
-            </w:r>
-          </w:p>
-        </w:tc>
-        <w:tc>
-          <w:tcPr>
-            <w:tcW w:type="dxa" w:w="5184"/>
-            <w:vAlign w:val="center"/>
-            <w:shd w:fill="E8EEF5"/>
-          </w:tcPr>
-          <w:p>
-            <w:r/>
-            <w:r>
-              <w:rPr>
-                <w:rFonts w:ascii="Calibri" w:hAnsi="Calibri"/>
-                <w:b/>
-                <w:sz w:val="18"/>
-              </w:rPr>
-              <w:t>Explanation</w:t>
-            </w:r>
-          </w:p>
-        </w:tc>
-      </w:tr>
-      <w:tr>
-        <w:tc>
-          <w:tcPr>
-            <w:tcW w:type="dxa" w:w="2232"/>
-            <w:vAlign w:val="center"/>
-          </w:tcPr>
-          <w:p>
-            <w:r/>
-            <w:r>
-              <w:rPr>
-                <w:rFonts w:ascii="Calibri" w:hAnsi="Calibri"/>
-                <w:b/>
-                <w:sz w:val="18"/>
-              </w:rPr>
-              <w:t>Source location</w:t>
-            </w:r>
-          </w:p>
-        </w:tc>
-        <w:tc>
-          <w:tcPr>
-            <w:tcW w:type="dxa" w:w="7128"/>
-            <w:vAlign w:val="center"/>
-          </w:tcPr>
-          <w:p>
-            <w:r/>
-            <w:r>
-              <w:rPr>
-                <w:rFonts w:ascii="Calibri" w:hAnsi="Calibri"/>
-                <w:b w:val="0"/>
-                <w:sz w:val="18"/>
-              </w:rPr>
-              <w:t>Lines 244-247 (4 source lines).</w:t>
-            </w:r>
-          </w:p>
-        </w:tc>
-      </w:tr>
-      <w:tr>
-        <w:tc>
-          <w:tcPr>
-            <w:tcW w:type="dxa" w:w="2232"/>
-            <w:vAlign w:val="center"/>
-          </w:tcPr>
-          <w:p>
-            <w:r/>
-            <w:r>
-              <w:rPr>
-                <w:rFonts w:ascii="Calibri" w:hAnsi="Calibri"/>
-                <w:b/>
-                <w:sz w:val="18"/>
-              </w:rPr>
-              <w:t>Purpose</w:t>
-            </w:r>
-          </w:p>
-        </w:tc>
-        <w:tc>
-          <w:tcPr>
-            <w:tcW w:type="dxa" w:w="7128"/>
-            <w:vAlign w:val="center"/>
-          </w:tcPr>
-          <w:p>
-            <w:r/>
-            <w:r>
-              <w:rPr>
-                <w:rFonts w:ascii="Calibri" w:hAnsi="Calibri"/>
-                <w:b w:val="0"/>
-                <w:sz w:val="18"/>
-              </w:rPr>
-              <w:t>Part of Electron desktop startup, window control, workspace setup, menu behavior, or update handoff.</w:t>
-            </w:r>
-          </w:p>
-        </w:tc>
-      </w:tr>
-      <w:tr>
-        <w:tc>
-          <w:tcPr>
-            <w:tcW w:type="dxa" w:w="2232"/>
-            <w:vAlign w:val="center"/>
-          </w:tcPr>
-          <w:p>
-            <w:r/>
-            <w:r>
-              <w:rPr>
-                <w:rFonts w:ascii="Calibri" w:hAnsi="Calibri"/>
-                <w:b/>
-                <w:sz w:val="18"/>
-              </w:rPr>
-              <w:t>Declaration</w:t>
-            </w:r>
-          </w:p>
-        </w:tc>
-        <w:tc>
-          <w:tcPr>
-            <w:tcW w:type="dxa" w:w="7128"/>
-            <w:vAlign w:val="center"/>
-          </w:tcPr>
-          <w:p>
-            <w:r/>
-            <w:r>
-              <w:rPr>
-                <w:rFonts w:ascii="Calibri" w:hAnsi="Calibri"/>
-                <w:b w:val="0"/>
-                <w:sz w:val="18"/>
-              </w:rPr>
-              <w:t>function workspaceLooksUsable(workspaceRoot) {</w:t>
-            </w:r>
-          </w:p>
-        </w:tc>
-      </w:tr>
-      <w:tr>
-        <w:tc>
-          <w:tcPr>
-            <w:tcW w:type="dxa" w:w="2232"/>
-            <w:vAlign w:val="center"/>
-          </w:tcPr>
-          <w:p>
-            <w:r/>
-            <w:r>
-              <w:rPr>
-                <w:rFonts w:ascii="Calibri" w:hAnsi="Calibri"/>
-                <w:b/>
-                <w:sz w:val="18"/>
-              </w:rPr>
-              <w:t>Touches</w:t>
-            </w:r>
-          </w:p>
-        </w:tc>
-        <w:tc>
-          <w:tcPr>
-            <w:tcW w:type="dxa" w:w="7128"/>
-            <w:vAlign w:val="center"/>
-          </w:tcPr>
-          <w:p>
-            <w:r/>
-            <w:r>
-              <w:rPr>
-                <w:rFonts w:ascii="Calibri" w:hAnsi="Calibri"/>
-                <w:b w:val="0"/>
-                <w:sz w:val="18"/>
-              </w:rPr>
-              <w:t>Mostly local calculations or local UI state.</w:t>
-            </w:r>
-          </w:p>
-        </w:tc>
-      </w:tr>
-      <w:tr>
-        <w:tc>
-          <w:tcPr>
-            <w:tcW w:type="dxa" w:w="2232"/>
-            <w:vAlign w:val="center"/>
-          </w:tcPr>
-          <w:p>
-            <w:r/>
-            <w:r>
-              <w:rPr>
-                <w:rFonts w:ascii="Calibri" w:hAnsi="Calibri"/>
-                <w:b/>
-                <w:sz w:val="18"/>
-              </w:rPr>
-              <w:t>Calls detected</w:t>
-            </w:r>
-          </w:p>
-        </w:tc>
-        <w:tc>
-          <w:tcPr>
-            <w:tcW w:type="dxa" w:w="7128"/>
-            <w:vAlign w:val="center"/>
-          </w:tcPr>
-          <w:p>
-            <w:r/>
-            <w:r>
-              <w:rPr>
-                <w:rFonts w:ascii="Calibri" w:hAnsi="Calibri"/>
-                <w:b w:val="0"/>
-                <w:sz w:val="18"/>
-              </w:rPr>
-              <w:t>fileExists, join</w:t>
-            </w:r>
-          </w:p>
-        </w:tc>
-      </w:tr>
-      <w:tr>
-        <w:tc>
-          <w:tcPr>
-            <w:tcW w:type="dxa" w:w="2232"/>
-            <w:vAlign w:val="center"/>
-          </w:tcPr>
-          <w:p>
-            <w:r/>
-            <w:r>
-              <w:rPr>
-                <w:rFonts w:ascii="Calibri" w:hAnsi="Calibri"/>
-                <w:b/>
-                <w:sz w:val="18"/>
-              </w:rPr>
-              <w:t>API endpoints</w:t>
-            </w:r>
-          </w:p>
-        </w:tc>
-        <w:tc>
-          <w:tcPr>
-            <w:tcW w:type="dxa" w:w="7128"/>
-            <w:vAlign w:val="center"/>
-          </w:tcPr>
-          <w:p>
-            <w:r/>
-            <w:r>
-              <w:rPr>
-                <w:rFonts w:ascii="Calibri" w:hAnsi="Calibri"/>
-                <w:b w:val="0"/>
-                <w:sz w:val="18"/>
-              </w:rPr>
-              <w:t>None detected inside this function body.</w:t>
-            </w:r>
-          </w:p>
-        </w:tc>
-      </w:tr>
-      <w:tr>
-        <w:tc>
-          <w:tcPr>
-            <w:tcW w:type="dxa" w:w="2232"/>
-            <w:vAlign w:val="center"/>
-          </w:tcPr>
-          <w:p>
-            <w:r/>
-            <w:r>
-              <w:rPr>
-                <w:rFonts w:ascii="Calibri" w:hAnsi="Calibri"/>
-                <w:b/>
-                <w:sz w:val="18"/>
-              </w:rPr>
-              <w:t>Storage keys</w:t>
-            </w:r>
-          </w:p>
-        </w:tc>
-        <w:tc>
-          <w:tcPr>
-            <w:tcW w:type="dxa" w:w="7128"/>
-            <w:vAlign w:val="center"/>
-          </w:tcPr>
-          <w:p>
-            <w:r/>
-            <w:r>
-              <w:rPr>
-                <w:rFonts w:ascii="Calibri" w:hAnsi="Calibri"/>
-                <w:b w:val="0"/>
-                <w:sz w:val="18"/>
-              </w:rPr>
-              <w:t>No local/session storage keys detected.</w:t>
-            </w:r>
-          </w:p>
-        </w:tc>
-      </w:tr>
-      <w:tr>
-        <w:tc>
-          <w:tcPr>
-            <w:tcW w:type="dxa" w:w="2232"/>
-            <w:vAlign w:val="center"/>
-          </w:tcPr>
-          <w:p>
-            <w:r/>
-            <w:r>
-              <w:rPr>
-                <w:rFonts w:ascii="Calibri" w:hAnsi="Calibri"/>
-                <w:b/>
-                <w:sz w:val="18"/>
-              </w:rPr>
-              <w:t>Async/return clues</w:t>
-            </w:r>
-          </w:p>
-        </w:tc>
-        <w:tc>
-          <w:tcPr>
-            <w:tcW w:type="dxa" w:w="7128"/>
-            <w:vAlign w:val="center"/>
-          </w:tcPr>
-          <w:p>
-            <w:r/>
-            <w:r>
-              <w:rPr>
-                <w:rFonts w:ascii="Calibri" w:hAnsi="Calibri"/>
-                <w:b w:val="0"/>
-                <w:sz w:val="18"/>
-              </w:rPr>
-              <w:t>0 await expression(s), 1 return statement(s).</w:t>
-            </w:r>
-          </w:p>
-        </w:tc>
-      </w:tr>
-      <w:tr>
-        <w:tc>
-          <w:tcPr>
-            <w:tcW w:type="dxa" w:w="2232"/>
-            <w:vAlign w:val="center"/>
-          </w:tcPr>
-          <w:p>
-            <w:r/>
-            <w:r>
-              <w:rPr>
-                <w:rFonts w:ascii="Calibri" w:hAnsi="Calibri"/>
-                <w:b/>
-                <w:sz w:val="18"/>
-              </w:rPr>
-              <w:t>Debug approach</w:t>
-            </w:r>
-          </w:p>
-        </w:tc>
-        <w:tc>
-          <w:tcPr>
-            <w:tcW w:type="dxa" w:w="7128"/>
-            <w:vAlign w:val="center"/>
-          </w:tcPr>
-          <w:p>
-            <w:r/>
-            <w:r>
-              <w:rPr>
-                <w:rFonts w:ascii="Calibri" w:hAnsi="Calibri"/>
-                <w:b w:val="0"/>
-                <w:sz w:val="18"/>
-              </w:rPr>
-              <w:t>Trigger the user action that reaches this function, inspect inputs/state before the function, then inspect the returned value, DOM update, file write, process output, or API response after it runs.</w:t>
-            </w:r>
-          </w:p>
-        </w:tc>
-      </w:tr>
-    </w:tbl>
     <w:p>
       <w:r>
-        <w:t>Source excerpt:</w:t>
+        <w:t>workspaceLooksUsable part of electron desktop startup, window control, workspace setup, menu behavior, or update handoff. In this file, it appears around lines 244-247 and is part of the repository root. usually an entry file, app config, public website file, package manifest, or top-level documentation.</w:t>
+      </w:r>
+    </w:p>
+    <w:p>
+      <w:r>
+        <w:t>This function is needed so main.cjs can keep that responsibility in one named place instead of scattering it through unrelated event handlers or route code.</w:t>
+      </w:r>
+    </w:p>
+    <w:p>
+      <w:r>
+        <w:t>It calls or references fileExists, and join. Endpoint references found inside it are no direct /api endpoint strings detected. Browser storage keys found inside it are no local/session storage keys detected.</w:t>
+      </w:r>
+    </w:p>
+    <w:p>
+      <w:r>
+        <w:t>It has 1 return statement(s). The most important visible returns are: line 245: return fileExists(path.join(workspaceRoot, "server.mjs")).</w:t>
+      </w:r>
+    </w:p>
+    <w:p>
+      <w:r>
+        <w:t>No major local variable declarations were detected in the extracted function body.</w:t>
+      </w:r>
+    </w:p>
+    <w:p>
+      <w:r>
+        <w:t>Relevant source excerpt:</w:t>
       </w:r>
     </w:p>
     <w:p>
@@ -8526,386 +4687,37 @@
         <w:pStyle w:val="Heading3"/>
       </w:pPr>
       <w:r>
-        <w:t>workspaceIsGitBacked - lines 249-251</w:t>
+        <w:t>workspaceIsGitBacked (main.cjs, lines 249-251)</w:t>
       </w:r>
     </w:p>
-    <w:tbl>
-      <w:tblPr>
-        <w:tblW w:type="auto" w:w="0"/>
-        <w:jc w:val="center"/>
-        <w:tblLayout w:type="fixed"/>
-        <w:tblLook w:firstColumn="1" w:firstRow="1" w:lastColumn="0" w:lastRow="0" w:noHBand="0" w:noVBand="1" w:val="04A0"/>
-      </w:tblPr>
-      <w:tblGrid>
-        <w:gridCol w:w="2232"/>
-        <w:gridCol w:w="7128"/>
-      </w:tblGrid>
-      <w:tr>
-        <w:tc>
-          <w:tcPr>
-            <w:tcW w:type="dxa" w:w="5184"/>
-            <w:vAlign w:val="center"/>
-            <w:shd w:fill="E8EEF5"/>
-          </w:tcPr>
-          <w:p>
-            <w:r/>
-            <w:r>
-              <w:rPr>
-                <w:rFonts w:ascii="Calibri" w:hAnsi="Calibri"/>
-                <w:b/>
-                <w:sz w:val="18"/>
-              </w:rPr>
-              <w:t>Item</w:t>
-            </w:r>
-          </w:p>
-        </w:tc>
-        <w:tc>
-          <w:tcPr>
-            <w:tcW w:type="dxa" w:w="5184"/>
-            <w:vAlign w:val="center"/>
-            <w:shd w:fill="E8EEF5"/>
-          </w:tcPr>
-          <w:p>
-            <w:r/>
-            <w:r>
-              <w:rPr>
-                <w:rFonts w:ascii="Calibri" w:hAnsi="Calibri"/>
-                <w:b/>
-                <w:sz w:val="18"/>
-              </w:rPr>
-              <w:t>Explanation</w:t>
-            </w:r>
-          </w:p>
-        </w:tc>
-      </w:tr>
-      <w:tr>
-        <w:tc>
-          <w:tcPr>
-            <w:tcW w:type="dxa" w:w="2232"/>
-            <w:vAlign w:val="center"/>
-          </w:tcPr>
-          <w:p>
-            <w:r/>
-            <w:r>
-              <w:rPr>
-                <w:rFonts w:ascii="Calibri" w:hAnsi="Calibri"/>
-                <w:b/>
-                <w:sz w:val="18"/>
-              </w:rPr>
-              <w:t>Source location</w:t>
-            </w:r>
-          </w:p>
-        </w:tc>
-        <w:tc>
-          <w:tcPr>
-            <w:tcW w:type="dxa" w:w="7128"/>
-            <w:vAlign w:val="center"/>
-          </w:tcPr>
-          <w:p>
-            <w:r/>
-            <w:r>
-              <w:rPr>
-                <w:rFonts w:ascii="Calibri" w:hAnsi="Calibri"/>
-                <w:b w:val="0"/>
-                <w:sz w:val="18"/>
-              </w:rPr>
-              <w:t>Lines 249-251 (3 source lines).</w:t>
-            </w:r>
-          </w:p>
-        </w:tc>
-      </w:tr>
-      <w:tr>
-        <w:tc>
-          <w:tcPr>
-            <w:tcW w:type="dxa" w:w="2232"/>
-            <w:vAlign w:val="center"/>
-          </w:tcPr>
-          <w:p>
-            <w:r/>
-            <w:r>
-              <w:rPr>
-                <w:rFonts w:ascii="Calibri" w:hAnsi="Calibri"/>
-                <w:b/>
-                <w:sz w:val="18"/>
-              </w:rPr>
-              <w:t>Purpose</w:t>
-            </w:r>
-          </w:p>
-        </w:tc>
-        <w:tc>
-          <w:tcPr>
-            <w:tcW w:type="dxa" w:w="7128"/>
-            <w:vAlign w:val="center"/>
-          </w:tcPr>
-          <w:p>
-            <w:r/>
-            <w:r>
-              <w:rPr>
-                <w:rFonts w:ascii="Calibri" w:hAnsi="Calibri"/>
-                <w:b w:val="0"/>
-                <w:sz w:val="18"/>
-              </w:rPr>
-              <w:t>Part of publishing, Git, target repository, or authorization behavior.</w:t>
-            </w:r>
-          </w:p>
-        </w:tc>
-      </w:tr>
-      <w:tr>
-        <w:tc>
-          <w:tcPr>
-            <w:tcW w:type="dxa" w:w="2232"/>
-            <w:vAlign w:val="center"/>
-          </w:tcPr>
-          <w:p>
-            <w:r/>
-            <w:r>
-              <w:rPr>
-                <w:rFonts w:ascii="Calibri" w:hAnsi="Calibri"/>
-                <w:b/>
-                <w:sz w:val="18"/>
-              </w:rPr>
-              <w:t>Declaration</w:t>
-            </w:r>
-          </w:p>
-        </w:tc>
-        <w:tc>
-          <w:tcPr>
-            <w:tcW w:type="dxa" w:w="7128"/>
-            <w:vAlign w:val="center"/>
-          </w:tcPr>
-          <w:p>
-            <w:r/>
-            <w:r>
-              <w:rPr>
-                <w:rFonts w:ascii="Calibri" w:hAnsi="Calibri"/>
-                <w:b w:val="0"/>
-                <w:sz w:val="18"/>
-              </w:rPr>
-              <w:t>function workspaceIsGitBacked(workspaceRoot) {</w:t>
-            </w:r>
-          </w:p>
-        </w:tc>
-      </w:tr>
-      <w:tr>
-        <w:tc>
-          <w:tcPr>
-            <w:tcW w:type="dxa" w:w="2232"/>
-            <w:vAlign w:val="center"/>
-          </w:tcPr>
-          <w:p>
-            <w:r/>
-            <w:r>
-              <w:rPr>
-                <w:rFonts w:ascii="Calibri" w:hAnsi="Calibri"/>
-                <w:b/>
-                <w:sz w:val="18"/>
-              </w:rPr>
-              <w:t>Touches</w:t>
-            </w:r>
-          </w:p>
-        </w:tc>
-        <w:tc>
-          <w:tcPr>
-            <w:tcW w:type="dxa" w:w="7128"/>
-            <w:vAlign w:val="center"/>
-          </w:tcPr>
-          <w:p>
-            <w:r/>
-            <w:r>
-              <w:rPr>
-                <w:rFonts w:ascii="Calibri" w:hAnsi="Calibri"/>
-                <w:b w:val="0"/>
-                <w:sz w:val="18"/>
-              </w:rPr>
-              <w:t>Mostly local calculations or local UI state.</w:t>
-            </w:r>
-          </w:p>
-        </w:tc>
-      </w:tr>
-      <w:tr>
-        <w:tc>
-          <w:tcPr>
-            <w:tcW w:type="dxa" w:w="2232"/>
-            <w:vAlign w:val="center"/>
-          </w:tcPr>
-          <w:p>
-            <w:r/>
-            <w:r>
-              <w:rPr>
-                <w:rFonts w:ascii="Calibri" w:hAnsi="Calibri"/>
-                <w:b/>
-                <w:sz w:val="18"/>
-              </w:rPr>
-              <w:t>Calls detected</w:t>
-            </w:r>
-          </w:p>
-        </w:tc>
-        <w:tc>
-          <w:tcPr>
-            <w:tcW w:type="dxa" w:w="7128"/>
-            <w:vAlign w:val="center"/>
-          </w:tcPr>
-          <w:p>
-            <w:r/>
-            <w:r>
-              <w:rPr>
-                <w:rFonts w:ascii="Calibri" w:hAnsi="Calibri"/>
-                <w:b w:val="0"/>
-                <w:sz w:val="18"/>
-              </w:rPr>
-              <w:t>fileExists, join</w:t>
-            </w:r>
-          </w:p>
-        </w:tc>
-      </w:tr>
-      <w:tr>
-        <w:tc>
-          <w:tcPr>
-            <w:tcW w:type="dxa" w:w="2232"/>
-            <w:vAlign w:val="center"/>
-          </w:tcPr>
-          <w:p>
-            <w:r/>
-            <w:r>
-              <w:rPr>
-                <w:rFonts w:ascii="Calibri" w:hAnsi="Calibri"/>
-                <w:b/>
-                <w:sz w:val="18"/>
-              </w:rPr>
-              <w:t>API endpoints</w:t>
-            </w:r>
-          </w:p>
-        </w:tc>
-        <w:tc>
-          <w:tcPr>
-            <w:tcW w:type="dxa" w:w="7128"/>
-            <w:vAlign w:val="center"/>
-          </w:tcPr>
-          <w:p>
-            <w:r/>
-            <w:r>
-              <w:rPr>
-                <w:rFonts w:ascii="Calibri" w:hAnsi="Calibri"/>
-                <w:b w:val="0"/>
-                <w:sz w:val="18"/>
-              </w:rPr>
-              <w:t>None detected inside this function body.</w:t>
-            </w:r>
-          </w:p>
-        </w:tc>
-      </w:tr>
-      <w:tr>
-        <w:tc>
-          <w:tcPr>
-            <w:tcW w:type="dxa" w:w="2232"/>
-            <w:vAlign w:val="center"/>
-          </w:tcPr>
-          <w:p>
-            <w:r/>
-            <w:r>
-              <w:rPr>
-                <w:rFonts w:ascii="Calibri" w:hAnsi="Calibri"/>
-                <w:b/>
-                <w:sz w:val="18"/>
-              </w:rPr>
-              <w:t>Storage keys</w:t>
-            </w:r>
-          </w:p>
-        </w:tc>
-        <w:tc>
-          <w:tcPr>
-            <w:tcW w:type="dxa" w:w="7128"/>
-            <w:vAlign w:val="center"/>
-          </w:tcPr>
-          <w:p>
-            <w:r/>
-            <w:r>
-              <w:rPr>
-                <w:rFonts w:ascii="Calibri" w:hAnsi="Calibri"/>
-                <w:b w:val="0"/>
-                <w:sz w:val="18"/>
-              </w:rPr>
-              <w:t>No local/session storage keys detected.</w:t>
-            </w:r>
-          </w:p>
-        </w:tc>
-      </w:tr>
-      <w:tr>
-        <w:tc>
-          <w:tcPr>
-            <w:tcW w:type="dxa" w:w="2232"/>
-            <w:vAlign w:val="center"/>
-          </w:tcPr>
-          <w:p>
-            <w:r/>
-            <w:r>
-              <w:rPr>
-                <w:rFonts w:ascii="Calibri" w:hAnsi="Calibri"/>
-                <w:b/>
-                <w:sz w:val="18"/>
-              </w:rPr>
-              <w:t>Async/return clues</w:t>
-            </w:r>
-          </w:p>
-        </w:tc>
-        <w:tc>
-          <w:tcPr>
-            <w:tcW w:type="dxa" w:w="7128"/>
-            <w:vAlign w:val="center"/>
-          </w:tcPr>
-          <w:p>
-            <w:r/>
-            <w:r>
-              <w:rPr>
-                <w:rFonts w:ascii="Calibri" w:hAnsi="Calibri"/>
-                <w:b w:val="0"/>
-                <w:sz w:val="18"/>
-              </w:rPr>
-              <w:t>0 await expression(s), 1 return statement(s).</w:t>
-            </w:r>
-          </w:p>
-        </w:tc>
-      </w:tr>
-      <w:tr>
-        <w:tc>
-          <w:tcPr>
-            <w:tcW w:type="dxa" w:w="2232"/>
-            <w:vAlign w:val="center"/>
-          </w:tcPr>
-          <w:p>
-            <w:r/>
-            <w:r>
-              <w:rPr>
-                <w:rFonts w:ascii="Calibri" w:hAnsi="Calibri"/>
-                <w:b/>
-                <w:sz w:val="18"/>
-              </w:rPr>
-              <w:t>Debug approach</w:t>
-            </w:r>
-          </w:p>
-        </w:tc>
-        <w:tc>
-          <w:tcPr>
-            <w:tcW w:type="dxa" w:w="7128"/>
-            <w:vAlign w:val="center"/>
-          </w:tcPr>
-          <w:p>
-            <w:r/>
-            <w:r>
-              <w:rPr>
-                <w:rFonts w:ascii="Calibri" w:hAnsi="Calibri"/>
-                <w:b w:val="0"/>
-                <w:sz w:val="18"/>
-              </w:rPr>
-              <w:t>Trigger the user action that reaches this function, inspect inputs/state before the function, then inspect the returned value, DOM update, file write, process output, or API response after it runs.</w:t>
-            </w:r>
-          </w:p>
-        </w:tc>
-      </w:tr>
-    </w:tbl>
     <w:p>
       <w:r>
-        <w:t>Source excerpt:</w:t>
+        <w:t>workspaceIsGitBacked part of publishing, git, target repository, or authorization behavior. In this file, it appears around lines 249-251 and is part of the repository root. usually an entry file, app config, public website file, package manifest, or top-level documentation.</w:t>
+      </w:r>
+    </w:p>
+    <w:p>
+      <w:r>
+        <w:t>This function is needed so main.cjs can keep that responsibility in one named place instead of scattering it through unrelated event handlers or route code.</w:t>
+      </w:r>
+    </w:p>
+    <w:p>
+      <w:r>
+        <w:t>It calls or references fileExists, and join. Endpoint references found inside it are no direct /api endpoint strings detected. Browser storage keys found inside it are no local/session storage keys detected.</w:t>
+      </w:r>
+    </w:p>
+    <w:p>
+      <w:r>
+        <w:t>It has 1 return statement(s). The most important visible returns are: line 250: return fileExists(path.join(workspaceRoot, ".git"));.</w:t>
+      </w:r>
+    </w:p>
+    <w:p>
+      <w:r>
+        <w:t>No major local variable declarations were detected in the extracted function body.</w:t>
+      </w:r>
+    </w:p>
+    <w:p>
+      <w:r>
+        <w:t>Relevant source excerpt:</w:t>
       </w:r>
     </w:p>
     <w:p>
@@ -8928,386 +4740,37 @@
         <w:pStyle w:val="Heading3"/>
       </w:pPr>
       <w:r>
-        <w:t>findRepositoryNearExecutable - lines 253-262</w:t>
+        <w:t>findRepositoryNearExecutable (main.cjs, lines 253-262)</w:t>
       </w:r>
     </w:p>
-    <w:tbl>
-      <w:tblPr>
-        <w:tblW w:type="auto" w:w="0"/>
-        <w:jc w:val="center"/>
-        <w:tblLayout w:type="fixed"/>
-        <w:tblLook w:firstColumn="1" w:firstRow="1" w:lastColumn="0" w:lastRow="0" w:noHBand="0" w:noVBand="1" w:val="04A0"/>
-      </w:tblPr>
-      <w:tblGrid>
-        <w:gridCol w:w="2232"/>
-        <w:gridCol w:w="7128"/>
-      </w:tblGrid>
-      <w:tr>
-        <w:tc>
-          <w:tcPr>
-            <w:tcW w:type="dxa" w:w="5184"/>
-            <w:vAlign w:val="center"/>
-            <w:shd w:fill="E8EEF5"/>
-          </w:tcPr>
-          <w:p>
-            <w:r/>
-            <w:r>
-              <w:rPr>
-                <w:rFonts w:ascii="Calibri" w:hAnsi="Calibri"/>
-                <w:b/>
-                <w:sz w:val="18"/>
-              </w:rPr>
-              <w:t>Item</w:t>
-            </w:r>
-          </w:p>
-        </w:tc>
-        <w:tc>
-          <w:tcPr>
-            <w:tcW w:type="dxa" w:w="5184"/>
-            <w:vAlign w:val="center"/>
-            <w:shd w:fill="E8EEF5"/>
-          </w:tcPr>
-          <w:p>
-            <w:r/>
-            <w:r>
-              <w:rPr>
-                <w:rFonts w:ascii="Calibri" w:hAnsi="Calibri"/>
-                <w:b/>
-                <w:sz w:val="18"/>
-              </w:rPr>
-              <w:t>Explanation</w:t>
-            </w:r>
-          </w:p>
-        </w:tc>
-      </w:tr>
-      <w:tr>
-        <w:tc>
-          <w:tcPr>
-            <w:tcW w:type="dxa" w:w="2232"/>
-            <w:vAlign w:val="center"/>
-          </w:tcPr>
-          <w:p>
-            <w:r/>
-            <w:r>
-              <w:rPr>
-                <w:rFonts w:ascii="Calibri" w:hAnsi="Calibri"/>
-                <w:b/>
-                <w:sz w:val="18"/>
-              </w:rPr>
-              <w:t>Source location</w:t>
-            </w:r>
-          </w:p>
-        </w:tc>
-        <w:tc>
-          <w:tcPr>
-            <w:tcW w:type="dxa" w:w="7128"/>
-            <w:vAlign w:val="center"/>
-          </w:tcPr>
-          <w:p>
-            <w:r/>
-            <w:r>
-              <w:rPr>
-                <w:rFonts w:ascii="Calibri" w:hAnsi="Calibri"/>
-                <w:b w:val="0"/>
-                <w:sz w:val="18"/>
-              </w:rPr>
-              <w:t>Lines 253-262 (10 source lines).</w:t>
-            </w:r>
-          </w:p>
-        </w:tc>
-      </w:tr>
-      <w:tr>
-        <w:tc>
-          <w:tcPr>
-            <w:tcW w:type="dxa" w:w="2232"/>
-            <w:vAlign w:val="center"/>
-          </w:tcPr>
-          <w:p>
-            <w:r/>
-            <w:r>
-              <w:rPr>
-                <w:rFonts w:ascii="Calibri" w:hAnsi="Calibri"/>
-                <w:b/>
-                <w:sz w:val="18"/>
-              </w:rPr>
-              <w:t>Purpose</w:t>
-            </w:r>
-          </w:p>
-        </w:tc>
-        <w:tc>
-          <w:tcPr>
-            <w:tcW w:type="dxa" w:w="7128"/>
-            <w:vAlign w:val="center"/>
-          </w:tcPr>
-          <w:p>
-            <w:r/>
-            <w:r>
-              <w:rPr>
-                <w:rFonts w:ascii="Calibri" w:hAnsi="Calibri"/>
-                <w:b w:val="0"/>
-                <w:sz w:val="18"/>
-              </w:rPr>
-              <w:t>Part of Electron desktop startup, window control, workspace setup, menu behavior, or update handoff.</w:t>
-            </w:r>
-          </w:p>
-        </w:tc>
-      </w:tr>
-      <w:tr>
-        <w:tc>
-          <w:tcPr>
-            <w:tcW w:type="dxa" w:w="2232"/>
-            <w:vAlign w:val="center"/>
-          </w:tcPr>
-          <w:p>
-            <w:r/>
-            <w:r>
-              <w:rPr>
-                <w:rFonts w:ascii="Calibri" w:hAnsi="Calibri"/>
-                <w:b/>
-                <w:sz w:val="18"/>
-              </w:rPr>
-              <w:t>Declaration</w:t>
-            </w:r>
-          </w:p>
-        </w:tc>
-        <w:tc>
-          <w:tcPr>
-            <w:tcW w:type="dxa" w:w="7128"/>
-            <w:vAlign w:val="center"/>
-          </w:tcPr>
-          <w:p>
-            <w:r/>
-            <w:r>
-              <w:rPr>
-                <w:rFonts w:ascii="Calibri" w:hAnsi="Calibri"/>
-                <w:b w:val="0"/>
-                <w:sz w:val="18"/>
-              </w:rPr>
-              <w:t>function findRepositoryNearExecutable() {</w:t>
-            </w:r>
-          </w:p>
-        </w:tc>
-      </w:tr>
-      <w:tr>
-        <w:tc>
-          <w:tcPr>
-            <w:tcW w:type="dxa" w:w="2232"/>
-            <w:vAlign w:val="center"/>
-          </w:tcPr>
-          <w:p>
-            <w:r/>
-            <w:r>
-              <w:rPr>
-                <w:rFonts w:ascii="Calibri" w:hAnsi="Calibri"/>
-                <w:b/>
-                <w:sz w:val="18"/>
-              </w:rPr>
-              <w:t>Touches</w:t>
-            </w:r>
-          </w:p>
-        </w:tc>
-        <w:tc>
-          <w:tcPr>
-            <w:tcW w:type="dxa" w:w="7128"/>
-            <w:vAlign w:val="center"/>
-          </w:tcPr>
-          <w:p>
-            <w:r/>
-            <w:r>
-              <w:rPr>
-                <w:rFonts w:ascii="Calibri" w:hAnsi="Calibri"/>
-                <w:b w:val="0"/>
-                <w:sz w:val="18"/>
-              </w:rPr>
-              <w:t>Mostly local calculations or local UI state.</w:t>
-            </w:r>
-          </w:p>
-        </w:tc>
-      </w:tr>
-      <w:tr>
-        <w:tc>
-          <w:tcPr>
-            <w:tcW w:type="dxa" w:w="2232"/>
-            <w:vAlign w:val="center"/>
-          </w:tcPr>
-          <w:p>
-            <w:r/>
-            <w:r>
-              <w:rPr>
-                <w:rFonts w:ascii="Calibri" w:hAnsi="Calibri"/>
-                <w:b/>
-                <w:sz w:val="18"/>
-              </w:rPr>
-              <w:t>Calls detected</w:t>
-            </w:r>
-          </w:p>
-        </w:tc>
-        <w:tc>
-          <w:tcPr>
-            <w:tcW w:type="dxa" w:w="7128"/>
-            <w:vAlign w:val="center"/>
-          </w:tcPr>
-          <w:p>
-            <w:r/>
-            <w:r>
-              <w:rPr>
-                <w:rFonts w:ascii="Calibri" w:hAnsi="Calibri"/>
-                <w:b w:val="0"/>
-                <w:sz w:val="18"/>
-              </w:rPr>
-              <w:t>dirname, workspaceLooksUsable, workspaceIsGitBacked</w:t>
-            </w:r>
-          </w:p>
-        </w:tc>
-      </w:tr>
-      <w:tr>
-        <w:tc>
-          <w:tcPr>
-            <w:tcW w:type="dxa" w:w="2232"/>
-            <w:vAlign w:val="center"/>
-          </w:tcPr>
-          <w:p>
-            <w:r/>
-            <w:r>
-              <w:rPr>
-                <w:rFonts w:ascii="Calibri" w:hAnsi="Calibri"/>
-                <w:b/>
-                <w:sz w:val="18"/>
-              </w:rPr>
-              <w:t>API endpoints</w:t>
-            </w:r>
-          </w:p>
-        </w:tc>
-        <w:tc>
-          <w:tcPr>
-            <w:tcW w:type="dxa" w:w="7128"/>
-            <w:vAlign w:val="center"/>
-          </w:tcPr>
-          <w:p>
-            <w:r/>
-            <w:r>
-              <w:rPr>
-                <w:rFonts w:ascii="Calibri" w:hAnsi="Calibri"/>
-                <w:b w:val="0"/>
-                <w:sz w:val="18"/>
-              </w:rPr>
-              <w:t>None detected inside this function body.</w:t>
-            </w:r>
-          </w:p>
-        </w:tc>
-      </w:tr>
-      <w:tr>
-        <w:tc>
-          <w:tcPr>
-            <w:tcW w:type="dxa" w:w="2232"/>
-            <w:vAlign w:val="center"/>
-          </w:tcPr>
-          <w:p>
-            <w:r/>
-            <w:r>
-              <w:rPr>
-                <w:rFonts w:ascii="Calibri" w:hAnsi="Calibri"/>
-                <w:b/>
-                <w:sz w:val="18"/>
-              </w:rPr>
-              <w:t>Storage keys</w:t>
-            </w:r>
-          </w:p>
-        </w:tc>
-        <w:tc>
-          <w:tcPr>
-            <w:tcW w:type="dxa" w:w="7128"/>
-            <w:vAlign w:val="center"/>
-          </w:tcPr>
-          <w:p>
-            <w:r/>
-            <w:r>
-              <w:rPr>
-                <w:rFonts w:ascii="Calibri" w:hAnsi="Calibri"/>
-                <w:b w:val="0"/>
-                <w:sz w:val="18"/>
-              </w:rPr>
-              <w:t>No local/session storage keys detected.</w:t>
-            </w:r>
-          </w:p>
-        </w:tc>
-      </w:tr>
-      <w:tr>
-        <w:tc>
-          <w:tcPr>
-            <w:tcW w:type="dxa" w:w="2232"/>
-            <w:vAlign w:val="center"/>
-          </w:tcPr>
-          <w:p>
-            <w:r/>
-            <w:r>
-              <w:rPr>
-                <w:rFonts w:ascii="Calibri" w:hAnsi="Calibri"/>
-                <w:b/>
-                <w:sz w:val="18"/>
-              </w:rPr>
-              <w:t>Async/return clues</w:t>
-            </w:r>
-          </w:p>
-        </w:tc>
-        <w:tc>
-          <w:tcPr>
-            <w:tcW w:type="dxa" w:w="7128"/>
-            <w:vAlign w:val="center"/>
-          </w:tcPr>
-          <w:p>
-            <w:r/>
-            <w:r>
-              <w:rPr>
-                <w:rFonts w:ascii="Calibri" w:hAnsi="Calibri"/>
-                <w:b w:val="0"/>
-                <w:sz w:val="18"/>
-              </w:rPr>
-              <w:t>0 await expression(s), 2 return statement(s).</w:t>
-            </w:r>
-          </w:p>
-        </w:tc>
-      </w:tr>
-      <w:tr>
-        <w:tc>
-          <w:tcPr>
-            <w:tcW w:type="dxa" w:w="2232"/>
-            <w:vAlign w:val="center"/>
-          </w:tcPr>
-          <w:p>
-            <w:r/>
-            <w:r>
-              <w:rPr>
-                <w:rFonts w:ascii="Calibri" w:hAnsi="Calibri"/>
-                <w:b/>
-                <w:sz w:val="18"/>
-              </w:rPr>
-              <w:t>Debug approach</w:t>
-            </w:r>
-          </w:p>
-        </w:tc>
-        <w:tc>
-          <w:tcPr>
-            <w:tcW w:type="dxa" w:w="7128"/>
-            <w:vAlign w:val="center"/>
-          </w:tcPr>
-          <w:p>
-            <w:r/>
-            <w:r>
-              <w:rPr>
-                <w:rFonts w:ascii="Calibri" w:hAnsi="Calibri"/>
-                <w:b w:val="0"/>
-                <w:sz w:val="18"/>
-              </w:rPr>
-              <w:t>Trigger the user action that reaches this function, inspect inputs/state before the function, then inspect the returned value, DOM update, file write, process output, or API response after it runs.</w:t>
-            </w:r>
-          </w:p>
-        </w:tc>
-      </w:tr>
-    </w:tbl>
     <w:p>
       <w:r>
-        <w:t>Source excerpt:</w:t>
+        <w:t>findRepositoryNearExecutable part of electron desktop startup, window control, workspace setup, menu behavior, or update handoff. In this file, it appears around lines 253-262 and is part of the repository root. usually an entry file, app config, public website file, package manifest, or top-level documentation.</w:t>
+      </w:r>
+    </w:p>
+    <w:p>
+      <w:r>
+        <w:t>This function is needed so main.cjs can keep that responsibility in one named place instead of scattering it through unrelated event handlers or route code.</w:t>
+      </w:r>
+    </w:p>
+    <w:p>
+      <w:r>
+        <w:t>It calls or references dirname, workspaceLooksUsable, and workspaceIsGitBacked. Endpoint references found inside it are no direct /api endpoint strings detected. Browser storage keys found inside it are no local/session storage keys detected.</w:t>
+      </w:r>
+    </w:p>
+    <w:p>
+      <w:r>
+        <w:t>It has 2 return statement(s). The most important visible returns are: line 256: if (workspaceLooksUsable(current) &amp;&amp; workspaceIsGitBacked(current)) return current;; line 261: return "";.</w:t>
+      </w:r>
+    </w:p>
+    <w:p>
+      <w:r>
+        <w:t>Important local values include current at line 254; next at line 257. These variables show what the function is assembling, checking, or handing to another layer.</w:t>
+      </w:r>
+    </w:p>
+    <w:p>
+      <w:r>
+        <w:t>Relevant source excerpt:</w:t>
       </w:r>
     </w:p>
     <w:p>
@@ -9344,386 +4807,37 @@
         <w:pStyle w:val="Heading3"/>
       </w:pPr>
       <w:r>
-        <w:t>cloneWorkspaceIfPossible - lines 264-275</w:t>
+        <w:t>cloneWorkspaceIfPossible (main.cjs, lines 264-275)</w:t>
       </w:r>
     </w:p>
-    <w:tbl>
-      <w:tblPr>
-        <w:tblW w:type="auto" w:w="0"/>
-        <w:jc w:val="center"/>
-        <w:tblLayout w:type="fixed"/>
-        <w:tblLook w:firstColumn="1" w:firstRow="1" w:lastColumn="0" w:lastRow="0" w:noHBand="0" w:noVBand="1" w:val="04A0"/>
-      </w:tblPr>
-      <w:tblGrid>
-        <w:gridCol w:w="2232"/>
-        <w:gridCol w:w="7128"/>
-      </w:tblGrid>
-      <w:tr>
-        <w:tc>
-          <w:tcPr>
-            <w:tcW w:type="dxa" w:w="5184"/>
-            <w:vAlign w:val="center"/>
-            <w:shd w:fill="E8EEF5"/>
-          </w:tcPr>
-          <w:p>
-            <w:r/>
-            <w:r>
-              <w:rPr>
-                <w:rFonts w:ascii="Calibri" w:hAnsi="Calibri"/>
-                <w:b/>
-                <w:sz w:val="18"/>
-              </w:rPr>
-              <w:t>Item</w:t>
-            </w:r>
-          </w:p>
-        </w:tc>
-        <w:tc>
-          <w:tcPr>
-            <w:tcW w:type="dxa" w:w="5184"/>
-            <w:vAlign w:val="center"/>
-            <w:shd w:fill="E8EEF5"/>
-          </w:tcPr>
-          <w:p>
-            <w:r/>
-            <w:r>
-              <w:rPr>
-                <w:rFonts w:ascii="Calibri" w:hAnsi="Calibri"/>
-                <w:b/>
-                <w:sz w:val="18"/>
-              </w:rPr>
-              <w:t>Explanation</w:t>
-            </w:r>
-          </w:p>
-        </w:tc>
-      </w:tr>
-      <w:tr>
-        <w:tc>
-          <w:tcPr>
-            <w:tcW w:type="dxa" w:w="2232"/>
-            <w:vAlign w:val="center"/>
-          </w:tcPr>
-          <w:p>
-            <w:r/>
-            <w:r>
-              <w:rPr>
-                <w:rFonts w:ascii="Calibri" w:hAnsi="Calibri"/>
-                <w:b/>
-                <w:sz w:val="18"/>
-              </w:rPr>
-              <w:t>Source location</w:t>
-            </w:r>
-          </w:p>
-        </w:tc>
-        <w:tc>
-          <w:tcPr>
-            <w:tcW w:type="dxa" w:w="7128"/>
-            <w:vAlign w:val="center"/>
-          </w:tcPr>
-          <w:p>
-            <w:r/>
-            <w:r>
-              <w:rPr>
-                <w:rFonts w:ascii="Calibri" w:hAnsi="Calibri"/>
-                <w:b w:val="0"/>
-                <w:sz w:val="18"/>
-              </w:rPr>
-              <w:t>Lines 264-275 (12 source lines).</w:t>
-            </w:r>
-          </w:p>
-        </w:tc>
-      </w:tr>
-      <w:tr>
-        <w:tc>
-          <w:tcPr>
-            <w:tcW w:type="dxa" w:w="2232"/>
-            <w:vAlign w:val="center"/>
-          </w:tcPr>
-          <w:p>
-            <w:r/>
-            <w:r>
-              <w:rPr>
-                <w:rFonts w:ascii="Calibri" w:hAnsi="Calibri"/>
-                <w:b/>
-                <w:sz w:val="18"/>
-              </w:rPr>
-              <w:t>Purpose</w:t>
-            </w:r>
-          </w:p>
-        </w:tc>
-        <w:tc>
-          <w:tcPr>
-            <w:tcW w:type="dxa" w:w="7128"/>
-            <w:vAlign w:val="center"/>
-          </w:tcPr>
-          <w:p>
-            <w:r/>
-            <w:r>
-              <w:rPr>
-                <w:rFonts w:ascii="Calibri" w:hAnsi="Calibri"/>
-                <w:b w:val="0"/>
-                <w:sz w:val="18"/>
-              </w:rPr>
-              <w:t>Part of Electron desktop startup, window control, workspace setup, menu behavior, or update handoff.</w:t>
-            </w:r>
-          </w:p>
-        </w:tc>
-      </w:tr>
-      <w:tr>
-        <w:tc>
-          <w:tcPr>
-            <w:tcW w:type="dxa" w:w="2232"/>
-            <w:vAlign w:val="center"/>
-          </w:tcPr>
-          <w:p>
-            <w:r/>
-            <w:r>
-              <w:rPr>
-                <w:rFonts w:ascii="Calibri" w:hAnsi="Calibri"/>
-                <w:b/>
-                <w:sz w:val="18"/>
-              </w:rPr>
-              <w:t>Declaration</w:t>
-            </w:r>
-          </w:p>
-        </w:tc>
-        <w:tc>
-          <w:tcPr>
-            <w:tcW w:type="dxa" w:w="7128"/>
-            <w:vAlign w:val="center"/>
-          </w:tcPr>
-          <w:p>
-            <w:r/>
-            <w:r>
-              <w:rPr>
-                <w:rFonts w:ascii="Calibri" w:hAnsi="Calibri"/>
-                <w:b w:val="0"/>
-                <w:sz w:val="18"/>
-              </w:rPr>
-              <w:t>async function cloneWorkspaceIfPossible(workspaceRoot) {</w:t>
-            </w:r>
-          </w:p>
-        </w:tc>
-      </w:tr>
-      <w:tr>
-        <w:tc>
-          <w:tcPr>
-            <w:tcW w:type="dxa" w:w="2232"/>
-            <w:vAlign w:val="center"/>
-          </w:tcPr>
-          <w:p>
-            <w:r/>
-            <w:r>
-              <w:rPr>
-                <w:rFonts w:ascii="Calibri" w:hAnsi="Calibri"/>
-                <w:b/>
-                <w:sz w:val="18"/>
-              </w:rPr>
-              <w:t>Touches</w:t>
-            </w:r>
-          </w:p>
-        </w:tc>
-        <w:tc>
-          <w:tcPr>
-            <w:tcW w:type="dxa" w:w="7128"/>
-            <w:vAlign w:val="center"/>
-          </w:tcPr>
-          <w:p>
-            <w:r/>
-            <w:r>
-              <w:rPr>
-                <w:rFonts w:ascii="Calibri" w:hAnsi="Calibri"/>
-                <w:b w:val="0"/>
-                <w:sz w:val="18"/>
-              </w:rPr>
-              <w:t>filesystem</w:t>
-            </w:r>
-          </w:p>
-        </w:tc>
-      </w:tr>
-      <w:tr>
-        <w:tc>
-          <w:tcPr>
-            <w:tcW w:type="dxa" w:w="2232"/>
-            <w:vAlign w:val="center"/>
-          </w:tcPr>
-          <w:p>
-            <w:r/>
-            <w:r>
-              <w:rPr>
-                <w:rFonts w:ascii="Calibri" w:hAnsi="Calibri"/>
-                <w:b/>
-                <w:sz w:val="18"/>
-              </w:rPr>
-              <w:t>Calls detected</w:t>
-            </w:r>
-          </w:p>
-        </w:tc>
-        <w:tc>
-          <w:tcPr>
-            <w:tcW w:type="dxa" w:w="7128"/>
-            <w:vAlign w:val="center"/>
-          </w:tcPr>
-          <w:p>
-            <w:r/>
-            <w:r>
-              <w:rPr>
-                <w:rFonts w:ascii="Calibri" w:hAnsi="Calibri"/>
-                <w:b w:val="0"/>
-                <w:sz w:val="18"/>
-              </w:rPr>
-              <w:t>workspaceIsGitBacked, mkdir, directoryIsEmpty, runGit, dirname</w:t>
-            </w:r>
-          </w:p>
-        </w:tc>
-      </w:tr>
-      <w:tr>
-        <w:tc>
-          <w:tcPr>
-            <w:tcW w:type="dxa" w:w="2232"/>
-            <w:vAlign w:val="center"/>
-          </w:tcPr>
-          <w:p>
-            <w:r/>
-            <w:r>
-              <w:rPr>
-                <w:rFonts w:ascii="Calibri" w:hAnsi="Calibri"/>
-                <w:b/>
-                <w:sz w:val="18"/>
-              </w:rPr>
-              <w:t>API endpoints</w:t>
-            </w:r>
-          </w:p>
-        </w:tc>
-        <w:tc>
-          <w:tcPr>
-            <w:tcW w:type="dxa" w:w="7128"/>
-            <w:vAlign w:val="center"/>
-          </w:tcPr>
-          <w:p>
-            <w:r/>
-            <w:r>
-              <w:rPr>
-                <w:rFonts w:ascii="Calibri" w:hAnsi="Calibri"/>
-                <w:b w:val="0"/>
-                <w:sz w:val="18"/>
-              </w:rPr>
-              <w:t>None detected inside this function body.</w:t>
-            </w:r>
-          </w:p>
-        </w:tc>
-      </w:tr>
-      <w:tr>
-        <w:tc>
-          <w:tcPr>
-            <w:tcW w:type="dxa" w:w="2232"/>
-            <w:vAlign w:val="center"/>
-          </w:tcPr>
-          <w:p>
-            <w:r/>
-            <w:r>
-              <w:rPr>
-                <w:rFonts w:ascii="Calibri" w:hAnsi="Calibri"/>
-                <w:b/>
-                <w:sz w:val="18"/>
-              </w:rPr>
-              <w:t>Storage keys</w:t>
-            </w:r>
-          </w:p>
-        </w:tc>
-        <w:tc>
-          <w:tcPr>
-            <w:tcW w:type="dxa" w:w="7128"/>
-            <w:vAlign w:val="center"/>
-          </w:tcPr>
-          <w:p>
-            <w:r/>
-            <w:r>
-              <w:rPr>
-                <w:rFonts w:ascii="Calibri" w:hAnsi="Calibri"/>
-                <w:b w:val="0"/>
-                <w:sz w:val="18"/>
-              </w:rPr>
-              <w:t>No local/session storage keys detected.</w:t>
-            </w:r>
-          </w:p>
-        </w:tc>
-      </w:tr>
-      <w:tr>
-        <w:tc>
-          <w:tcPr>
-            <w:tcW w:type="dxa" w:w="2232"/>
-            <w:vAlign w:val="center"/>
-          </w:tcPr>
-          <w:p>
-            <w:r/>
-            <w:r>
-              <w:rPr>
-                <w:rFonts w:ascii="Calibri" w:hAnsi="Calibri"/>
-                <w:b/>
-                <w:sz w:val="18"/>
-              </w:rPr>
-              <w:t>Async/return clues</w:t>
-            </w:r>
-          </w:p>
-        </w:tc>
-        <w:tc>
-          <w:tcPr>
-            <w:tcW w:type="dxa" w:w="7128"/>
-            <w:vAlign w:val="center"/>
-          </w:tcPr>
-          <w:p>
-            <w:r/>
-            <w:r>
-              <w:rPr>
-                <w:rFonts w:ascii="Calibri" w:hAnsi="Calibri"/>
-                <w:b w:val="0"/>
-                <w:sz w:val="18"/>
-              </w:rPr>
-              <w:t>3 await expression(s), 5 return statement(s).</w:t>
-            </w:r>
-          </w:p>
-        </w:tc>
-      </w:tr>
-      <w:tr>
-        <w:tc>
-          <w:tcPr>
-            <w:tcW w:type="dxa" w:w="2232"/>
-            <w:vAlign w:val="center"/>
-          </w:tcPr>
-          <w:p>
-            <w:r/>
-            <w:r>
-              <w:rPr>
-                <w:rFonts w:ascii="Calibri" w:hAnsi="Calibri"/>
-                <w:b/>
-                <w:sz w:val="18"/>
-              </w:rPr>
-              <w:t>Debug approach</w:t>
-            </w:r>
-          </w:p>
-        </w:tc>
-        <w:tc>
-          <w:tcPr>
-            <w:tcW w:type="dxa" w:w="7128"/>
-            <w:vAlign w:val="center"/>
-          </w:tcPr>
-          <w:p>
-            <w:r/>
-            <w:r>
-              <w:rPr>
-                <w:rFonts w:ascii="Calibri" w:hAnsi="Calibri"/>
-                <w:b w:val="0"/>
-                <w:sz w:val="18"/>
-              </w:rPr>
-              <w:t>Trigger the user action that reaches this function, inspect inputs/state before the function, then inspect the returned value, DOM update, file write, process output, or API response after it runs.</w:t>
-            </w:r>
-          </w:p>
-        </w:tc>
-      </w:tr>
-    </w:tbl>
     <w:p>
       <w:r>
-        <w:t>Source excerpt:</w:t>
+        <w:t>cloneWorkspaceIfPossible part of electron desktop startup, window control, workspace setup, menu behavior, or update handoff. In this file, it appears around lines 264-275 and is part of the repository root. usually an entry file, app config, public website file, package manifest, or top-level documentation.</w:t>
+      </w:r>
+    </w:p>
+    <w:p>
+      <w:r>
+        <w:t>This function is needed so main.cjs can keep that responsibility in one named place instead of scattering it through unrelated event handlers or route code.</w:t>
+      </w:r>
+    </w:p>
+    <w:p>
+      <w:r>
+        <w:t>It calls or references workspaceIsGitBacked, mkdir, directoryIsEmpty, runGit, and dirname. Endpoint references found inside it are no direct /api endpoint strings detected. Browser storage keys found inside it are no local/session storage keys detected.</w:t>
+      </w:r>
+    </w:p>
+    <w:p>
+      <w:r>
+        <w:t>It has 5 return statement(s). The most important visible returns are: line 265: if (!defaultRepositoryUrl) return false;; line 266: if (workspaceIsGitBacked(workspaceRoot)) return true;; line 268: if (!(await directoryIsEmpty(workspaceRoot))) return false;; line 271: return workspaceIsGitBacked(workspaceRoot);. There are 1 additional return statements in the function body.</w:t>
+      </w:r>
+    </w:p>
+    <w:p>
+      <w:r>
+        <w:t>No major local variable declarations were detected in the extracted function body.</w:t>
+      </w:r>
+    </w:p>
+    <w:p>
+      <w:r>
+        <w:t>Relevant source excerpt:</w:t>
       </w:r>
     </w:p>
     <w:p>
@@ -9764,386 +4878,37 @@
         <w:pStyle w:val="Heading3"/>
       </w:pPr>
       <w:r>
-        <w:t>preparePackagedWorkspace - lines 277-312</w:t>
+        <w:t>preparePackagedWorkspace (main.cjs, lines 277-312)</w:t>
       </w:r>
     </w:p>
-    <w:tbl>
-      <w:tblPr>
-        <w:tblW w:type="auto" w:w="0"/>
-        <w:jc w:val="center"/>
-        <w:tblLayout w:type="fixed"/>
-        <w:tblLook w:firstColumn="1" w:firstRow="1" w:lastColumn="0" w:lastRow="0" w:noHBand="0" w:noVBand="1" w:val="04A0"/>
-      </w:tblPr>
-      <w:tblGrid>
-        <w:gridCol w:w="2232"/>
-        <w:gridCol w:w="7128"/>
-      </w:tblGrid>
-      <w:tr>
-        <w:tc>
-          <w:tcPr>
-            <w:tcW w:type="dxa" w:w="5184"/>
-            <w:vAlign w:val="center"/>
-            <w:shd w:fill="E8EEF5"/>
-          </w:tcPr>
-          <w:p>
-            <w:r/>
-            <w:r>
-              <w:rPr>
-                <w:rFonts w:ascii="Calibri" w:hAnsi="Calibri"/>
-                <w:b/>
-                <w:sz w:val="18"/>
-              </w:rPr>
-              <w:t>Item</w:t>
-            </w:r>
-          </w:p>
-        </w:tc>
-        <w:tc>
-          <w:tcPr>
-            <w:tcW w:type="dxa" w:w="5184"/>
-            <w:vAlign w:val="center"/>
-            <w:shd w:fill="E8EEF5"/>
-          </w:tcPr>
-          <w:p>
-            <w:r/>
-            <w:r>
-              <w:rPr>
-                <w:rFonts w:ascii="Calibri" w:hAnsi="Calibri"/>
-                <w:b/>
-                <w:sz w:val="18"/>
-              </w:rPr>
-              <w:t>Explanation</w:t>
-            </w:r>
-          </w:p>
-        </w:tc>
-      </w:tr>
-      <w:tr>
-        <w:tc>
-          <w:tcPr>
-            <w:tcW w:type="dxa" w:w="2232"/>
-            <w:vAlign w:val="center"/>
-          </w:tcPr>
-          <w:p>
-            <w:r/>
-            <w:r>
-              <w:rPr>
-                <w:rFonts w:ascii="Calibri" w:hAnsi="Calibri"/>
-                <w:b/>
-                <w:sz w:val="18"/>
-              </w:rPr>
-              <w:t>Source location</w:t>
-            </w:r>
-          </w:p>
-        </w:tc>
-        <w:tc>
-          <w:tcPr>
-            <w:tcW w:type="dxa" w:w="7128"/>
-            <w:vAlign w:val="center"/>
-          </w:tcPr>
-          <w:p>
-            <w:r/>
-            <w:r>
-              <w:rPr>
-                <w:rFonts w:ascii="Calibri" w:hAnsi="Calibri"/>
-                <w:b w:val="0"/>
-                <w:sz w:val="18"/>
-              </w:rPr>
-              <w:t>Lines 277-312 (36 source lines).</w:t>
-            </w:r>
-          </w:p>
-        </w:tc>
-      </w:tr>
-      <w:tr>
-        <w:tc>
-          <w:tcPr>
-            <w:tcW w:type="dxa" w:w="2232"/>
-            <w:vAlign w:val="center"/>
-          </w:tcPr>
-          <w:p>
-            <w:r/>
-            <w:r>
-              <w:rPr>
-                <w:rFonts w:ascii="Calibri" w:hAnsi="Calibri"/>
-                <w:b/>
-                <w:sz w:val="18"/>
-              </w:rPr>
-              <w:t>Purpose</w:t>
-            </w:r>
-          </w:p>
-        </w:tc>
-        <w:tc>
-          <w:tcPr>
-            <w:tcW w:type="dxa" w:w="7128"/>
-            <w:vAlign w:val="center"/>
-          </w:tcPr>
-          <w:p>
-            <w:r/>
-            <w:r>
-              <w:rPr>
-                <w:rFonts w:ascii="Calibri" w:hAnsi="Calibri"/>
-                <w:b w:val="0"/>
-                <w:sz w:val="18"/>
-              </w:rPr>
-              <w:t>Part of Electron desktop startup, window control, workspace setup, menu behavior, or update handoff.</w:t>
-            </w:r>
-          </w:p>
-        </w:tc>
-      </w:tr>
-      <w:tr>
-        <w:tc>
-          <w:tcPr>
-            <w:tcW w:type="dxa" w:w="2232"/>
-            <w:vAlign w:val="center"/>
-          </w:tcPr>
-          <w:p>
-            <w:r/>
-            <w:r>
-              <w:rPr>
-                <w:rFonts w:ascii="Calibri" w:hAnsi="Calibri"/>
-                <w:b/>
-                <w:sz w:val="18"/>
-              </w:rPr>
-              <w:t>Declaration</w:t>
-            </w:r>
-          </w:p>
-        </w:tc>
-        <w:tc>
-          <w:tcPr>
-            <w:tcW w:type="dxa" w:w="7128"/>
-            <w:vAlign w:val="center"/>
-          </w:tcPr>
-          <w:p>
-            <w:r/>
-            <w:r>
-              <w:rPr>
-                <w:rFonts w:ascii="Calibri" w:hAnsi="Calibri"/>
-                <w:b w:val="0"/>
-                <w:sz w:val="18"/>
-              </w:rPr>
-              <w:t>async function preparePackagedWorkspace() {</w:t>
-            </w:r>
-          </w:p>
-        </w:tc>
-      </w:tr>
-      <w:tr>
-        <w:tc>
-          <w:tcPr>
-            <w:tcW w:type="dxa" w:w="2232"/>
-            <w:vAlign w:val="center"/>
-          </w:tcPr>
-          <w:p>
-            <w:r/>
-            <w:r>
-              <w:rPr>
-                <w:rFonts w:ascii="Calibri" w:hAnsi="Calibri"/>
-                <w:b/>
-                <w:sz w:val="18"/>
-              </w:rPr>
-              <w:t>Touches</w:t>
-            </w:r>
-          </w:p>
-        </w:tc>
-        <w:tc>
-          <w:tcPr>
-            <w:tcW w:type="dxa" w:w="7128"/>
-            <w:vAlign w:val="center"/>
-          </w:tcPr>
-          <w:p>
-            <w:r/>
-            <w:r>
-              <w:rPr>
-                <w:rFonts w:ascii="Calibri" w:hAnsi="Calibri"/>
-                <w:b w:val="0"/>
-                <w:sz w:val="18"/>
-              </w:rPr>
-              <w:t>filesystem</w:t>
-            </w:r>
-          </w:p>
-        </w:tc>
-      </w:tr>
-      <w:tr>
-        <w:tc>
-          <w:tcPr>
-            <w:tcW w:type="dxa" w:w="2232"/>
-            <w:vAlign w:val="center"/>
-          </w:tcPr>
-          <w:p>
-            <w:r/>
-            <w:r>
-              <w:rPr>
-                <w:rFonts w:ascii="Calibri" w:hAnsi="Calibri"/>
-                <w:b/>
-                <w:sz w:val="18"/>
-              </w:rPr>
-              <w:t>Calls detected</w:t>
-            </w:r>
-          </w:p>
-        </w:tc>
-        <w:tc>
-          <w:tcPr>
-            <w:tcW w:type="dxa" w:w="7128"/>
-            <w:vAlign w:val="center"/>
-          </w:tcPr>
-          <w:p>
-            <w:r/>
-            <w:r>
-              <w:rPr>
-                <w:rFonts w:ascii="Calibri" w:hAnsi="Calibri"/>
-                <w:b w:val="0"/>
-                <w:sz w:val="18"/>
-              </w:rPr>
-              <w:t>join, getPath, mkdir, cloneWorkspaceIfPossible, copyFileIfAvailable, copyDirectoryRefresh, copyDirectoryMissingFiles</w:t>
-            </w:r>
-          </w:p>
-        </w:tc>
-      </w:tr>
-      <w:tr>
-        <w:tc>
-          <w:tcPr>
-            <w:tcW w:type="dxa" w:w="2232"/>
-            <w:vAlign w:val="center"/>
-          </w:tcPr>
-          <w:p>
-            <w:r/>
-            <w:r>
-              <w:rPr>
-                <w:rFonts w:ascii="Calibri" w:hAnsi="Calibri"/>
-                <w:b/>
-                <w:sz w:val="18"/>
-              </w:rPr>
-              <w:t>API endpoints</w:t>
-            </w:r>
-          </w:p>
-        </w:tc>
-        <w:tc>
-          <w:tcPr>
-            <w:tcW w:type="dxa" w:w="7128"/>
-            <w:vAlign w:val="center"/>
-          </w:tcPr>
-          <w:p>
-            <w:r/>
-            <w:r>
-              <w:rPr>
-                <w:rFonts w:ascii="Calibri" w:hAnsi="Calibri"/>
-                <w:b w:val="0"/>
-                <w:sz w:val="18"/>
-              </w:rPr>
-              <w:t>None detected inside this function body.</w:t>
-            </w:r>
-          </w:p>
-        </w:tc>
-      </w:tr>
-      <w:tr>
-        <w:tc>
-          <w:tcPr>
-            <w:tcW w:type="dxa" w:w="2232"/>
-            <w:vAlign w:val="center"/>
-          </w:tcPr>
-          <w:p>
-            <w:r/>
-            <w:r>
-              <w:rPr>
-                <w:rFonts w:ascii="Calibri" w:hAnsi="Calibri"/>
-                <w:b/>
-                <w:sz w:val="18"/>
-              </w:rPr>
-              <w:t>Storage keys</w:t>
-            </w:r>
-          </w:p>
-        </w:tc>
-        <w:tc>
-          <w:tcPr>
-            <w:tcW w:type="dxa" w:w="7128"/>
-            <w:vAlign w:val="center"/>
-          </w:tcPr>
-          <w:p>
-            <w:r/>
-            <w:r>
-              <w:rPr>
-                <w:rFonts w:ascii="Calibri" w:hAnsi="Calibri"/>
-                <w:b w:val="0"/>
-                <w:sz w:val="18"/>
-              </w:rPr>
-              <w:t>No local/session storage keys detected.</w:t>
-            </w:r>
-          </w:p>
-        </w:tc>
-      </w:tr>
-      <w:tr>
-        <w:tc>
-          <w:tcPr>
-            <w:tcW w:type="dxa" w:w="2232"/>
-            <w:vAlign w:val="center"/>
-          </w:tcPr>
-          <w:p>
-            <w:r/>
-            <w:r>
-              <w:rPr>
-                <w:rFonts w:ascii="Calibri" w:hAnsi="Calibri"/>
-                <w:b/>
-                <w:sz w:val="18"/>
-              </w:rPr>
-              <w:t>Async/return clues</w:t>
-            </w:r>
-          </w:p>
-        </w:tc>
-        <w:tc>
-          <w:tcPr>
-            <w:tcW w:type="dxa" w:w="7128"/>
-            <w:vAlign w:val="center"/>
-          </w:tcPr>
-          <w:p>
-            <w:r/>
-            <w:r>
-              <w:rPr>
-                <w:rFonts w:ascii="Calibri" w:hAnsi="Calibri"/>
-                <w:b w:val="0"/>
-                <w:sz w:val="18"/>
-              </w:rPr>
-              <w:t>10 await expression(s), 1 return statement(s).</w:t>
-            </w:r>
-          </w:p>
-        </w:tc>
-      </w:tr>
-      <w:tr>
-        <w:tc>
-          <w:tcPr>
-            <w:tcW w:type="dxa" w:w="2232"/>
-            <w:vAlign w:val="center"/>
-          </w:tcPr>
-          <w:p>
-            <w:r/>
-            <w:r>
-              <w:rPr>
-                <w:rFonts w:ascii="Calibri" w:hAnsi="Calibri"/>
-                <w:b/>
-                <w:sz w:val="18"/>
-              </w:rPr>
-              <w:t>Debug approach</w:t>
-            </w:r>
-          </w:p>
-        </w:tc>
-        <w:tc>
-          <w:tcPr>
-            <w:tcW w:type="dxa" w:w="7128"/>
-            <w:vAlign w:val="center"/>
-          </w:tcPr>
-          <w:p>
-            <w:r/>
-            <w:r>
-              <w:rPr>
-                <w:rFonts w:ascii="Calibri" w:hAnsi="Calibri"/>
-                <w:b w:val="0"/>
-                <w:sz w:val="18"/>
-              </w:rPr>
-              <w:t>Trigger the user action that reaches this function, inspect inputs/state before the function, then inspect the returned value, DOM update, file write, process output, or API response after it runs.</w:t>
-            </w:r>
-          </w:p>
-        </w:tc>
-      </w:tr>
-    </w:tbl>
     <w:p>
       <w:r>
-        <w:t>Source excerpt:</w:t>
+        <w:t>This function prepares the writable workspace that the packaged desktop application will use at runtime. The installed app cannot safely treat packaged resources as editable source files, so this function copies or refreshes the required builder and portfolio resources into a location the user can actually write to.</w:t>
+      </w:r>
+    </w:p>
+    <w:p>
+      <w:r>
+        <w:t>Without this function, a fresh install could open with missing website files, stale resources, or files trapped inside the packaged app bundle. It is one of the reasons the builder can behave like a normal desktop app while still using web assets internally.</w:t>
+      </w:r>
+    </w:p>
+    <w:p>
+      <w:r>
+        <w:t>It calls or references join, getPath, mkdir, cloneWorkspaceIfPossible, copyFileIfAvailable, copyDirectoryRefresh, and copyDirectoryMissingFiles. Endpoint references found inside it are no direct /api endpoint strings detected. Browser storage keys found inside it are no local/session storage keys detected.</w:t>
+      </w:r>
+    </w:p>
+    <w:p>
+      <w:r>
+        <w:t>It has 1 return statement(s). The most important visible returns are: line 311: return { workspaceRoot, portfolioRoot };.</w:t>
+      </w:r>
+    </w:p>
+    <w:p>
+      <w:r>
+        <w:t>Important local values include bundledSiteRoot at line 278; defaultWorkspaceHome at line 279; workspaceHome at line 282; workspaceRoot at line 283; portfolioRoot at line 284. These variables show what the function is assembling, checking, or handing to another layer.</w:t>
+      </w:r>
+    </w:p>
+    <w:p>
+      <w:r>
+        <w:t>Relevant source excerpt:</w:t>
       </w:r>
     </w:p>
     <w:p>
@@ -10232,386 +4997,37 @@
         <w:pStyle w:val="Heading3"/>
       </w:pPr>
       <w:r>
-        <w:t>resolveWorkspaceRoots - lines 314-337</w:t>
+        <w:t>resolveWorkspaceRoots (main.cjs, lines 314-337)</w:t>
       </w:r>
     </w:p>
-    <w:tbl>
-      <w:tblPr>
-        <w:tblW w:type="auto" w:w="0"/>
-        <w:jc w:val="center"/>
-        <w:tblLayout w:type="fixed"/>
-        <w:tblLook w:firstColumn="1" w:firstRow="1" w:lastColumn="0" w:lastRow="0" w:noHBand="0" w:noVBand="1" w:val="04A0"/>
-      </w:tblPr>
-      <w:tblGrid>
-        <w:gridCol w:w="2232"/>
-        <w:gridCol w:w="7128"/>
-      </w:tblGrid>
-      <w:tr>
-        <w:tc>
-          <w:tcPr>
-            <w:tcW w:type="dxa" w:w="5184"/>
-            <w:vAlign w:val="center"/>
-            <w:shd w:fill="E8EEF5"/>
-          </w:tcPr>
-          <w:p>
-            <w:r/>
-            <w:r>
-              <w:rPr>
-                <w:rFonts w:ascii="Calibri" w:hAnsi="Calibri"/>
-                <w:b/>
-                <w:sz w:val="18"/>
-              </w:rPr>
-              <w:t>Item</w:t>
-            </w:r>
-          </w:p>
-        </w:tc>
-        <w:tc>
-          <w:tcPr>
-            <w:tcW w:type="dxa" w:w="5184"/>
-            <w:vAlign w:val="center"/>
-            <w:shd w:fill="E8EEF5"/>
-          </w:tcPr>
-          <w:p>
-            <w:r/>
-            <w:r>
-              <w:rPr>
-                <w:rFonts w:ascii="Calibri" w:hAnsi="Calibri"/>
-                <w:b/>
-                <w:sz w:val="18"/>
-              </w:rPr>
-              <w:t>Explanation</w:t>
-            </w:r>
-          </w:p>
-        </w:tc>
-      </w:tr>
-      <w:tr>
-        <w:tc>
-          <w:tcPr>
-            <w:tcW w:type="dxa" w:w="2232"/>
-            <w:vAlign w:val="center"/>
-          </w:tcPr>
-          <w:p>
-            <w:r/>
-            <w:r>
-              <w:rPr>
-                <w:rFonts w:ascii="Calibri" w:hAnsi="Calibri"/>
-                <w:b/>
-                <w:sz w:val="18"/>
-              </w:rPr>
-              <w:t>Source location</w:t>
-            </w:r>
-          </w:p>
-        </w:tc>
-        <w:tc>
-          <w:tcPr>
-            <w:tcW w:type="dxa" w:w="7128"/>
-            <w:vAlign w:val="center"/>
-          </w:tcPr>
-          <w:p>
-            <w:r/>
-            <w:r>
-              <w:rPr>
-                <w:rFonts w:ascii="Calibri" w:hAnsi="Calibri"/>
-                <w:b w:val="0"/>
-                <w:sz w:val="18"/>
-              </w:rPr>
-              <w:t>Lines 314-337 (24 source lines).</w:t>
-            </w:r>
-          </w:p>
-        </w:tc>
-      </w:tr>
-      <w:tr>
-        <w:tc>
-          <w:tcPr>
-            <w:tcW w:type="dxa" w:w="2232"/>
-            <w:vAlign w:val="center"/>
-          </w:tcPr>
-          <w:p>
-            <w:r/>
-            <w:r>
-              <w:rPr>
-                <w:rFonts w:ascii="Calibri" w:hAnsi="Calibri"/>
-                <w:b/>
-                <w:sz w:val="18"/>
-              </w:rPr>
-              <w:t>Purpose</w:t>
-            </w:r>
-          </w:p>
-        </w:tc>
-        <w:tc>
-          <w:tcPr>
-            <w:tcW w:type="dxa" w:w="7128"/>
-            <w:vAlign w:val="center"/>
-          </w:tcPr>
-          <w:p>
-            <w:r/>
-            <w:r>
-              <w:rPr>
-                <w:rFonts w:ascii="Calibri" w:hAnsi="Calibri"/>
-                <w:b w:val="0"/>
-                <w:sz w:val="18"/>
-              </w:rPr>
-              <w:t>Part of Electron desktop startup, window control, workspace setup, menu behavior, or update handoff.</w:t>
-            </w:r>
-          </w:p>
-        </w:tc>
-      </w:tr>
-      <w:tr>
-        <w:tc>
-          <w:tcPr>
-            <w:tcW w:type="dxa" w:w="2232"/>
-            <w:vAlign w:val="center"/>
-          </w:tcPr>
-          <w:p>
-            <w:r/>
-            <w:r>
-              <w:rPr>
-                <w:rFonts w:ascii="Calibri" w:hAnsi="Calibri"/>
-                <w:b/>
-                <w:sz w:val="18"/>
-              </w:rPr>
-              <w:t>Declaration</w:t>
-            </w:r>
-          </w:p>
-        </w:tc>
-        <w:tc>
-          <w:tcPr>
-            <w:tcW w:type="dxa" w:w="7128"/>
-            <w:vAlign w:val="center"/>
-          </w:tcPr>
-          <w:p>
-            <w:r/>
-            <w:r>
-              <w:rPr>
-                <w:rFonts w:ascii="Calibri" w:hAnsi="Calibri"/>
-                <w:b w:val="0"/>
-                <w:sz w:val="18"/>
-              </w:rPr>
-              <w:t>async function resolveWorkspaceRoots() {</w:t>
-            </w:r>
-          </w:p>
-        </w:tc>
-      </w:tr>
-      <w:tr>
-        <w:tc>
-          <w:tcPr>
-            <w:tcW w:type="dxa" w:w="2232"/>
-            <w:vAlign w:val="center"/>
-          </w:tcPr>
-          <w:p>
-            <w:r/>
-            <w:r>
-              <w:rPr>
-                <w:rFonts w:ascii="Calibri" w:hAnsi="Calibri"/>
-                <w:b/>
-                <w:sz w:val="18"/>
-              </w:rPr>
-              <w:t>Touches</w:t>
-            </w:r>
-          </w:p>
-        </w:tc>
-        <w:tc>
-          <w:tcPr>
-            <w:tcW w:type="dxa" w:w="7128"/>
-            <w:vAlign w:val="center"/>
-          </w:tcPr>
-          <w:p>
-            <w:r/>
-            <w:r>
-              <w:rPr>
-                <w:rFonts w:ascii="Calibri" w:hAnsi="Calibri"/>
-                <w:b w:val="0"/>
-                <w:sz w:val="18"/>
-              </w:rPr>
-              <w:t>Mostly local calculations or local UI state.</w:t>
-            </w:r>
-          </w:p>
-        </w:tc>
-      </w:tr>
-      <w:tr>
-        <w:tc>
-          <w:tcPr>
-            <w:tcW w:type="dxa" w:w="2232"/>
-            <w:vAlign w:val="center"/>
-          </w:tcPr>
-          <w:p>
-            <w:r/>
-            <w:r>
-              <w:rPr>
-                <w:rFonts w:ascii="Calibri" w:hAnsi="Calibri"/>
-                <w:b/>
-                <w:sz w:val="18"/>
-              </w:rPr>
-              <w:t>Calls detected</w:t>
-            </w:r>
-          </w:p>
-        </w:tc>
-        <w:tc>
-          <w:tcPr>
-            <w:tcW w:type="dxa" w:w="7128"/>
-            <w:vAlign w:val="center"/>
-          </w:tcPr>
-          <w:p>
-            <w:r/>
-            <w:r>
-              <w:rPr>
-                <w:rFonts w:ascii="Calibri" w:hAnsi="Calibri"/>
-                <w:b w:val="0"/>
-                <w:sz w:val="18"/>
-              </w:rPr>
-              <w:t>workspaceLooksUsable, join, dirname, resolve, findRepositoryNearExecutable, preparePackagedWorkspace</w:t>
-            </w:r>
-          </w:p>
-        </w:tc>
-      </w:tr>
-      <w:tr>
-        <w:tc>
-          <w:tcPr>
-            <w:tcW w:type="dxa" w:w="2232"/>
-            <w:vAlign w:val="center"/>
-          </w:tcPr>
-          <w:p>
-            <w:r/>
-            <w:r>
-              <w:rPr>
-                <w:rFonts w:ascii="Calibri" w:hAnsi="Calibri"/>
-                <w:b/>
-                <w:sz w:val="18"/>
-              </w:rPr>
-              <w:t>API endpoints</w:t>
-            </w:r>
-          </w:p>
-        </w:tc>
-        <w:tc>
-          <w:tcPr>
-            <w:tcW w:type="dxa" w:w="7128"/>
-            <w:vAlign w:val="center"/>
-          </w:tcPr>
-          <w:p>
-            <w:r/>
-            <w:r>
-              <w:rPr>
-                <w:rFonts w:ascii="Calibri" w:hAnsi="Calibri"/>
-                <w:b w:val="0"/>
-                <w:sz w:val="18"/>
-              </w:rPr>
-              <w:t>None detected inside this function body.</w:t>
-            </w:r>
-          </w:p>
-        </w:tc>
-      </w:tr>
-      <w:tr>
-        <w:tc>
-          <w:tcPr>
-            <w:tcW w:type="dxa" w:w="2232"/>
-            <w:vAlign w:val="center"/>
-          </w:tcPr>
-          <w:p>
-            <w:r/>
-            <w:r>
-              <w:rPr>
-                <w:rFonts w:ascii="Calibri" w:hAnsi="Calibri"/>
-                <w:b/>
-                <w:sz w:val="18"/>
-              </w:rPr>
-              <w:t>Storage keys</w:t>
-            </w:r>
-          </w:p>
-        </w:tc>
-        <w:tc>
-          <w:tcPr>
-            <w:tcW w:type="dxa" w:w="7128"/>
-            <w:vAlign w:val="center"/>
-          </w:tcPr>
-          <w:p>
-            <w:r/>
-            <w:r>
-              <w:rPr>
-                <w:rFonts w:ascii="Calibri" w:hAnsi="Calibri"/>
-                <w:b w:val="0"/>
-                <w:sz w:val="18"/>
-              </w:rPr>
-              <w:t>No local/session storage keys detected.</w:t>
-            </w:r>
-          </w:p>
-        </w:tc>
-      </w:tr>
-      <w:tr>
-        <w:tc>
-          <w:tcPr>
-            <w:tcW w:type="dxa" w:w="2232"/>
-            <w:vAlign w:val="center"/>
-          </w:tcPr>
-          <w:p>
-            <w:r/>
-            <w:r>
-              <w:rPr>
-                <w:rFonts w:ascii="Calibri" w:hAnsi="Calibri"/>
-                <w:b/>
-                <w:sz w:val="18"/>
-              </w:rPr>
-              <w:t>Async/return clues</w:t>
-            </w:r>
-          </w:p>
-        </w:tc>
-        <w:tc>
-          <w:tcPr>
-            <w:tcW w:type="dxa" w:w="7128"/>
-            <w:vAlign w:val="center"/>
-          </w:tcPr>
-          <w:p>
-            <w:r/>
-            <w:r>
-              <w:rPr>
-                <w:rFonts w:ascii="Calibri" w:hAnsi="Calibri"/>
-                <w:b w:val="0"/>
-                <w:sz w:val="18"/>
-              </w:rPr>
-              <w:t>0 await expression(s), 4 return statement(s).</w:t>
-            </w:r>
-          </w:p>
-        </w:tc>
-      </w:tr>
-      <w:tr>
-        <w:tc>
-          <w:tcPr>
-            <w:tcW w:type="dxa" w:w="2232"/>
-            <w:vAlign w:val="center"/>
-          </w:tcPr>
-          <w:p>
-            <w:r/>
-            <w:r>
-              <w:rPr>
-                <w:rFonts w:ascii="Calibri" w:hAnsi="Calibri"/>
-                <w:b/>
-                <w:sz w:val="18"/>
-              </w:rPr>
-              <w:t>Debug approach</w:t>
-            </w:r>
-          </w:p>
-        </w:tc>
-        <w:tc>
-          <w:tcPr>
-            <w:tcW w:type="dxa" w:w="7128"/>
-            <w:vAlign w:val="center"/>
-          </w:tcPr>
-          <w:p>
-            <w:r/>
-            <w:r>
-              <w:rPr>
-                <w:rFonts w:ascii="Calibri" w:hAnsi="Calibri"/>
-                <w:b w:val="0"/>
-                <w:sz w:val="18"/>
-              </w:rPr>
-              <w:t>Trigger the user action that reaches this function, inspect inputs/state before the function, then inspect the returned value, DOM update, file write, process output, or API response after it runs.</w:t>
-            </w:r>
-          </w:p>
-        </w:tc>
-      </w:tr>
-    </w:tbl>
     <w:p>
       <w:r>
-        <w:t>Source excerpt:</w:t>
+        <w:t>This function decides where the builder workspace and portfolio workspace live for the current run. It combines packaged-app defaults, development-mode paths, and user-owned writable locations so the rest of the app can use stable roots instead of guessing paths repeatedly.</w:t>
+      </w:r>
+    </w:p>
+    <w:p>
+      <w:r>
+        <w:t>The builder has to work when launched from source, from an installed executable, and from an updated install. Centralizing workspace resolution prevents different parts of the app from accidentally reading or writing different copies of the portfolio.</w:t>
+      </w:r>
+    </w:p>
+    <w:p>
+      <w:r>
+        <w:t>It calls or references workspaceLooksUsable, join, dirname, resolve, findRepositoryNearExecutable, and preparePackagedWorkspace. Endpoint references found inside it are no direct /api endpoint strings detected. Browser storage keys found inside it are no local/session storage keys detected.</w:t>
+      </w:r>
+    </w:p>
+    <w:p>
+      <w:r>
+        <w:t>It has 4 return statement(s). The most important visible returns are: line 317: return {; line 324: return {; line 331: return {; line 336: return preparePackagedWorkspace();.</w:t>
+      </w:r>
+    </w:p>
+    <w:p>
+      <w:r>
+        <w:t>Important local values include envWorkspace at line 315; workspaceRoot at line 323; nearbyRepository at line 329. These variables show what the function is assembling, checking, or handing to another layer.</w:t>
+      </w:r>
+    </w:p>
+    <w:p>
+      <w:r>
+        <w:t>Relevant source excerpt:</w:t>
       </w:r>
     </w:p>
     <w:p>
@@ -10676,386 +5092,37 @@
         <w:pStyle w:val="Heading3"/>
       </w:pPr>
       <w:r>
-        <w:t>findFreePort - lines 339-349</w:t>
+        <w:t>findFreePort (main.cjs, lines 339-349)</w:t>
       </w:r>
     </w:p>
-    <w:tbl>
-      <w:tblPr>
-        <w:tblW w:type="auto" w:w="0"/>
-        <w:jc w:val="center"/>
-        <w:tblLayout w:type="fixed"/>
-        <w:tblLook w:firstColumn="1" w:firstRow="1" w:lastColumn="0" w:lastRow="0" w:noHBand="0" w:noVBand="1" w:val="04A0"/>
-      </w:tblPr>
-      <w:tblGrid>
-        <w:gridCol w:w="2232"/>
-        <w:gridCol w:w="7128"/>
-      </w:tblGrid>
-      <w:tr>
-        <w:tc>
-          <w:tcPr>
-            <w:tcW w:type="dxa" w:w="5184"/>
-            <w:vAlign w:val="center"/>
-            <w:shd w:fill="E8EEF5"/>
-          </w:tcPr>
-          <w:p>
-            <w:r/>
-            <w:r>
-              <w:rPr>
-                <w:rFonts w:ascii="Calibri" w:hAnsi="Calibri"/>
-                <w:b/>
-                <w:sz w:val="18"/>
-              </w:rPr>
-              <w:t>Item</w:t>
-            </w:r>
-          </w:p>
-        </w:tc>
-        <w:tc>
-          <w:tcPr>
-            <w:tcW w:type="dxa" w:w="5184"/>
-            <w:vAlign w:val="center"/>
-            <w:shd w:fill="E8EEF5"/>
-          </w:tcPr>
-          <w:p>
-            <w:r/>
-            <w:r>
-              <w:rPr>
-                <w:rFonts w:ascii="Calibri" w:hAnsi="Calibri"/>
-                <w:b/>
-                <w:sz w:val="18"/>
-              </w:rPr>
-              <w:t>Explanation</w:t>
-            </w:r>
-          </w:p>
-        </w:tc>
-      </w:tr>
-      <w:tr>
-        <w:tc>
-          <w:tcPr>
-            <w:tcW w:type="dxa" w:w="2232"/>
-            <w:vAlign w:val="center"/>
-          </w:tcPr>
-          <w:p>
-            <w:r/>
-            <w:r>
-              <w:rPr>
-                <w:rFonts w:ascii="Calibri" w:hAnsi="Calibri"/>
-                <w:b/>
-                <w:sz w:val="18"/>
-              </w:rPr>
-              <w:t>Source location</w:t>
-            </w:r>
-          </w:p>
-        </w:tc>
-        <w:tc>
-          <w:tcPr>
-            <w:tcW w:type="dxa" w:w="7128"/>
-            <w:vAlign w:val="center"/>
-          </w:tcPr>
-          <w:p>
-            <w:r/>
-            <w:r>
-              <w:rPr>
-                <w:rFonts w:ascii="Calibri" w:hAnsi="Calibri"/>
-                <w:b w:val="0"/>
-                <w:sz w:val="18"/>
-              </w:rPr>
-              <w:t>Lines 339-349 (11 source lines).</w:t>
-            </w:r>
-          </w:p>
-        </w:tc>
-      </w:tr>
-      <w:tr>
-        <w:tc>
-          <w:tcPr>
-            <w:tcW w:type="dxa" w:w="2232"/>
-            <w:vAlign w:val="center"/>
-          </w:tcPr>
-          <w:p>
-            <w:r/>
-            <w:r>
-              <w:rPr>
-                <w:rFonts w:ascii="Calibri" w:hAnsi="Calibri"/>
-                <w:b/>
-                <w:sz w:val="18"/>
-              </w:rPr>
-              <w:t>Purpose</w:t>
-            </w:r>
-          </w:p>
-        </w:tc>
-        <w:tc>
-          <w:tcPr>
-            <w:tcW w:type="dxa" w:w="7128"/>
-            <w:vAlign w:val="center"/>
-          </w:tcPr>
-          <w:p>
-            <w:r/>
-            <w:r>
-              <w:rPr>
-                <w:rFonts w:ascii="Calibri" w:hAnsi="Calibri"/>
-                <w:b w:val="0"/>
-                <w:sz w:val="18"/>
-              </w:rPr>
-              <w:t>Part of Electron desktop startup, window control, workspace setup, menu behavior, or update handoff.</w:t>
-            </w:r>
-          </w:p>
-        </w:tc>
-      </w:tr>
-      <w:tr>
-        <w:tc>
-          <w:tcPr>
-            <w:tcW w:type="dxa" w:w="2232"/>
-            <w:vAlign w:val="center"/>
-          </w:tcPr>
-          <w:p>
-            <w:r/>
-            <w:r>
-              <w:rPr>
-                <w:rFonts w:ascii="Calibri" w:hAnsi="Calibri"/>
-                <w:b/>
-                <w:sz w:val="18"/>
-              </w:rPr>
-              <w:t>Declaration</w:t>
-            </w:r>
-          </w:p>
-        </w:tc>
-        <w:tc>
-          <w:tcPr>
-            <w:tcW w:type="dxa" w:w="7128"/>
-            <w:vAlign w:val="center"/>
-          </w:tcPr>
-          <w:p>
-            <w:r/>
-            <w:r>
-              <w:rPr>
-                <w:rFonts w:ascii="Calibri" w:hAnsi="Calibri"/>
-                <w:b w:val="0"/>
-                <w:sz w:val="18"/>
-              </w:rPr>
-              <w:t>function findFreePort() {</w:t>
-            </w:r>
-          </w:p>
-        </w:tc>
-      </w:tr>
-      <w:tr>
-        <w:tc>
-          <w:tcPr>
-            <w:tcW w:type="dxa" w:w="2232"/>
-            <w:vAlign w:val="center"/>
-          </w:tcPr>
-          <w:p>
-            <w:r/>
-            <w:r>
-              <w:rPr>
-                <w:rFonts w:ascii="Calibri" w:hAnsi="Calibri"/>
-                <w:b/>
-                <w:sz w:val="18"/>
-              </w:rPr>
-              <w:t>Touches</w:t>
-            </w:r>
-          </w:p>
-        </w:tc>
-        <w:tc>
-          <w:tcPr>
-            <w:tcW w:type="dxa" w:w="7128"/>
-            <w:vAlign w:val="center"/>
-          </w:tcPr>
-          <w:p>
-            <w:r/>
-            <w:r>
-              <w:rPr>
-                <w:rFonts w:ascii="Calibri" w:hAnsi="Calibri"/>
-                <w:b w:val="0"/>
-                <w:sz w:val="18"/>
-              </w:rPr>
-              <w:t>Mostly local calculations or local UI state.</w:t>
-            </w:r>
-          </w:p>
-        </w:tc>
-      </w:tr>
-      <w:tr>
-        <w:tc>
-          <w:tcPr>
-            <w:tcW w:type="dxa" w:w="2232"/>
-            <w:vAlign w:val="center"/>
-          </w:tcPr>
-          <w:p>
-            <w:r/>
-            <w:r>
-              <w:rPr>
-                <w:rFonts w:ascii="Calibri" w:hAnsi="Calibri"/>
-                <w:b/>
-                <w:sz w:val="18"/>
-              </w:rPr>
-              <w:t>Calls detected</w:t>
-            </w:r>
-          </w:p>
-        </w:tc>
-        <w:tc>
-          <w:tcPr>
-            <w:tcW w:type="dxa" w:w="7128"/>
-            <w:vAlign w:val="center"/>
-          </w:tcPr>
-          <w:p>
-            <w:r/>
-            <w:r>
-              <w:rPr>
-                <w:rFonts w:ascii="Calibri" w:hAnsi="Calibri"/>
-                <w:b w:val="0"/>
-                <w:sz w:val="18"/>
-              </w:rPr>
-              <w:t>createServer, once, listen, address, close, resolve</w:t>
-            </w:r>
-          </w:p>
-        </w:tc>
-      </w:tr>
-      <w:tr>
-        <w:tc>
-          <w:tcPr>
-            <w:tcW w:type="dxa" w:w="2232"/>
-            <w:vAlign w:val="center"/>
-          </w:tcPr>
-          <w:p>
-            <w:r/>
-            <w:r>
-              <w:rPr>
-                <w:rFonts w:ascii="Calibri" w:hAnsi="Calibri"/>
-                <w:b/>
-                <w:sz w:val="18"/>
-              </w:rPr>
-              <w:t>API endpoints</w:t>
-            </w:r>
-          </w:p>
-        </w:tc>
-        <w:tc>
-          <w:tcPr>
-            <w:tcW w:type="dxa" w:w="7128"/>
-            <w:vAlign w:val="center"/>
-          </w:tcPr>
-          <w:p>
-            <w:r/>
-            <w:r>
-              <w:rPr>
-                <w:rFonts w:ascii="Calibri" w:hAnsi="Calibri"/>
-                <w:b w:val="0"/>
-                <w:sz w:val="18"/>
-              </w:rPr>
-              <w:t>None detected inside this function body.</w:t>
-            </w:r>
-          </w:p>
-        </w:tc>
-      </w:tr>
-      <w:tr>
-        <w:tc>
-          <w:tcPr>
-            <w:tcW w:type="dxa" w:w="2232"/>
-            <w:vAlign w:val="center"/>
-          </w:tcPr>
-          <w:p>
-            <w:r/>
-            <w:r>
-              <w:rPr>
-                <w:rFonts w:ascii="Calibri" w:hAnsi="Calibri"/>
-                <w:b/>
-                <w:sz w:val="18"/>
-              </w:rPr>
-              <w:t>Storage keys</w:t>
-            </w:r>
-          </w:p>
-        </w:tc>
-        <w:tc>
-          <w:tcPr>
-            <w:tcW w:type="dxa" w:w="7128"/>
-            <w:vAlign w:val="center"/>
-          </w:tcPr>
-          <w:p>
-            <w:r/>
-            <w:r>
-              <w:rPr>
-                <w:rFonts w:ascii="Calibri" w:hAnsi="Calibri"/>
-                <w:b w:val="0"/>
-                <w:sz w:val="18"/>
-              </w:rPr>
-              <w:t>No local/session storage keys detected.</w:t>
-            </w:r>
-          </w:p>
-        </w:tc>
-      </w:tr>
-      <w:tr>
-        <w:tc>
-          <w:tcPr>
-            <w:tcW w:type="dxa" w:w="2232"/>
-            <w:vAlign w:val="center"/>
-          </w:tcPr>
-          <w:p>
-            <w:r/>
-            <w:r>
-              <w:rPr>
-                <w:rFonts w:ascii="Calibri" w:hAnsi="Calibri"/>
-                <w:b/>
-                <w:sz w:val="18"/>
-              </w:rPr>
-              <w:t>Async/return clues</w:t>
-            </w:r>
-          </w:p>
-        </w:tc>
-        <w:tc>
-          <w:tcPr>
-            <w:tcW w:type="dxa" w:w="7128"/>
-            <w:vAlign w:val="center"/>
-          </w:tcPr>
-          <w:p>
-            <w:r/>
-            <w:r>
-              <w:rPr>
-                <w:rFonts w:ascii="Calibri" w:hAnsi="Calibri"/>
-                <w:b w:val="0"/>
-                <w:sz w:val="18"/>
-              </w:rPr>
-              <w:t>0 await expression(s), 1 return statement(s).</w:t>
-            </w:r>
-          </w:p>
-        </w:tc>
-      </w:tr>
-      <w:tr>
-        <w:tc>
-          <w:tcPr>
-            <w:tcW w:type="dxa" w:w="2232"/>
-            <w:vAlign w:val="center"/>
-          </w:tcPr>
-          <w:p>
-            <w:r/>
-            <w:r>
-              <w:rPr>
-                <w:rFonts w:ascii="Calibri" w:hAnsi="Calibri"/>
-                <w:b/>
-                <w:sz w:val="18"/>
-              </w:rPr>
-              <w:t>Debug approach</w:t>
-            </w:r>
-          </w:p>
-        </w:tc>
-        <w:tc>
-          <w:tcPr>
-            <w:tcW w:type="dxa" w:w="7128"/>
-            <w:vAlign w:val="center"/>
-          </w:tcPr>
-          <w:p>
-            <w:r/>
-            <w:r>
-              <w:rPr>
-                <w:rFonts w:ascii="Calibri" w:hAnsi="Calibri"/>
-                <w:b w:val="0"/>
-                <w:sz w:val="18"/>
-              </w:rPr>
-              <w:t>Trigger the user action that reaches this function, inspect inputs/state before the function, then inspect the returned value, DOM update, file write, process output, or API response after it runs.</w:t>
-            </w:r>
-          </w:p>
-        </w:tc>
-      </w:tr>
-    </w:tbl>
     <w:p>
       <w:r>
-        <w:t>Source excerpt:</w:t>
+        <w:t>findFreePort part of electron desktop startup, window control, workspace setup, menu behavior, or update handoff. In this file, it appears around lines 339-349 and is part of the repository root. usually an entry file, app config, public website file, package manifest, or top-level documentation.</w:t>
+      </w:r>
+    </w:p>
+    <w:p>
+      <w:r>
+        <w:t>This function is needed so main.cjs can keep that responsibility in one named place instead of scattering it through unrelated event handlers or route code.</w:t>
+      </w:r>
+    </w:p>
+    <w:p>
+      <w:r>
+        <w:t>It calls or references createServer, once, listen, address, close, and resolve. Endpoint references found inside it are no direct /api endpoint strings detected. Browser storage keys found inside it are no local/session storage keys detected.</w:t>
+      </w:r>
+    </w:p>
+    <w:p>
+      <w:r>
+        <w:t>It has 1 return statement(s). The most important visible returns are: line 340: return new Promise((resolve, reject) =&gt; {.</w:t>
+      </w:r>
+    </w:p>
+    <w:p>
+      <w:r>
+        <w:t>Important local values include tester at line 341; address at line 344; port at line 345. These variables show what the function is assembling, checking, or handing to another layer.</w:t>
+      </w:r>
+    </w:p>
+    <w:p>
+      <w:r>
+        <w:t>Relevant source excerpt:</w:t>
       </w:r>
     </w:p>
     <w:p>
@@ -11094,386 +5161,37 @@
         <w:pStyle w:val="Heading3"/>
       </w:pPr>
       <w:r>
-        <w:t>startBuilderServer - lines 351-364</w:t>
+        <w:t>startBuilderServer (main.cjs, lines 351-364)</w:t>
       </w:r>
     </w:p>
-    <w:tbl>
-      <w:tblPr>
-        <w:tblW w:type="auto" w:w="0"/>
-        <w:jc w:val="center"/>
-        <w:tblLayout w:type="fixed"/>
-        <w:tblLook w:firstColumn="1" w:firstRow="1" w:lastColumn="0" w:lastRow="0" w:noHBand="0" w:noVBand="1" w:val="04A0"/>
-      </w:tblPr>
-      <w:tblGrid>
-        <w:gridCol w:w="2232"/>
-        <w:gridCol w:w="7128"/>
-      </w:tblGrid>
-      <w:tr>
-        <w:tc>
-          <w:tcPr>
-            <w:tcW w:type="dxa" w:w="5184"/>
-            <w:vAlign w:val="center"/>
-            <w:shd w:fill="E8EEF5"/>
-          </w:tcPr>
-          <w:p>
-            <w:r/>
-            <w:r>
-              <w:rPr>
-                <w:rFonts w:ascii="Calibri" w:hAnsi="Calibri"/>
-                <w:b/>
-                <w:sz w:val="18"/>
-              </w:rPr>
-              <w:t>Item</w:t>
-            </w:r>
-          </w:p>
-        </w:tc>
-        <w:tc>
-          <w:tcPr>
-            <w:tcW w:type="dxa" w:w="5184"/>
-            <w:vAlign w:val="center"/>
-            <w:shd w:fill="E8EEF5"/>
-          </w:tcPr>
-          <w:p>
-            <w:r/>
-            <w:r>
-              <w:rPr>
-                <w:rFonts w:ascii="Calibri" w:hAnsi="Calibri"/>
-                <w:b/>
-                <w:sz w:val="18"/>
-              </w:rPr>
-              <w:t>Explanation</w:t>
-            </w:r>
-          </w:p>
-        </w:tc>
-      </w:tr>
-      <w:tr>
-        <w:tc>
-          <w:tcPr>
-            <w:tcW w:type="dxa" w:w="2232"/>
-            <w:vAlign w:val="center"/>
-          </w:tcPr>
-          <w:p>
-            <w:r/>
-            <w:r>
-              <w:rPr>
-                <w:rFonts w:ascii="Calibri" w:hAnsi="Calibri"/>
-                <w:b/>
-                <w:sz w:val="18"/>
-              </w:rPr>
-              <w:t>Source location</w:t>
-            </w:r>
-          </w:p>
-        </w:tc>
-        <w:tc>
-          <w:tcPr>
-            <w:tcW w:type="dxa" w:w="7128"/>
-            <w:vAlign w:val="center"/>
-          </w:tcPr>
-          <w:p>
-            <w:r/>
-            <w:r>
-              <w:rPr>
-                <w:rFonts w:ascii="Calibri" w:hAnsi="Calibri"/>
-                <w:b w:val="0"/>
-                <w:sz w:val="18"/>
-              </w:rPr>
-              <w:t>Lines 351-364 (14 source lines).</w:t>
-            </w:r>
-          </w:p>
-        </w:tc>
-      </w:tr>
-      <w:tr>
-        <w:tc>
-          <w:tcPr>
-            <w:tcW w:type="dxa" w:w="2232"/>
-            <w:vAlign w:val="center"/>
-          </w:tcPr>
-          <w:p>
-            <w:r/>
-            <w:r>
-              <w:rPr>
-                <w:rFonts w:ascii="Calibri" w:hAnsi="Calibri"/>
-                <w:b/>
-                <w:sz w:val="18"/>
-              </w:rPr>
-              <w:t>Purpose</w:t>
-            </w:r>
-          </w:p>
-        </w:tc>
-        <w:tc>
-          <w:tcPr>
-            <w:tcW w:type="dxa" w:w="7128"/>
-            <w:vAlign w:val="center"/>
-          </w:tcPr>
-          <w:p>
-            <w:r/>
-            <w:r>
-              <w:rPr>
-                <w:rFonts w:ascii="Calibri" w:hAnsi="Calibri"/>
-                <w:b w:val="0"/>
-                <w:sz w:val="18"/>
-              </w:rPr>
-              <w:t>Part of Electron desktop startup, window control, workspace setup, menu behavior, or update handoff.</w:t>
-            </w:r>
-          </w:p>
-        </w:tc>
-      </w:tr>
-      <w:tr>
-        <w:tc>
-          <w:tcPr>
-            <w:tcW w:type="dxa" w:w="2232"/>
-            <w:vAlign w:val="center"/>
-          </w:tcPr>
-          <w:p>
-            <w:r/>
-            <w:r>
-              <w:rPr>
-                <w:rFonts w:ascii="Calibri" w:hAnsi="Calibri"/>
-                <w:b/>
-                <w:sz w:val="18"/>
-              </w:rPr>
-              <w:t>Declaration</w:t>
-            </w:r>
-          </w:p>
-        </w:tc>
-        <w:tc>
-          <w:tcPr>
-            <w:tcW w:type="dxa" w:w="7128"/>
-            <w:vAlign w:val="center"/>
-          </w:tcPr>
-          <w:p>
-            <w:r/>
-            <w:r>
-              <w:rPr>
-                <w:rFonts w:ascii="Calibri" w:hAnsi="Calibri"/>
-                <w:b w:val="0"/>
-                <w:sz w:val="18"/>
-              </w:rPr>
-              <w:t>async function startBuilderServer(workspaceRoot, portfolioRoot) {</w:t>
-            </w:r>
-          </w:p>
-        </w:tc>
-      </w:tr>
-      <w:tr>
-        <w:tc>
-          <w:tcPr>
-            <w:tcW w:type="dxa" w:w="2232"/>
-            <w:vAlign w:val="center"/>
-          </w:tcPr>
-          <w:p>
-            <w:r/>
-            <w:r>
-              <w:rPr>
-                <w:rFonts w:ascii="Calibri" w:hAnsi="Calibri"/>
-                <w:b/>
-                <w:sz w:val="18"/>
-              </w:rPr>
-              <w:t>Touches</w:t>
-            </w:r>
-          </w:p>
-        </w:tc>
-        <w:tc>
-          <w:tcPr>
-            <w:tcW w:type="dxa" w:w="7128"/>
-            <w:vAlign w:val="center"/>
-          </w:tcPr>
-          <w:p>
-            <w:r/>
-            <w:r>
-              <w:rPr>
-                <w:rFonts w:ascii="Calibri" w:hAnsi="Calibri"/>
-                <w:b w:val="0"/>
-                <w:sz w:val="18"/>
-              </w:rPr>
-              <w:t>network/API requests</w:t>
-            </w:r>
-          </w:p>
-        </w:tc>
-      </w:tr>
-      <w:tr>
-        <w:tc>
-          <w:tcPr>
-            <w:tcW w:type="dxa" w:w="2232"/>
-            <w:vAlign w:val="center"/>
-          </w:tcPr>
-          <w:p>
-            <w:r/>
-            <w:r>
-              <w:rPr>
-                <w:rFonts w:ascii="Calibri" w:hAnsi="Calibri"/>
-                <w:b/>
-                <w:sz w:val="18"/>
-              </w:rPr>
-              <w:t>Calls detected</w:t>
-            </w:r>
-          </w:p>
-        </w:tc>
-        <w:tc>
-          <w:tcPr>
-            <w:tcW w:type="dxa" w:w="7128"/>
-            <w:vAlign w:val="center"/>
-          </w:tcPr>
-          <w:p>
-            <w:r/>
-            <w:r>
-              <w:rPr>
-                <w:rFonts w:ascii="Calibri" w:hAnsi="Calibri"/>
-                <w:b w:val="0"/>
-                <w:sz w:val="18"/>
-              </w:rPr>
-              <w:t>findFreePort, getVersion, join, pathToFileURL, now</w:t>
-            </w:r>
-          </w:p>
-        </w:tc>
-      </w:tr>
-      <w:tr>
-        <w:tc>
-          <w:tcPr>
-            <w:tcW w:type="dxa" w:w="2232"/>
-            <w:vAlign w:val="center"/>
-          </w:tcPr>
-          <w:p>
-            <w:r/>
-            <w:r>
-              <w:rPr>
-                <w:rFonts w:ascii="Calibri" w:hAnsi="Calibri"/>
-                <w:b/>
-                <w:sz w:val="18"/>
-              </w:rPr>
-              <w:t>API endpoints</w:t>
-            </w:r>
-          </w:p>
-        </w:tc>
-        <w:tc>
-          <w:tcPr>
-            <w:tcW w:type="dxa" w:w="7128"/>
-            <w:vAlign w:val="center"/>
-          </w:tcPr>
-          <w:p>
-            <w:r/>
-            <w:r>
-              <w:rPr>
-                <w:rFonts w:ascii="Calibri" w:hAnsi="Calibri"/>
-                <w:b w:val="0"/>
-                <w:sz w:val="18"/>
-              </w:rPr>
-              <w:t>None detected inside this function body.</w:t>
-            </w:r>
-          </w:p>
-        </w:tc>
-      </w:tr>
-      <w:tr>
-        <w:tc>
-          <w:tcPr>
-            <w:tcW w:type="dxa" w:w="2232"/>
-            <w:vAlign w:val="center"/>
-          </w:tcPr>
-          <w:p>
-            <w:r/>
-            <w:r>
-              <w:rPr>
-                <w:rFonts w:ascii="Calibri" w:hAnsi="Calibri"/>
-                <w:b/>
-                <w:sz w:val="18"/>
-              </w:rPr>
-              <w:t>Storage keys</w:t>
-            </w:r>
-          </w:p>
-        </w:tc>
-        <w:tc>
-          <w:tcPr>
-            <w:tcW w:type="dxa" w:w="7128"/>
-            <w:vAlign w:val="center"/>
-          </w:tcPr>
-          <w:p>
-            <w:r/>
-            <w:r>
-              <w:rPr>
-                <w:rFonts w:ascii="Calibri" w:hAnsi="Calibri"/>
-                <w:b w:val="0"/>
-                <w:sz w:val="18"/>
-              </w:rPr>
-              <w:t>No local/session storage keys detected.</w:t>
-            </w:r>
-          </w:p>
-        </w:tc>
-      </w:tr>
-      <w:tr>
-        <w:tc>
-          <w:tcPr>
-            <w:tcW w:type="dxa" w:w="2232"/>
-            <w:vAlign w:val="center"/>
-          </w:tcPr>
-          <w:p>
-            <w:r/>
-            <w:r>
-              <w:rPr>
-                <w:rFonts w:ascii="Calibri" w:hAnsi="Calibri"/>
-                <w:b/>
-                <w:sz w:val="18"/>
-              </w:rPr>
-              <w:t>Async/return clues</w:t>
-            </w:r>
-          </w:p>
-        </w:tc>
-        <w:tc>
-          <w:tcPr>
-            <w:tcW w:type="dxa" w:w="7128"/>
-            <w:vAlign w:val="center"/>
-          </w:tcPr>
-          <w:p>
-            <w:r/>
-            <w:r>
-              <w:rPr>
-                <w:rFonts w:ascii="Calibri" w:hAnsi="Calibri"/>
-                <w:b w:val="0"/>
-                <w:sz w:val="18"/>
-              </w:rPr>
-              <w:t>2 await expression(s), 1 return statement(s).</w:t>
-            </w:r>
-          </w:p>
-        </w:tc>
-      </w:tr>
-      <w:tr>
-        <w:tc>
-          <w:tcPr>
-            <w:tcW w:type="dxa" w:w="2232"/>
-            <w:vAlign w:val="center"/>
-          </w:tcPr>
-          <w:p>
-            <w:r/>
-            <w:r>
-              <w:rPr>
-                <w:rFonts w:ascii="Calibri" w:hAnsi="Calibri"/>
-                <w:b/>
-                <w:sz w:val="18"/>
-              </w:rPr>
-              <w:t>Debug approach</w:t>
-            </w:r>
-          </w:p>
-        </w:tc>
-        <w:tc>
-          <w:tcPr>
-            <w:tcW w:type="dxa" w:w="7128"/>
-            <w:vAlign w:val="center"/>
-          </w:tcPr>
-          <w:p>
-            <w:r/>
-            <w:r>
-              <w:rPr>
-                <w:rFonts w:ascii="Calibri" w:hAnsi="Calibri"/>
-                <w:b w:val="0"/>
-                <w:sz w:val="18"/>
-              </w:rPr>
-              <w:t>Trigger the user action that reaches this function, inspect inputs/state before the function, then inspect the returned value, DOM update, file write, process output, or API response after it runs.</w:t>
-            </w:r>
-          </w:p>
-        </w:tc>
-      </w:tr>
-    </w:tbl>
     <w:p>
       <w:r>
-        <w:t>Source excerpt:</w:t>
+        <w:t>This function starts the local backend process that serves the builder UI and handles local APIs. It chooses a port, launches server.mjs with the resolved workspace roots, and gives Electron an origin URL it can load.</w:t>
+      </w:r>
+    </w:p>
+    <w:p>
+      <w:r>
+        <w:t>The Electron window is only the desktop shell. The heavy work still belongs to the backend: saving files, running Git, compiling code, and publishing. This function is the bridge between the desktop shell and that backend.</w:t>
+      </w:r>
+    </w:p>
+    <w:p>
+      <w:r>
+        <w:t>It calls or references findFreePort, getVersion, join, pathToFileURL, and now. Endpoint references found inside it are no direct /api endpoint strings detected. Browser storage keys found inside it are no local/session storage keys detected.</w:t>
+      </w:r>
+    </w:p>
+    <w:p>
+      <w:r>
+        <w:t>It has 1 return statement(s). The most important visible returns are: line 363: return `http://127.0.0.1:${port}`;.</w:t>
+      </w:r>
+    </w:p>
+    <w:p>
+      <w:r>
+        <w:t>Important local values include port at line 352; serverPath at line 361. These variables show what the function is assembling, checking, or handing to another layer.</w:t>
+      </w:r>
+    </w:p>
+    <w:p>
+      <w:r>
+        <w:t>Relevant source excerpt:</w:t>
       </w:r>
     </w:p>
     <w:p>
@@ -11518,386 +5236,37 @@
         <w:pStyle w:val="Heading3"/>
       </w:pPr>
       <w:r>
-        <w:t>createWindow - lines 366-423</w:t>
+        <w:t>createWindow (main.cjs, lines 366-423)</w:t>
       </w:r>
     </w:p>
-    <w:tbl>
-      <w:tblPr>
-        <w:tblW w:type="auto" w:w="0"/>
-        <w:jc w:val="center"/>
-        <w:tblLayout w:type="fixed"/>
-        <w:tblLook w:firstColumn="1" w:firstRow="1" w:lastColumn="0" w:lastRow="0" w:noHBand="0" w:noVBand="1" w:val="04A0"/>
-      </w:tblPr>
-      <w:tblGrid>
-        <w:gridCol w:w="2232"/>
-        <w:gridCol w:w="7128"/>
-      </w:tblGrid>
-      <w:tr>
-        <w:tc>
-          <w:tcPr>
-            <w:tcW w:type="dxa" w:w="5184"/>
-            <w:vAlign w:val="center"/>
-            <w:shd w:fill="E8EEF5"/>
-          </w:tcPr>
-          <w:p>
-            <w:r/>
-            <w:r>
-              <w:rPr>
-                <w:rFonts w:ascii="Calibri" w:hAnsi="Calibri"/>
-                <w:b/>
-                <w:sz w:val="18"/>
-              </w:rPr>
-              <w:t>Item</w:t>
-            </w:r>
-          </w:p>
-        </w:tc>
-        <w:tc>
-          <w:tcPr>
-            <w:tcW w:type="dxa" w:w="5184"/>
-            <w:vAlign w:val="center"/>
-            <w:shd w:fill="E8EEF5"/>
-          </w:tcPr>
-          <w:p>
-            <w:r/>
-            <w:r>
-              <w:rPr>
-                <w:rFonts w:ascii="Calibri" w:hAnsi="Calibri"/>
-                <w:b/>
-                <w:sz w:val="18"/>
-              </w:rPr>
-              <w:t>Explanation</w:t>
-            </w:r>
-          </w:p>
-        </w:tc>
-      </w:tr>
-      <w:tr>
-        <w:tc>
-          <w:tcPr>
-            <w:tcW w:type="dxa" w:w="2232"/>
-            <w:vAlign w:val="center"/>
-          </w:tcPr>
-          <w:p>
-            <w:r/>
-            <w:r>
-              <w:rPr>
-                <w:rFonts w:ascii="Calibri" w:hAnsi="Calibri"/>
-                <w:b/>
-                <w:sz w:val="18"/>
-              </w:rPr>
-              <w:t>Source location</w:t>
-            </w:r>
-          </w:p>
-        </w:tc>
-        <w:tc>
-          <w:tcPr>
-            <w:tcW w:type="dxa" w:w="7128"/>
-            <w:vAlign w:val="center"/>
-          </w:tcPr>
-          <w:p>
-            <w:r/>
-            <w:r>
-              <w:rPr>
-                <w:rFonts w:ascii="Calibri" w:hAnsi="Calibri"/>
-                <w:b w:val="0"/>
-                <w:sz w:val="18"/>
-              </w:rPr>
-              <w:t>Lines 366-423 (58 source lines).</w:t>
-            </w:r>
-          </w:p>
-        </w:tc>
-      </w:tr>
-      <w:tr>
-        <w:tc>
-          <w:tcPr>
-            <w:tcW w:type="dxa" w:w="2232"/>
-            <w:vAlign w:val="center"/>
-          </w:tcPr>
-          <w:p>
-            <w:r/>
-            <w:r>
-              <w:rPr>
-                <w:rFonts w:ascii="Calibri" w:hAnsi="Calibri"/>
-                <w:b/>
-                <w:sz w:val="18"/>
-              </w:rPr>
-              <w:t>Purpose</w:t>
-            </w:r>
-          </w:p>
-        </w:tc>
-        <w:tc>
-          <w:tcPr>
-            <w:tcW w:type="dxa" w:w="7128"/>
-            <w:vAlign w:val="center"/>
-          </w:tcPr>
-          <w:p>
-            <w:r/>
-            <w:r>
-              <w:rPr>
-                <w:rFonts w:ascii="Calibri" w:hAnsi="Calibri"/>
-                <w:b w:val="0"/>
-                <w:sz w:val="18"/>
-              </w:rPr>
-              <w:t>Creates an object, UI structure, process, payload, or generated artifact.</w:t>
-            </w:r>
-          </w:p>
-        </w:tc>
-      </w:tr>
-      <w:tr>
-        <w:tc>
-          <w:tcPr>
-            <w:tcW w:type="dxa" w:w="2232"/>
-            <w:vAlign w:val="center"/>
-          </w:tcPr>
-          <w:p>
-            <w:r/>
-            <w:r>
-              <w:rPr>
-                <w:rFonts w:ascii="Calibri" w:hAnsi="Calibri"/>
-                <w:b/>
-                <w:sz w:val="18"/>
-              </w:rPr>
-              <w:t>Declaration</w:t>
-            </w:r>
-          </w:p>
-        </w:tc>
-        <w:tc>
-          <w:tcPr>
-            <w:tcW w:type="dxa" w:w="7128"/>
-            <w:vAlign w:val="center"/>
-          </w:tcPr>
-          <w:p>
-            <w:r/>
-            <w:r>
-              <w:rPr>
-                <w:rFonts w:ascii="Calibri" w:hAnsi="Calibri"/>
-                <w:b w:val="0"/>
-                <w:sz w:val="18"/>
-              </w:rPr>
-              <w:t>function createWindow(workspaceRoot, origin) {</w:t>
-            </w:r>
-          </w:p>
-        </w:tc>
-      </w:tr>
-      <w:tr>
-        <w:tc>
-          <w:tcPr>
-            <w:tcW w:type="dxa" w:w="2232"/>
-            <w:vAlign w:val="center"/>
-          </w:tcPr>
-          <w:p>
-            <w:r/>
-            <w:r>
-              <w:rPr>
-                <w:rFonts w:ascii="Calibri" w:hAnsi="Calibri"/>
-                <w:b/>
-                <w:sz w:val="18"/>
-              </w:rPr>
-              <w:t>Touches</w:t>
-            </w:r>
-          </w:p>
-        </w:tc>
-        <w:tc>
-          <w:tcPr>
-            <w:tcW w:type="dxa" w:w="7128"/>
-            <w:vAlign w:val="center"/>
-          </w:tcPr>
-          <w:p>
-            <w:r/>
-            <w:r>
-              <w:rPr>
-                <w:rFonts w:ascii="Calibri" w:hAnsi="Calibri"/>
-                <w:b w:val="0"/>
-                <w:sz w:val="18"/>
-              </w:rPr>
-              <w:t>Mostly local calculations or local UI state.</w:t>
-            </w:r>
-          </w:p>
-        </w:tc>
-      </w:tr>
-      <w:tr>
-        <w:tc>
-          <w:tcPr>
-            <w:tcW w:type="dxa" w:w="2232"/>
-            <w:vAlign w:val="center"/>
-          </w:tcPr>
-          <w:p>
-            <w:r/>
-            <w:r>
-              <w:rPr>
-                <w:rFonts w:ascii="Calibri" w:hAnsi="Calibri"/>
-                <w:b/>
-                <w:sz w:val="18"/>
-              </w:rPr>
-              <w:t>Calls detected</w:t>
-            </w:r>
-          </w:p>
-        </w:tc>
-        <w:tc>
-          <w:tcPr>
-            <w:tcW w:type="dxa" w:w="7128"/>
-            <w:vAlign w:val="center"/>
-          </w:tcPr>
-          <w:p>
-            <w:r/>
-            <w:r>
-              <w:rPr>
-                <w:rFonts w:ascii="Calibri" w:hAnsi="Calibri"/>
-                <w:b w:val="0"/>
-                <w:sz w:val="18"/>
-              </w:rPr>
-              <w:t>join, BrowserWindow, fileExists, setMenu, createAppMenu, setMenuBarVisibility, setAutoHideMenuBar, isDestroyed, on, preventDefault, setBuilderFullScreen, isFullScreen</w:t>
-            </w:r>
-          </w:p>
-        </w:tc>
-      </w:tr>
-      <w:tr>
-        <w:tc>
-          <w:tcPr>
-            <w:tcW w:type="dxa" w:w="2232"/>
-            <w:vAlign w:val="center"/>
-          </w:tcPr>
-          <w:p>
-            <w:r/>
-            <w:r>
-              <w:rPr>
-                <w:rFonts w:ascii="Calibri" w:hAnsi="Calibri"/>
-                <w:b/>
-                <w:sz w:val="18"/>
-              </w:rPr>
-              <w:t>API endpoints</w:t>
-            </w:r>
-          </w:p>
-        </w:tc>
-        <w:tc>
-          <w:tcPr>
-            <w:tcW w:type="dxa" w:w="7128"/>
-            <w:vAlign w:val="center"/>
-          </w:tcPr>
-          <w:p>
-            <w:r/>
-            <w:r>
-              <w:rPr>
-                <w:rFonts w:ascii="Calibri" w:hAnsi="Calibri"/>
-                <w:b w:val="0"/>
-                <w:sz w:val="18"/>
-              </w:rPr>
-              <w:t>None detected inside this function body.</w:t>
-            </w:r>
-          </w:p>
-        </w:tc>
-      </w:tr>
-      <w:tr>
-        <w:tc>
-          <w:tcPr>
-            <w:tcW w:type="dxa" w:w="2232"/>
-            <w:vAlign w:val="center"/>
-          </w:tcPr>
-          <w:p>
-            <w:r/>
-            <w:r>
-              <w:rPr>
-                <w:rFonts w:ascii="Calibri" w:hAnsi="Calibri"/>
-                <w:b/>
-                <w:sz w:val="18"/>
-              </w:rPr>
-              <w:t>Storage keys</w:t>
-            </w:r>
-          </w:p>
-        </w:tc>
-        <w:tc>
-          <w:tcPr>
-            <w:tcW w:type="dxa" w:w="7128"/>
-            <w:vAlign w:val="center"/>
-          </w:tcPr>
-          <w:p>
-            <w:r/>
-            <w:r>
-              <w:rPr>
-                <w:rFonts w:ascii="Calibri" w:hAnsi="Calibri"/>
-                <w:b w:val="0"/>
-                <w:sz w:val="18"/>
-              </w:rPr>
-              <w:t>No local/session storage keys detected.</w:t>
-            </w:r>
-          </w:p>
-        </w:tc>
-      </w:tr>
-      <w:tr>
-        <w:tc>
-          <w:tcPr>
-            <w:tcW w:type="dxa" w:w="2232"/>
-            <w:vAlign w:val="center"/>
-          </w:tcPr>
-          <w:p>
-            <w:r/>
-            <w:r>
-              <w:rPr>
-                <w:rFonts w:ascii="Calibri" w:hAnsi="Calibri"/>
-                <w:b/>
-                <w:sz w:val="18"/>
-              </w:rPr>
-              <w:t>Async/return clues</w:t>
-            </w:r>
-          </w:p>
-        </w:tc>
-        <w:tc>
-          <w:tcPr>
-            <w:tcW w:type="dxa" w:w="7128"/>
-            <w:vAlign w:val="center"/>
-          </w:tcPr>
-          <w:p>
-            <w:r/>
-            <w:r>
-              <w:rPr>
-                <w:rFonts w:ascii="Calibri" w:hAnsi="Calibri"/>
-                <w:b w:val="0"/>
-                <w:sz w:val="18"/>
-              </w:rPr>
-              <w:t>0 await expression(s), 4 return statement(s).</w:t>
-            </w:r>
-          </w:p>
-        </w:tc>
-      </w:tr>
-      <w:tr>
-        <w:tc>
-          <w:tcPr>
-            <w:tcW w:type="dxa" w:w="2232"/>
-            <w:vAlign w:val="center"/>
-          </w:tcPr>
-          <w:p>
-            <w:r/>
-            <w:r>
-              <w:rPr>
-                <w:rFonts w:ascii="Calibri" w:hAnsi="Calibri"/>
-                <w:b/>
-                <w:sz w:val="18"/>
-              </w:rPr>
-              <w:t>Debug approach</w:t>
-            </w:r>
-          </w:p>
-        </w:tc>
-        <w:tc>
-          <w:tcPr>
-            <w:tcW w:type="dxa" w:w="7128"/>
-            <w:vAlign w:val="center"/>
-          </w:tcPr>
-          <w:p>
-            <w:r/>
-            <w:r>
-              <w:rPr>
-                <w:rFonts w:ascii="Calibri" w:hAnsi="Calibri"/>
-                <w:b w:val="0"/>
-                <w:sz w:val="18"/>
-              </w:rPr>
-              <w:t>Trigger the user action that reaches this function, inspect inputs/state before the function, then inspect the returned value, DOM update, file write, process output, or API response after it runs.</w:t>
-            </w:r>
-          </w:p>
-        </w:tc>
-      </w:tr>
-    </w:tbl>
     <w:p>
       <w:r>
-        <w:t>Source excerpt:</w:t>
+        <w:t>This function creates the Electron BrowserWindow and loads the local builder interface. It configures the window behavior, menu integration, navigation safety, fullscreen behavior, and the local URL where the builder runs.</w:t>
+      </w:r>
+    </w:p>
+    <w:p>
+      <w:r>
+        <w:t>This is the point where the desktop application becomes visible. A mistake here can make the app look like a browser tab, block menus, break fullscreen, or load the wrong workspace.</w:t>
+      </w:r>
+    </w:p>
+    <w:p>
+      <w:r>
+        <w:t>It calls or references join, BrowserWindow, fileExists, setMenu, createAppMenu, setMenuBarVisibility, setAutoHideMenuBar, isDestroyed, on, preventDefault, and 6 more. Endpoint references found inside it are no direct /api endpoint strings detected. Browser storage keys found inside it are no local/session storage keys detected.</w:t>
+      </w:r>
+    </w:p>
+    <w:p>
+      <w:r>
+        <w:t>It has 4 return statement(s). The most important visible returns are: line 402: return;; line 411: if (url.startsWith(origin)) return { action: "allow" };; line 413: return { action: "deny" };; line 417: if (url.startsWith(origin)) return;.</w:t>
+      </w:r>
+    </w:p>
+    <w:p>
+      <w:r>
+        <w:t>Important local values include iconPath at line 367; refreshFullscreenMenu at line 388. These variables show what the function is assembling, checking, or handing to another layer.</w:t>
+      </w:r>
+    </w:p>
+    <w:p>
+      <w:r>
+        <w:t>Relevant source excerpt:</w:t>
       </w:r>
     </w:p>
     <w:p>
@@ -12030,386 +5399,37 @@
         <w:pStyle w:val="Heading3"/>
       </w:pPr>
       <w:r>
-        <w:t>refreshFullscreenMenu - lines 388-394</w:t>
+        <w:t>refreshFullscreenMenu (main.cjs, lines 388-394)</w:t>
       </w:r>
     </w:p>
-    <w:tbl>
-      <w:tblPr>
-        <w:tblW w:type="auto" w:w="0"/>
-        <w:jc w:val="center"/>
-        <w:tblLayout w:type="fixed"/>
-        <w:tblLook w:firstColumn="1" w:firstRow="1" w:lastColumn="0" w:lastRow="0" w:noHBand="0" w:noVBand="1" w:val="04A0"/>
-      </w:tblPr>
-      <w:tblGrid>
-        <w:gridCol w:w="2232"/>
-        <w:gridCol w:w="7128"/>
-      </w:tblGrid>
-      <w:tr>
-        <w:tc>
-          <w:tcPr>
-            <w:tcW w:type="dxa" w:w="5184"/>
-            <w:vAlign w:val="center"/>
-            <w:shd w:fill="E8EEF5"/>
-          </w:tcPr>
-          <w:p>
-            <w:r/>
-            <w:r>
-              <w:rPr>
-                <w:rFonts w:ascii="Calibri" w:hAnsi="Calibri"/>
-                <w:b/>
-                <w:sz w:val="18"/>
-              </w:rPr>
-              <w:t>Item</w:t>
-            </w:r>
-          </w:p>
-        </w:tc>
-        <w:tc>
-          <w:tcPr>
-            <w:tcW w:type="dxa" w:w="5184"/>
-            <w:vAlign w:val="center"/>
-            <w:shd w:fill="E8EEF5"/>
-          </w:tcPr>
-          <w:p>
-            <w:r/>
-            <w:r>
-              <w:rPr>
-                <w:rFonts w:ascii="Calibri" w:hAnsi="Calibri"/>
-                <w:b/>
-                <w:sz w:val="18"/>
-              </w:rPr>
-              <w:t>Explanation</w:t>
-            </w:r>
-          </w:p>
-        </w:tc>
-      </w:tr>
-      <w:tr>
-        <w:tc>
-          <w:tcPr>
-            <w:tcW w:type="dxa" w:w="2232"/>
-            <w:vAlign w:val="center"/>
-          </w:tcPr>
-          <w:p>
-            <w:r/>
-            <w:r>
-              <w:rPr>
-                <w:rFonts w:ascii="Calibri" w:hAnsi="Calibri"/>
-                <w:b/>
-                <w:sz w:val="18"/>
-              </w:rPr>
-              <w:t>Source location</w:t>
-            </w:r>
-          </w:p>
-        </w:tc>
-        <w:tc>
-          <w:tcPr>
-            <w:tcW w:type="dxa" w:w="7128"/>
-            <w:vAlign w:val="center"/>
-          </w:tcPr>
-          <w:p>
-            <w:r/>
-            <w:r>
-              <w:rPr>
-                <w:rFonts w:ascii="Calibri" w:hAnsi="Calibri"/>
-                <w:b w:val="0"/>
-                <w:sz w:val="18"/>
-              </w:rPr>
-              <w:t>Lines 388-394 (7 source lines).</w:t>
-            </w:r>
-          </w:p>
-        </w:tc>
-      </w:tr>
-      <w:tr>
-        <w:tc>
-          <w:tcPr>
-            <w:tcW w:type="dxa" w:w="2232"/>
-            <w:vAlign w:val="center"/>
-          </w:tcPr>
-          <w:p>
-            <w:r/>
-            <w:r>
-              <w:rPr>
-                <w:rFonts w:ascii="Calibri" w:hAnsi="Calibri"/>
-                <w:b/>
-                <w:sz w:val="18"/>
-              </w:rPr>
-              <w:t>Purpose</w:t>
-            </w:r>
-          </w:p>
-        </w:tc>
-        <w:tc>
-          <w:tcPr>
-            <w:tcW w:type="dxa" w:w="7128"/>
-            <w:vAlign w:val="center"/>
-          </w:tcPr>
-          <w:p>
-            <w:r/>
-            <w:r>
-              <w:rPr>
-                <w:rFonts w:ascii="Calibri" w:hAnsi="Calibri"/>
-                <w:b w:val="0"/>
-                <w:sz w:val="18"/>
-              </w:rPr>
-              <w:t>Part of Electron desktop startup, window control, workspace setup, menu behavior, or update handoff.</w:t>
-            </w:r>
-          </w:p>
-        </w:tc>
-      </w:tr>
-      <w:tr>
-        <w:tc>
-          <w:tcPr>
-            <w:tcW w:type="dxa" w:w="2232"/>
-            <w:vAlign w:val="center"/>
-          </w:tcPr>
-          <w:p>
-            <w:r/>
-            <w:r>
-              <w:rPr>
-                <w:rFonts w:ascii="Calibri" w:hAnsi="Calibri"/>
-                <w:b/>
-                <w:sz w:val="18"/>
-              </w:rPr>
-              <w:t>Declaration</w:t>
-            </w:r>
-          </w:p>
-        </w:tc>
-        <w:tc>
-          <w:tcPr>
-            <w:tcW w:type="dxa" w:w="7128"/>
-            <w:vAlign w:val="center"/>
-          </w:tcPr>
-          <w:p>
-            <w:r/>
-            <w:r>
-              <w:rPr>
-                <w:rFonts w:ascii="Calibri" w:hAnsi="Calibri"/>
-                <w:b w:val="0"/>
-                <w:sz w:val="18"/>
-              </w:rPr>
-              <w:t>const refreshFullscreenMenu = () =&gt; {</w:t>
-            </w:r>
-          </w:p>
-        </w:tc>
-      </w:tr>
-      <w:tr>
-        <w:tc>
-          <w:tcPr>
-            <w:tcW w:type="dxa" w:w="2232"/>
-            <w:vAlign w:val="center"/>
-          </w:tcPr>
-          <w:p>
-            <w:r/>
-            <w:r>
-              <w:rPr>
-                <w:rFonts w:ascii="Calibri" w:hAnsi="Calibri"/>
-                <w:b/>
-                <w:sz w:val="18"/>
-              </w:rPr>
-              <w:t>Touches</w:t>
-            </w:r>
-          </w:p>
-        </w:tc>
-        <w:tc>
-          <w:tcPr>
-            <w:tcW w:type="dxa" w:w="7128"/>
-            <w:vAlign w:val="center"/>
-          </w:tcPr>
-          <w:p>
-            <w:r/>
-            <w:r>
-              <w:rPr>
-                <w:rFonts w:ascii="Calibri" w:hAnsi="Calibri"/>
-                <w:b w:val="0"/>
-                <w:sz w:val="18"/>
-              </w:rPr>
-              <w:t>Mostly local calculations or local UI state.</w:t>
-            </w:r>
-          </w:p>
-        </w:tc>
-      </w:tr>
-      <w:tr>
-        <w:tc>
-          <w:tcPr>
-            <w:tcW w:type="dxa" w:w="2232"/>
-            <w:vAlign w:val="center"/>
-          </w:tcPr>
-          <w:p>
-            <w:r/>
-            <w:r>
-              <w:rPr>
-                <w:rFonts w:ascii="Calibri" w:hAnsi="Calibri"/>
-                <w:b/>
-                <w:sz w:val="18"/>
-              </w:rPr>
-              <w:t>Calls detected</w:t>
-            </w:r>
-          </w:p>
-        </w:tc>
-        <w:tc>
-          <w:tcPr>
-            <w:tcW w:type="dxa" w:w="7128"/>
-            <w:vAlign w:val="center"/>
-          </w:tcPr>
-          <w:p>
-            <w:r/>
-            <w:r>
-              <w:rPr>
-                <w:rFonts w:ascii="Calibri" w:hAnsi="Calibri"/>
-                <w:b w:val="0"/>
-                <w:sz w:val="18"/>
-              </w:rPr>
-              <w:t>isDestroyed, setMenuBarVisibility, setAutoHideMenuBar, setMenu, createAppMenu</w:t>
-            </w:r>
-          </w:p>
-        </w:tc>
-      </w:tr>
-      <w:tr>
-        <w:tc>
-          <w:tcPr>
-            <w:tcW w:type="dxa" w:w="2232"/>
-            <w:vAlign w:val="center"/>
-          </w:tcPr>
-          <w:p>
-            <w:r/>
-            <w:r>
-              <w:rPr>
-                <w:rFonts w:ascii="Calibri" w:hAnsi="Calibri"/>
-                <w:b/>
-                <w:sz w:val="18"/>
-              </w:rPr>
-              <w:t>API endpoints</w:t>
-            </w:r>
-          </w:p>
-        </w:tc>
-        <w:tc>
-          <w:tcPr>
-            <w:tcW w:type="dxa" w:w="7128"/>
-            <w:vAlign w:val="center"/>
-          </w:tcPr>
-          <w:p>
-            <w:r/>
-            <w:r>
-              <w:rPr>
-                <w:rFonts w:ascii="Calibri" w:hAnsi="Calibri"/>
-                <w:b w:val="0"/>
-                <w:sz w:val="18"/>
-              </w:rPr>
-              <w:t>None detected inside this function body.</w:t>
-            </w:r>
-          </w:p>
-        </w:tc>
-      </w:tr>
-      <w:tr>
-        <w:tc>
-          <w:tcPr>
-            <w:tcW w:type="dxa" w:w="2232"/>
-            <w:vAlign w:val="center"/>
-          </w:tcPr>
-          <w:p>
-            <w:r/>
-            <w:r>
-              <w:rPr>
-                <w:rFonts w:ascii="Calibri" w:hAnsi="Calibri"/>
-                <w:b/>
-                <w:sz w:val="18"/>
-              </w:rPr>
-              <w:t>Storage keys</w:t>
-            </w:r>
-          </w:p>
-        </w:tc>
-        <w:tc>
-          <w:tcPr>
-            <w:tcW w:type="dxa" w:w="7128"/>
-            <w:vAlign w:val="center"/>
-          </w:tcPr>
-          <w:p>
-            <w:r/>
-            <w:r>
-              <w:rPr>
-                <w:rFonts w:ascii="Calibri" w:hAnsi="Calibri"/>
-                <w:b w:val="0"/>
-                <w:sz w:val="18"/>
-              </w:rPr>
-              <w:t>No local/session storage keys detected.</w:t>
-            </w:r>
-          </w:p>
-        </w:tc>
-      </w:tr>
-      <w:tr>
-        <w:tc>
-          <w:tcPr>
-            <w:tcW w:type="dxa" w:w="2232"/>
-            <w:vAlign w:val="center"/>
-          </w:tcPr>
-          <w:p>
-            <w:r/>
-            <w:r>
-              <w:rPr>
-                <w:rFonts w:ascii="Calibri" w:hAnsi="Calibri"/>
-                <w:b/>
-                <w:sz w:val="18"/>
-              </w:rPr>
-              <w:t>Async/return clues</w:t>
-            </w:r>
-          </w:p>
-        </w:tc>
-        <w:tc>
-          <w:tcPr>
-            <w:tcW w:type="dxa" w:w="7128"/>
-            <w:vAlign w:val="center"/>
-          </w:tcPr>
-          <w:p>
-            <w:r/>
-            <w:r>
-              <w:rPr>
-                <w:rFonts w:ascii="Calibri" w:hAnsi="Calibri"/>
-                <w:b w:val="0"/>
-                <w:sz w:val="18"/>
-              </w:rPr>
-              <w:t>0 await expression(s), 0 return statement(s).</w:t>
-            </w:r>
-          </w:p>
-        </w:tc>
-      </w:tr>
-      <w:tr>
-        <w:tc>
-          <w:tcPr>
-            <w:tcW w:type="dxa" w:w="2232"/>
-            <w:vAlign w:val="center"/>
-          </w:tcPr>
-          <w:p>
-            <w:r/>
-            <w:r>
-              <w:rPr>
-                <w:rFonts w:ascii="Calibri" w:hAnsi="Calibri"/>
-                <w:b/>
-                <w:sz w:val="18"/>
-              </w:rPr>
-              <w:t>Debug approach</w:t>
-            </w:r>
-          </w:p>
-        </w:tc>
-        <w:tc>
-          <w:tcPr>
-            <w:tcW w:type="dxa" w:w="7128"/>
-            <w:vAlign w:val="center"/>
-          </w:tcPr>
-          <w:p>
-            <w:r/>
-            <w:r>
-              <w:rPr>
-                <w:rFonts w:ascii="Calibri" w:hAnsi="Calibri"/>
-                <w:b w:val="0"/>
-                <w:sz w:val="18"/>
-              </w:rPr>
-              <w:t>Trigger the user action that reaches this function, inspect inputs/state before the function, then inspect the returned value, DOM update, file write, process output, or API response after it runs.</w:t>
-            </w:r>
-          </w:p>
-        </w:tc>
-      </w:tr>
-    </w:tbl>
     <w:p>
       <w:r>
-        <w:t>Source excerpt:</w:t>
+        <w:t>refreshFullscreenMenu part of electron desktop startup, window control, workspace setup, menu behavior, or update handoff. In this file, it appears around lines 388-394 and is part of the repository root. usually an entry file, app config, public website file, package manifest, or top-level documentation.</w:t>
+      </w:r>
+    </w:p>
+    <w:p>
+      <w:r>
+        <w:t>This function is needed so main.cjs can keep that responsibility in one named place instead of scattering it through unrelated event handlers or route code.</w:t>
+      </w:r>
+    </w:p>
+    <w:p>
+      <w:r>
+        <w:t>It calls or references isDestroyed, setMenuBarVisibility, setAutoHideMenuBar, setMenu, and createAppMenu. Endpoint references found inside it are no direct /api endpoint strings detected. Browser storage keys found inside it are no local/session storage keys detected.</w:t>
+      </w:r>
+    </w:p>
+    <w:p>
+      <w:r>
+        <w:t>It has no obvious return statement in the extracted body; it likely completes through state changes, helper calls, or event flow.</w:t>
+      </w:r>
+    </w:p>
+    <w:p>
+      <w:r>
+        <w:t>Important local values include refreshFullscreenMenu at line 388. These variables show what the function is assembling, checking, or handing to another layer.</w:t>
+      </w:r>
+    </w:p>
+    <w:p>
+      <w:r>
+        <w:t>Relevant source excerpt:</w:t>
       </w:r>
     </w:p>
     <w:p>
@@ -12440,386 +5460,37 @@
         <w:pStyle w:val="Heading3"/>
       </w:pPr>
       <w:r>
-        <w:t>boot - lines 425-447</w:t>
+        <w:t>boot (main.cjs, lines 425-447)</w:t>
       </w:r>
     </w:p>
-    <w:tbl>
-      <w:tblPr>
-        <w:tblW w:type="auto" w:w="0"/>
-        <w:jc w:val="center"/>
-        <w:tblLayout w:type="fixed"/>
-        <w:tblLook w:firstColumn="1" w:firstRow="1" w:lastColumn="0" w:lastRow="0" w:noHBand="0" w:noVBand="1" w:val="04A0"/>
-      </w:tblPr>
-      <w:tblGrid>
-        <w:gridCol w:w="2232"/>
-        <w:gridCol w:w="7128"/>
-      </w:tblGrid>
-      <w:tr>
-        <w:tc>
-          <w:tcPr>
-            <w:tcW w:type="dxa" w:w="5184"/>
-            <w:vAlign w:val="center"/>
-            <w:shd w:fill="E8EEF5"/>
-          </w:tcPr>
-          <w:p>
-            <w:r/>
-            <w:r>
-              <w:rPr>
-                <w:rFonts w:ascii="Calibri" w:hAnsi="Calibri"/>
-                <w:b/>
-                <w:sz w:val="18"/>
-              </w:rPr>
-              <w:t>Item</w:t>
-            </w:r>
-          </w:p>
-        </w:tc>
-        <w:tc>
-          <w:tcPr>
-            <w:tcW w:type="dxa" w:w="5184"/>
-            <w:vAlign w:val="center"/>
-            <w:shd w:fill="E8EEF5"/>
-          </w:tcPr>
-          <w:p>
-            <w:r/>
-            <w:r>
-              <w:rPr>
-                <w:rFonts w:ascii="Calibri" w:hAnsi="Calibri"/>
-                <w:b/>
-                <w:sz w:val="18"/>
-              </w:rPr>
-              <w:t>Explanation</w:t>
-            </w:r>
-          </w:p>
-        </w:tc>
-      </w:tr>
-      <w:tr>
-        <w:tc>
-          <w:tcPr>
-            <w:tcW w:type="dxa" w:w="2232"/>
-            <w:vAlign w:val="center"/>
-          </w:tcPr>
-          <w:p>
-            <w:r/>
-            <w:r>
-              <w:rPr>
-                <w:rFonts w:ascii="Calibri" w:hAnsi="Calibri"/>
-                <w:b/>
-                <w:sz w:val="18"/>
-              </w:rPr>
-              <w:t>Source location</w:t>
-            </w:r>
-          </w:p>
-        </w:tc>
-        <w:tc>
-          <w:tcPr>
-            <w:tcW w:type="dxa" w:w="7128"/>
-            <w:vAlign w:val="center"/>
-          </w:tcPr>
-          <w:p>
-            <w:r/>
-            <w:r>
-              <w:rPr>
-                <w:rFonts w:ascii="Calibri" w:hAnsi="Calibri"/>
-                <w:b w:val="0"/>
-                <w:sz w:val="18"/>
-              </w:rPr>
-              <w:t>Lines 425-447 (23 source lines).</w:t>
-            </w:r>
-          </w:p>
-        </w:tc>
-      </w:tr>
-      <w:tr>
-        <w:tc>
-          <w:tcPr>
-            <w:tcW w:type="dxa" w:w="2232"/>
-            <w:vAlign w:val="center"/>
-          </w:tcPr>
-          <w:p>
-            <w:r/>
-            <w:r>
-              <w:rPr>
-                <w:rFonts w:ascii="Calibri" w:hAnsi="Calibri"/>
-                <w:b/>
-                <w:sz w:val="18"/>
-              </w:rPr>
-              <w:t>Purpose</w:t>
-            </w:r>
-          </w:p>
-        </w:tc>
-        <w:tc>
-          <w:tcPr>
-            <w:tcW w:type="dxa" w:w="7128"/>
-            <w:vAlign w:val="center"/>
-          </w:tcPr>
-          <w:p>
-            <w:r/>
-            <w:r>
-              <w:rPr>
-                <w:rFonts w:ascii="Calibri" w:hAnsi="Calibri"/>
-                <w:b w:val="0"/>
-                <w:sz w:val="18"/>
-              </w:rPr>
-              <w:t>Part of Electron desktop startup, window control, workspace setup, menu behavior, or update handoff.</w:t>
-            </w:r>
-          </w:p>
-        </w:tc>
-      </w:tr>
-      <w:tr>
-        <w:tc>
-          <w:tcPr>
-            <w:tcW w:type="dxa" w:w="2232"/>
-            <w:vAlign w:val="center"/>
-          </w:tcPr>
-          <w:p>
-            <w:r/>
-            <w:r>
-              <w:rPr>
-                <w:rFonts w:ascii="Calibri" w:hAnsi="Calibri"/>
-                <w:b/>
-                <w:sz w:val="18"/>
-              </w:rPr>
-              <w:t>Declaration</w:t>
-            </w:r>
-          </w:p>
-        </w:tc>
-        <w:tc>
-          <w:tcPr>
-            <w:tcW w:type="dxa" w:w="7128"/>
-            <w:vAlign w:val="center"/>
-          </w:tcPr>
-          <w:p>
-            <w:r/>
-            <w:r>
-              <w:rPr>
-                <w:rFonts w:ascii="Calibri" w:hAnsi="Calibri"/>
-                <w:b w:val="0"/>
-                <w:sz w:val="18"/>
-              </w:rPr>
-              <w:t>async function boot() {</w:t>
-            </w:r>
-          </w:p>
-        </w:tc>
-      </w:tr>
-      <w:tr>
-        <w:tc>
-          <w:tcPr>
-            <w:tcW w:type="dxa" w:w="2232"/>
-            <w:vAlign w:val="center"/>
-          </w:tcPr>
-          <w:p>
-            <w:r/>
-            <w:r>
-              <w:rPr>
-                <w:rFonts w:ascii="Calibri" w:hAnsi="Calibri"/>
-                <w:b/>
-                <w:sz w:val="18"/>
-              </w:rPr>
-              <w:t>Touches</w:t>
-            </w:r>
-          </w:p>
-        </w:tc>
-        <w:tc>
-          <w:tcPr>
-            <w:tcW w:type="dxa" w:w="7128"/>
-            <w:vAlign w:val="center"/>
-          </w:tcPr>
-          <w:p>
-            <w:r/>
-            <w:r>
-              <w:rPr>
-                <w:rFonts w:ascii="Calibri" w:hAnsi="Calibri"/>
-                <w:b w:val="0"/>
-                <w:sz w:val="18"/>
-              </w:rPr>
-              <w:t>Mostly local calculations or local UI state.</w:t>
-            </w:r>
-          </w:p>
-        </w:tc>
-      </w:tr>
-      <w:tr>
-        <w:tc>
-          <w:tcPr>
-            <w:tcW w:type="dxa" w:w="2232"/>
-            <w:vAlign w:val="center"/>
-          </w:tcPr>
-          <w:p>
-            <w:r/>
-            <w:r>
-              <w:rPr>
-                <w:rFonts w:ascii="Calibri" w:hAnsi="Calibri"/>
-                <w:b/>
-                <w:sz w:val="18"/>
-              </w:rPr>
-              <w:t>Calls detected</w:t>
-            </w:r>
-          </w:p>
-        </w:tc>
-        <w:tc>
-          <w:tcPr>
-            <w:tcW w:type="dxa" w:w="7128"/>
-            <w:vAlign w:val="center"/>
-          </w:tcPr>
-          <w:p>
-            <w:r/>
-            <w:r>
-              <w:rPr>
-                <w:rFonts w:ascii="Calibri" w:hAnsi="Calibri"/>
-                <w:b w:val="0"/>
-                <w:sz w:val="18"/>
-              </w:rPr>
-              <w:t>requestSingleInstanceLock, quit, on, isMinimized, restore, focus, whenReady, resolveWorkspaceRoots, startBuilderServer, createWindow, showErrorBox</w:t>
-            </w:r>
-          </w:p>
-        </w:tc>
-      </w:tr>
-      <w:tr>
-        <w:tc>
-          <w:tcPr>
-            <w:tcW w:type="dxa" w:w="2232"/>
-            <w:vAlign w:val="center"/>
-          </w:tcPr>
-          <w:p>
-            <w:r/>
-            <w:r>
-              <w:rPr>
-                <w:rFonts w:ascii="Calibri" w:hAnsi="Calibri"/>
-                <w:b/>
-                <w:sz w:val="18"/>
-              </w:rPr>
-              <w:t>API endpoints</w:t>
-            </w:r>
-          </w:p>
-        </w:tc>
-        <w:tc>
-          <w:tcPr>
-            <w:tcW w:type="dxa" w:w="7128"/>
-            <w:vAlign w:val="center"/>
-          </w:tcPr>
-          <w:p>
-            <w:r/>
-            <w:r>
-              <w:rPr>
-                <w:rFonts w:ascii="Calibri" w:hAnsi="Calibri"/>
-                <w:b w:val="0"/>
-                <w:sz w:val="18"/>
-              </w:rPr>
-              <w:t>None detected inside this function body.</w:t>
-            </w:r>
-          </w:p>
-        </w:tc>
-      </w:tr>
-      <w:tr>
-        <w:tc>
-          <w:tcPr>
-            <w:tcW w:type="dxa" w:w="2232"/>
-            <w:vAlign w:val="center"/>
-          </w:tcPr>
-          <w:p>
-            <w:r/>
-            <w:r>
-              <w:rPr>
-                <w:rFonts w:ascii="Calibri" w:hAnsi="Calibri"/>
-                <w:b/>
-                <w:sz w:val="18"/>
-              </w:rPr>
-              <w:t>Storage keys</w:t>
-            </w:r>
-          </w:p>
-        </w:tc>
-        <w:tc>
-          <w:tcPr>
-            <w:tcW w:type="dxa" w:w="7128"/>
-            <w:vAlign w:val="center"/>
-          </w:tcPr>
-          <w:p>
-            <w:r/>
-            <w:r>
-              <w:rPr>
-                <w:rFonts w:ascii="Calibri" w:hAnsi="Calibri"/>
-                <w:b w:val="0"/>
-                <w:sz w:val="18"/>
-              </w:rPr>
-              <w:t>No local/session storage keys detected.</w:t>
-            </w:r>
-          </w:p>
-        </w:tc>
-      </w:tr>
-      <w:tr>
-        <w:tc>
-          <w:tcPr>
-            <w:tcW w:type="dxa" w:w="2232"/>
-            <w:vAlign w:val="center"/>
-          </w:tcPr>
-          <w:p>
-            <w:r/>
-            <w:r>
-              <w:rPr>
-                <w:rFonts w:ascii="Calibri" w:hAnsi="Calibri"/>
-                <w:b/>
-                <w:sz w:val="18"/>
-              </w:rPr>
-              <w:t>Async/return clues</w:t>
-            </w:r>
-          </w:p>
-        </w:tc>
-        <w:tc>
-          <w:tcPr>
-            <w:tcW w:type="dxa" w:w="7128"/>
-            <w:vAlign w:val="center"/>
-          </w:tcPr>
-          <w:p>
-            <w:r/>
-            <w:r>
-              <w:rPr>
-                <w:rFonts w:ascii="Calibri" w:hAnsi="Calibri"/>
-                <w:b w:val="0"/>
-                <w:sz w:val="18"/>
-              </w:rPr>
-              <w:t>3 await expression(s), 2 return statement(s).</w:t>
-            </w:r>
-          </w:p>
-        </w:tc>
-      </w:tr>
-      <w:tr>
-        <w:tc>
-          <w:tcPr>
-            <w:tcW w:type="dxa" w:w="2232"/>
-            <w:vAlign w:val="center"/>
-          </w:tcPr>
-          <w:p>
-            <w:r/>
-            <w:r>
-              <w:rPr>
-                <w:rFonts w:ascii="Calibri" w:hAnsi="Calibri"/>
-                <w:b/>
-                <w:sz w:val="18"/>
-              </w:rPr>
-              <w:t>Debug approach</w:t>
-            </w:r>
-          </w:p>
-        </w:tc>
-        <w:tc>
-          <w:tcPr>
-            <w:tcW w:type="dxa" w:w="7128"/>
-            <w:vAlign w:val="center"/>
-          </w:tcPr>
-          <w:p>
-            <w:r/>
-            <w:r>
-              <w:rPr>
-                <w:rFonts w:ascii="Calibri" w:hAnsi="Calibri"/>
-                <w:b w:val="0"/>
-                <w:sz w:val="18"/>
-              </w:rPr>
-              <w:t>Trigger the user action that reaches this function, inspect inputs/state before the function, then inspect the returned value, DOM update, file write, process output, or API response after it runs.</w:t>
-            </w:r>
-          </w:p>
-        </w:tc>
-      </w:tr>
-    </w:tbl>
     <w:p>
       <w:r>
-        <w:t>Source excerpt:</w:t>
+        <w:t>This is the main startup routine. It prepares the workspace, starts the backend server, creates the desktop window, and connects the pieces in the order required for the builder to become usable.</w:t>
+      </w:r>
+    </w:p>
+    <w:p>
+      <w:r>
+        <w:t>A desktop app needs a controlled startup sequence. The server must exist before the window loads, and the workspace must exist before the server can serve or save data. boot keeps that sequence explicit.</w:t>
+      </w:r>
+    </w:p>
+    <w:p>
+      <w:r>
+        <w:t>It calls or references requestSingleInstanceLock, quit, on, isMinimized, restore, focus, whenReady, resolveWorkspaceRoots, startBuilderServer, createWindow, and 1 more. Endpoint references found inside it are no direct /api endpoint strings detected. Browser storage keys found inside it are no local/session storage keys detected.</w:t>
+      </w:r>
+    </w:p>
+    <w:p>
+      <w:r>
+        <w:t>It has 2 return statement(s). The most important visible returns are: line 429: return;; line 433: if (!mainWindow) return;.</w:t>
+      </w:r>
+    </w:p>
+    <w:p>
+      <w:r>
+        <w:t>Important local values include gotLock at line 426. These variables show what the function is assembling, checking, or handing to another layer.</w:t>
+      </w:r>
+    </w:p>
+    <w:p>
+      <w:r>
+        <w:t>Relevant source excerpt:</w:t>
       </w:r>
     </w:p>
     <w:p>
